--- a/TS-Kramam/TS-6.2/TS 6.2 Malayalam Krama Paatam Corrections.docx
+++ b/TS-Kramam/TS-6.2/TS 6.2 Malayalam Krama Paatam Corrections.docx
@@ -255,7 +255,943 @@
       </w:tr>
       <w:tr>
         <w:trPr>
-          <w:trHeight w:val="736"/>
+          <w:trHeight w:val="1557"/>
+        </w:trPr>
+        <w:tc>
+          <w:tcPr>
+            <w:tcW w:w="3828" w:type="dxa"/>
+            <w:tcBorders>
+              <w:top w:val="single" w:sz="4" w:space="0" w:color="000000"/>
+              <w:left w:val="single" w:sz="4" w:space="0" w:color="000000"/>
+              <w:bottom w:val="single" w:sz="4" w:space="0" w:color="000000"/>
+              <w:right w:val="single" w:sz="4" w:space="0" w:color="000000"/>
+            </w:tcBorders>
+          </w:tcPr>
+          <w:p>
+            <w:pPr>
+              <w:widowControl w:val="0"/>
+              <w:tabs>
+                <w:tab w:val="left" w:pos="993"/>
+              </w:tabs>
+              <w:autoSpaceDE w:val="0"/>
+              <w:autoSpaceDN w:val="0"/>
+              <w:adjustRightInd w:val="0"/>
+              <w:spacing w:before="0" w:line="240" w:lineRule="auto"/>
+              <w:ind w:right="297"/>
+              <w:rPr>
+                <w:rFonts w:cs="Arial"/>
+                <w:b/>
+                <w:color w:val="000000"/>
+                <w:sz w:val="28"/>
+                <w:szCs w:val="32"/>
+              </w:rPr>
+            </w:pPr>
+            <w:r>
+              <w:rPr>
+                <w:rFonts w:cs="Arial"/>
+                <w:b/>
+                <w:color w:val="000000"/>
+                <w:sz w:val="28"/>
+                <w:szCs w:val="32"/>
+              </w:rPr>
+              <w:t>T.S.</w:t>
+            </w:r>
+            <w:r>
+              <w:rPr>
+                <w:rFonts w:cs="Arial"/>
+                <w:b/>
+                <w:color w:val="000000"/>
+                <w:sz w:val="28"/>
+                <w:szCs w:val="32"/>
+              </w:rPr>
+              <w:t>6.2.1.6</w:t>
+            </w:r>
+            <w:r>
+              <w:rPr>
+                <w:rFonts w:cs="Arial"/>
+                <w:b/>
+                <w:color w:val="000000"/>
+                <w:sz w:val="28"/>
+                <w:szCs w:val="32"/>
+              </w:rPr>
+              <w:t xml:space="preserve"> – Kramam</w:t>
+            </w:r>
+          </w:p>
+          <w:p>
+            <w:pPr>
+              <w:widowControl w:val="0"/>
+              <w:tabs>
+                <w:tab w:val="left" w:pos="993"/>
+              </w:tabs>
+              <w:autoSpaceDE w:val="0"/>
+              <w:autoSpaceDN w:val="0"/>
+              <w:adjustRightInd w:val="0"/>
+              <w:spacing w:before="0" w:line="240" w:lineRule="auto"/>
+              <w:ind w:right="297"/>
+              <w:rPr>
+                <w:rFonts w:cs="Arial"/>
+                <w:b/>
+                <w:color w:val="000000"/>
+                <w:sz w:val="28"/>
+                <w:szCs w:val="32"/>
+                <w:lang w:val="en-IN"/>
+              </w:rPr>
+            </w:pPr>
+            <w:r>
+              <w:rPr>
+                <w:rFonts w:cs="Arial"/>
+                <w:b/>
+                <w:color w:val="000000"/>
+                <w:sz w:val="28"/>
+                <w:szCs w:val="32"/>
+                <w:lang w:val="en-IN"/>
+              </w:rPr>
+              <w:t>Krama Vaakyam No.– 18</w:t>
+            </w:r>
+          </w:p>
+          <w:p>
+            <w:pPr>
+              <w:widowControl w:val="0"/>
+              <w:tabs>
+                <w:tab w:val="left" w:pos="993"/>
+              </w:tabs>
+              <w:autoSpaceDE w:val="0"/>
+              <w:autoSpaceDN w:val="0"/>
+              <w:adjustRightInd w:val="0"/>
+              <w:spacing w:before="0" w:line="240" w:lineRule="auto"/>
+              <w:ind w:right="297"/>
+              <w:rPr>
+                <w:rFonts w:cs="Arial"/>
+                <w:b/>
+                <w:color w:val="000000"/>
+                <w:sz w:val="28"/>
+                <w:szCs w:val="32"/>
+                <w:lang w:val="it-IT"/>
+              </w:rPr>
+            </w:pPr>
+            <w:r>
+              <w:rPr>
+                <w:rFonts w:cs="Arial"/>
+                <w:b/>
+                <w:color w:val="000000"/>
+                <w:sz w:val="28"/>
+                <w:szCs w:val="32"/>
+                <w:lang w:val="it-IT"/>
+              </w:rPr>
+              <w:t>Panchaati No</w:t>
+            </w:r>
+            <w:r>
+              <w:rPr>
+                <w:rFonts w:cs="Arial"/>
+                <w:b/>
+                <w:color w:val="000000"/>
+                <w:szCs w:val="32"/>
+                <w:lang w:val="it-IT"/>
+              </w:rPr>
+              <w:t xml:space="preserve">. - </w:t>
+            </w:r>
+            <w:r>
+              <w:rPr>
+                <w:rFonts w:cs="Arial"/>
+                <w:b/>
+                <w:color w:val="000000"/>
+                <w:sz w:val="28"/>
+                <w:szCs w:val="32"/>
+                <w:lang w:val="it-IT"/>
+              </w:rPr>
+              <w:t>6</w:t>
+            </w:r>
+          </w:p>
+        </w:tc>
+        <w:tc>
+          <w:tcPr>
+            <w:tcW w:w="4678" w:type="dxa"/>
+            <w:tcBorders>
+              <w:top w:val="single" w:sz="4" w:space="0" w:color="000000"/>
+              <w:left w:val="single" w:sz="4" w:space="0" w:color="000000"/>
+              <w:bottom w:val="single" w:sz="4" w:space="0" w:color="000000"/>
+              <w:right w:val="single" w:sz="4" w:space="0" w:color="000000"/>
+            </w:tcBorders>
+          </w:tcPr>
+          <w:p>
+            <w:pPr>
+              <w:widowControl w:val="0"/>
+              <w:autoSpaceDE w:val="0"/>
+              <w:autoSpaceDN w:val="0"/>
+              <w:adjustRightInd w:val="0"/>
+              <w:spacing w:before="0" w:line="240" w:lineRule="auto"/>
+              <w:rPr>
+                <w:rFonts w:ascii="BRH Malayalam Extra" w:eastAsia="Times New Roman" w:hAnsi="BRH Malayalam Extra" w:cs="BRH Malayalam Extra"/>
+                <w:color w:val="000000"/>
+                <w:sz w:val="40"/>
+                <w:szCs w:val="40"/>
+                <w:lang w:val="it-IT" w:eastAsia="en-IN" w:bidi="ml-IN"/>
+              </w:rPr>
+            </w:pPr>
+            <w:r>
+              <w:rPr>
+                <w:rFonts w:ascii="BRH Malayalam Extra" w:eastAsia="Times New Roman" w:hAnsi="BRH Malayalam Extra" w:cs="BRH Malayalam Extra"/>
+                <w:color w:val="000000"/>
+                <w:sz w:val="40"/>
+                <w:szCs w:val="40"/>
+                <w:lang w:val="it-IT" w:eastAsia="en-IN" w:bidi="ml-IN"/>
+              </w:rPr>
+              <w:t>s</w:t>
+            </w:r>
+            <w:r>
+              <w:rPr>
+                <w:rFonts w:ascii="BRH Devanagari Extra" w:eastAsia="Times New Roman" w:hAnsi="BRH Devanagari Extra" w:cs="BRH Malayalam Extra"/>
+                <w:color w:val="000000"/>
+                <w:sz w:val="36"/>
+                <w:szCs w:val="40"/>
+                <w:lang w:val="it-IT" w:eastAsia="en-IN" w:bidi="ml-IN"/>
+              </w:rPr>
+              <w:t>ò</w:t>
+            </w:r>
+            <w:r>
+              <w:rPr>
+                <w:rFonts w:ascii="BRH Malayalam Extra" w:eastAsia="Times New Roman" w:hAnsi="BRH Malayalam Extra" w:cs="BRH Malayalam Extra"/>
+                <w:color w:val="000000"/>
+                <w:sz w:val="40"/>
+                <w:szCs w:val="40"/>
+                <w:lang w:val="it-IT" w:eastAsia="en-IN" w:bidi="ml-IN"/>
+              </w:rPr>
+              <w:t xml:space="preserve"> sð—ª.qjZy | </w:t>
+            </w:r>
+          </w:p>
+          <w:p>
+            <w:pPr>
+              <w:widowControl w:val="0"/>
+              <w:autoSpaceDE w:val="0"/>
+              <w:autoSpaceDN w:val="0"/>
+              <w:adjustRightInd w:val="0"/>
+              <w:spacing w:before="0" w:line="240" w:lineRule="auto"/>
+              <w:rPr>
+                <w:rFonts w:ascii="BRH Malayalam Extra" w:eastAsia="Times New Roman" w:hAnsi="BRH Malayalam Extra" w:cs="BRH Malayalam Extra"/>
+                <w:color w:val="000000"/>
+                <w:sz w:val="40"/>
+                <w:szCs w:val="40"/>
+                <w:lang w:val="it-IT" w:eastAsia="en-IN" w:bidi="ml-IN"/>
+              </w:rPr>
+            </w:pPr>
+            <w:r>
+              <w:rPr>
+                <w:rFonts w:ascii="BRH Malayalam Extra" w:eastAsia="Times New Roman" w:hAnsi="BRH Malayalam Extra" w:cs="BRH Malayalam Extra"/>
+                <w:color w:val="000000"/>
+                <w:sz w:val="40"/>
+                <w:szCs w:val="40"/>
+                <w:highlight w:val="yellow"/>
+                <w:lang w:val="it-IT" w:eastAsia="en-IN" w:bidi="ml-IN"/>
+              </w:rPr>
+              <w:t>s</w:t>
+            </w:r>
+            <w:r>
+              <w:rPr>
+                <w:rFonts w:ascii="BRH Malayalam Extra" w:eastAsia="Times New Roman" w:hAnsi="BRH Malayalam Extra" w:cs="BRH Malayalam Extra"/>
+                <w:color w:val="000000"/>
+                <w:sz w:val="40"/>
+                <w:szCs w:val="40"/>
+                <w:lang w:val="it-IT" w:eastAsia="en-IN" w:bidi="ml-IN"/>
+              </w:rPr>
+              <w:t>û</w:t>
+            </w:r>
+            <w:r>
+              <w:rPr>
+                <w:rFonts w:ascii="BRH Malayalam Extra" w:eastAsia="Times New Roman" w:hAnsi="BRH Malayalam Extra" w:cs="BRH Malayalam Extra"/>
+                <w:color w:val="000000"/>
+                <w:sz w:val="32"/>
+                <w:szCs w:val="40"/>
+                <w:lang w:val="it-IT" w:eastAsia="en-IN" w:bidi="ml-IN"/>
+              </w:rPr>
+              <w:t>–</w:t>
+            </w:r>
+            <w:r>
+              <w:rPr>
+                <w:rFonts w:ascii="BRH Malayalam Extra" w:eastAsia="Times New Roman" w:hAnsi="BRH Malayalam Extra" w:cs="BRH Malayalam Extra"/>
+                <w:color w:val="000000"/>
+                <w:sz w:val="40"/>
+                <w:szCs w:val="40"/>
+                <w:lang w:val="it-IT" w:eastAsia="en-IN" w:bidi="ml-IN"/>
+              </w:rPr>
+              <w:t>ª.</w:t>
+            </w:r>
+            <w:r>
+              <w:rPr>
+                <w:rFonts w:ascii="BRH Malayalam Extra" w:eastAsia="Times New Roman" w:hAnsi="BRH Malayalam Extra" w:cs="BRH Malayalam Extra"/>
+                <w:color w:val="000000"/>
+                <w:sz w:val="32"/>
+                <w:szCs w:val="40"/>
+                <w:lang w:val="it-IT" w:eastAsia="en-IN" w:bidi="ml-IN"/>
+              </w:rPr>
+              <w:t>–</w:t>
+            </w:r>
+            <w:r>
+              <w:rPr>
+                <w:rFonts w:ascii="BRH Malayalam Extra" w:eastAsia="Times New Roman" w:hAnsi="BRH Malayalam Extra" w:cs="BRH Malayalam Extra"/>
+                <w:color w:val="000000"/>
+                <w:sz w:val="40"/>
+                <w:szCs w:val="40"/>
+                <w:lang w:val="it-IT" w:eastAsia="en-IN" w:bidi="ml-IN"/>
+              </w:rPr>
+              <w:t>q</w:t>
+            </w:r>
+            <w:r>
+              <w:rPr>
+                <w:rFonts w:ascii="BRH Malayalam Extra" w:eastAsia="Times New Roman" w:hAnsi="BRH Malayalam Extra" w:cs="BRH Malayalam Extra"/>
+                <w:color w:val="000000"/>
+                <w:sz w:val="32"/>
+                <w:szCs w:val="40"/>
+                <w:lang w:val="it-IT" w:eastAsia="en-IN" w:bidi="ml-IN"/>
+              </w:rPr>
+              <w:t>–</w:t>
+            </w:r>
+            <w:r>
+              <w:rPr>
+                <w:rFonts w:ascii="BRH Malayalam Extra" w:eastAsia="Times New Roman" w:hAnsi="BRH Malayalam Extra" w:cs="BRH Malayalam Extra"/>
+                <w:color w:val="000000"/>
+                <w:sz w:val="40"/>
+                <w:szCs w:val="40"/>
+                <w:lang w:val="it-IT" w:eastAsia="en-IN" w:bidi="ml-IN"/>
+              </w:rPr>
+              <w:t>j</w:t>
+            </w:r>
+            <w:r>
+              <w:rPr>
+                <w:rFonts w:ascii="BRH Malayalam Extra" w:eastAsia="Times New Roman" w:hAnsi="BRH Malayalam Extra" w:cs="BRH Malayalam Extra"/>
+                <w:color w:val="000000"/>
+                <w:sz w:val="32"/>
+                <w:szCs w:val="40"/>
+                <w:lang w:val="it-IT" w:eastAsia="en-IN" w:bidi="ml-IN"/>
+              </w:rPr>
+              <w:t>–</w:t>
+            </w:r>
+            <w:r>
+              <w:rPr>
+                <w:rFonts w:ascii="BRH Malayalam Extra" w:eastAsia="Times New Roman" w:hAnsi="BRH Malayalam Extra" w:cs="BRH Malayalam Extra"/>
+                <w:color w:val="000000"/>
+                <w:sz w:val="40"/>
+                <w:szCs w:val="40"/>
+                <w:lang w:val="it-IT" w:eastAsia="en-IN" w:bidi="ml-IN"/>
+              </w:rPr>
+              <w:t>Zy</w:t>
+            </w:r>
+            <w:r>
+              <w:rPr>
+                <w:rFonts w:ascii="BRH Malayalam Extra" w:eastAsia="Times New Roman" w:hAnsi="BRH Malayalam Extra" w:cs="BRH Malayalam Extra"/>
+                <w:color w:val="000000"/>
+                <w:sz w:val="32"/>
+                <w:szCs w:val="40"/>
+                <w:lang w:val="it-IT" w:eastAsia="en-IN" w:bidi="ml-IN"/>
+              </w:rPr>
+              <w:t>–</w:t>
+            </w:r>
+            <w:r>
+              <w:rPr>
+                <w:rFonts w:ascii="BRH Malayalam Extra" w:eastAsia="Times New Roman" w:hAnsi="BRH Malayalam Extra" w:cs="BRH Malayalam Extra"/>
+                <w:color w:val="000000"/>
+                <w:sz w:val="40"/>
+                <w:szCs w:val="40"/>
+                <w:lang w:val="it-IT" w:eastAsia="en-IN" w:bidi="ml-IN"/>
+              </w:rPr>
+              <w:t xml:space="preserve"> k±—sxI |</w:t>
+            </w:r>
+          </w:p>
+        </w:tc>
+        <w:tc>
+          <w:tcPr>
+            <w:tcW w:w="5244" w:type="dxa"/>
+            <w:tcBorders>
+              <w:top w:val="single" w:sz="4" w:space="0" w:color="000000"/>
+              <w:left w:val="single" w:sz="4" w:space="0" w:color="000000"/>
+              <w:bottom w:val="single" w:sz="4" w:space="0" w:color="000000"/>
+              <w:right w:val="single" w:sz="4" w:space="0" w:color="000000"/>
+            </w:tcBorders>
+          </w:tcPr>
+          <w:p>
+            <w:pPr>
+              <w:widowControl w:val="0"/>
+              <w:autoSpaceDE w:val="0"/>
+              <w:autoSpaceDN w:val="0"/>
+              <w:adjustRightInd w:val="0"/>
+              <w:spacing w:before="0" w:line="240" w:lineRule="auto"/>
+              <w:rPr>
+                <w:rFonts w:ascii="BRH Malayalam Extra" w:eastAsia="Times New Roman" w:hAnsi="BRH Malayalam Extra" w:cs="BRH Malayalam Extra"/>
+                <w:color w:val="000000"/>
+                <w:sz w:val="40"/>
+                <w:szCs w:val="40"/>
+                <w:lang w:val="it-IT" w:eastAsia="en-IN" w:bidi="ml-IN"/>
+              </w:rPr>
+            </w:pPr>
+            <w:r>
+              <w:rPr>
+                <w:rFonts w:ascii="BRH Malayalam Extra" w:eastAsia="Times New Roman" w:hAnsi="BRH Malayalam Extra" w:cs="BRH Malayalam Extra"/>
+                <w:color w:val="000000"/>
+                <w:sz w:val="40"/>
+                <w:szCs w:val="40"/>
+                <w:lang w:val="it-IT" w:eastAsia="en-IN" w:bidi="ml-IN"/>
+              </w:rPr>
+              <w:t>s</w:t>
+            </w:r>
+            <w:r>
+              <w:rPr>
+                <w:rFonts w:ascii="BRH Devanagari Extra" w:eastAsia="Times New Roman" w:hAnsi="BRH Devanagari Extra" w:cs="BRH Malayalam Extra"/>
+                <w:color w:val="000000"/>
+                <w:sz w:val="36"/>
+                <w:szCs w:val="40"/>
+                <w:lang w:val="it-IT" w:eastAsia="en-IN" w:bidi="ml-IN"/>
+              </w:rPr>
+              <w:t>ò</w:t>
+            </w:r>
+            <w:r>
+              <w:rPr>
+                <w:rFonts w:ascii="BRH Malayalam Extra" w:eastAsia="Times New Roman" w:hAnsi="BRH Malayalam Extra" w:cs="BRH Malayalam Extra"/>
+                <w:color w:val="000000"/>
+                <w:sz w:val="40"/>
+                <w:szCs w:val="40"/>
+                <w:lang w:val="it-IT" w:eastAsia="en-IN" w:bidi="ml-IN"/>
+              </w:rPr>
+              <w:t xml:space="preserve"> sð—ª.qjZy | </w:t>
+            </w:r>
+          </w:p>
+          <w:p>
+            <w:pPr>
+              <w:widowControl w:val="0"/>
+              <w:autoSpaceDE w:val="0"/>
+              <w:autoSpaceDN w:val="0"/>
+              <w:adjustRightInd w:val="0"/>
+              <w:spacing w:before="0" w:line="240" w:lineRule="auto"/>
+              <w:rPr>
+                <w:rFonts w:ascii="BRH Malayalam Extra" w:eastAsia="Times New Roman" w:hAnsi="BRH Malayalam Extra" w:cs="BRH Malayalam Extra"/>
+                <w:color w:val="000000"/>
+                <w:sz w:val="40"/>
+                <w:szCs w:val="40"/>
+                <w:lang w:val="it-IT" w:eastAsia="en-IN" w:bidi="ml-IN"/>
+              </w:rPr>
+            </w:pPr>
+            <w:r>
+              <w:rPr>
+                <w:rFonts w:ascii="BRH Malayalam Extra" w:eastAsia="Times New Roman" w:hAnsi="BRH Malayalam Extra" w:cs="BRH Malayalam Extra"/>
+                <w:color w:val="000000"/>
+                <w:sz w:val="40"/>
+                <w:szCs w:val="40"/>
+                <w:highlight w:val="green"/>
+                <w:lang w:val="it-IT" w:eastAsia="en-IN" w:bidi="ml-IN"/>
+              </w:rPr>
+              <w:t>s</w:t>
+            </w:r>
+            <w:r>
+              <w:rPr>
+                <w:rFonts w:ascii="BRH Malayalam Extra" w:eastAsia="Times New Roman" w:hAnsi="BRH Malayalam Extra" w:cs="BRH Malayalam Extra"/>
+                <w:color w:val="000000"/>
+                <w:sz w:val="40"/>
+                <w:szCs w:val="40"/>
+                <w:lang w:val="it-IT" w:eastAsia="en-IN" w:bidi="ml-IN"/>
+              </w:rPr>
+              <w:t>ð</w:t>
+            </w:r>
+            <w:r>
+              <w:rPr>
+                <w:rFonts w:ascii="BRH Malayalam Extra" w:eastAsia="Times New Roman" w:hAnsi="BRH Malayalam Extra" w:cs="BRH Malayalam Extra"/>
+                <w:color w:val="000000"/>
+                <w:sz w:val="32"/>
+                <w:szCs w:val="40"/>
+                <w:lang w:val="it-IT" w:eastAsia="en-IN" w:bidi="ml-IN"/>
+              </w:rPr>
+              <w:t>–</w:t>
+            </w:r>
+            <w:r>
+              <w:rPr>
+                <w:rFonts w:ascii="BRH Malayalam Extra" w:eastAsia="Times New Roman" w:hAnsi="BRH Malayalam Extra" w:cs="BRH Malayalam Extra"/>
+                <w:color w:val="000000"/>
+                <w:sz w:val="40"/>
+                <w:szCs w:val="40"/>
+                <w:lang w:val="it-IT" w:eastAsia="en-IN" w:bidi="ml-IN"/>
+              </w:rPr>
+              <w:t>ª.</w:t>
+            </w:r>
+            <w:r>
+              <w:rPr>
+                <w:rFonts w:ascii="BRH Malayalam Extra" w:eastAsia="Times New Roman" w:hAnsi="BRH Malayalam Extra" w:cs="BRH Malayalam Extra"/>
+                <w:color w:val="000000"/>
+                <w:sz w:val="32"/>
+                <w:szCs w:val="40"/>
+                <w:lang w:val="it-IT" w:eastAsia="en-IN" w:bidi="ml-IN"/>
+              </w:rPr>
+              <w:t>–</w:t>
+            </w:r>
+            <w:r>
+              <w:rPr>
+                <w:rFonts w:ascii="BRH Malayalam Extra" w:eastAsia="Times New Roman" w:hAnsi="BRH Malayalam Extra" w:cs="BRH Malayalam Extra"/>
+                <w:color w:val="000000"/>
+                <w:sz w:val="40"/>
+                <w:szCs w:val="40"/>
+                <w:lang w:val="it-IT" w:eastAsia="en-IN" w:bidi="ml-IN"/>
+              </w:rPr>
+              <w:t>q</w:t>
+            </w:r>
+            <w:r>
+              <w:rPr>
+                <w:rFonts w:ascii="BRH Malayalam Extra" w:eastAsia="Times New Roman" w:hAnsi="BRH Malayalam Extra" w:cs="BRH Malayalam Extra"/>
+                <w:color w:val="000000"/>
+                <w:sz w:val="32"/>
+                <w:szCs w:val="40"/>
+                <w:lang w:val="it-IT" w:eastAsia="en-IN" w:bidi="ml-IN"/>
+              </w:rPr>
+              <w:t>–</w:t>
+            </w:r>
+            <w:r>
+              <w:rPr>
+                <w:rFonts w:ascii="BRH Malayalam Extra" w:eastAsia="Times New Roman" w:hAnsi="BRH Malayalam Extra" w:cs="BRH Malayalam Extra"/>
+                <w:color w:val="000000"/>
+                <w:sz w:val="40"/>
+                <w:szCs w:val="40"/>
+                <w:lang w:val="it-IT" w:eastAsia="en-IN" w:bidi="ml-IN"/>
+              </w:rPr>
+              <w:t>j</w:t>
+            </w:r>
+            <w:r>
+              <w:rPr>
+                <w:rFonts w:ascii="BRH Malayalam Extra" w:eastAsia="Times New Roman" w:hAnsi="BRH Malayalam Extra" w:cs="BRH Malayalam Extra"/>
+                <w:color w:val="000000"/>
+                <w:sz w:val="32"/>
+                <w:szCs w:val="40"/>
+                <w:lang w:val="it-IT" w:eastAsia="en-IN" w:bidi="ml-IN"/>
+              </w:rPr>
+              <w:t>–</w:t>
+            </w:r>
+            <w:r>
+              <w:rPr>
+                <w:rFonts w:ascii="BRH Malayalam Extra" w:eastAsia="Times New Roman" w:hAnsi="BRH Malayalam Extra" w:cs="BRH Malayalam Extra"/>
+                <w:color w:val="000000"/>
+                <w:sz w:val="40"/>
+                <w:szCs w:val="40"/>
+                <w:lang w:val="it-IT" w:eastAsia="en-IN" w:bidi="ml-IN"/>
+              </w:rPr>
+              <w:t>Zy</w:t>
+            </w:r>
+            <w:r>
+              <w:rPr>
+                <w:rFonts w:ascii="BRH Malayalam Extra" w:eastAsia="Times New Roman" w:hAnsi="BRH Malayalam Extra" w:cs="BRH Malayalam Extra"/>
+                <w:color w:val="000000"/>
+                <w:sz w:val="32"/>
+                <w:szCs w:val="40"/>
+                <w:lang w:val="it-IT" w:eastAsia="en-IN" w:bidi="ml-IN"/>
+              </w:rPr>
+              <w:t>–</w:t>
+            </w:r>
+            <w:r>
+              <w:rPr>
+                <w:rFonts w:ascii="BRH Malayalam Extra" w:eastAsia="Times New Roman" w:hAnsi="BRH Malayalam Extra" w:cs="BRH Malayalam Extra"/>
+                <w:color w:val="000000"/>
+                <w:sz w:val="40"/>
+                <w:szCs w:val="40"/>
+                <w:lang w:val="it-IT" w:eastAsia="en-IN" w:bidi="ml-IN"/>
+              </w:rPr>
+              <w:t xml:space="preserve"> k±—sxI | </w:t>
+            </w:r>
+          </w:p>
+        </w:tc>
+      </w:tr>
+      <w:tr>
+        <w:trPr>
+          <w:trHeight w:val="1111"/>
+        </w:trPr>
+        <w:tc>
+          <w:tcPr>
+            <w:tcW w:w="3828" w:type="dxa"/>
+            <w:tcBorders>
+              <w:top w:val="single" w:sz="4" w:space="0" w:color="000000"/>
+              <w:left w:val="single" w:sz="4" w:space="0" w:color="000000"/>
+              <w:bottom w:val="single" w:sz="4" w:space="0" w:color="000000"/>
+              <w:right w:val="single" w:sz="4" w:space="0" w:color="000000"/>
+            </w:tcBorders>
+          </w:tcPr>
+          <w:p>
+            <w:pPr>
+              <w:widowControl w:val="0"/>
+              <w:tabs>
+                <w:tab w:val="left" w:pos="993"/>
+              </w:tabs>
+              <w:autoSpaceDE w:val="0"/>
+              <w:autoSpaceDN w:val="0"/>
+              <w:adjustRightInd w:val="0"/>
+              <w:spacing w:before="0" w:line="240" w:lineRule="auto"/>
+              <w:ind w:right="297"/>
+              <w:rPr>
+                <w:rFonts w:cs="Arial"/>
+                <w:b/>
+                <w:color w:val="000000"/>
+                <w:sz w:val="28"/>
+                <w:szCs w:val="32"/>
+              </w:rPr>
+            </w:pPr>
+            <w:r>
+              <w:rPr>
+                <w:rFonts w:cs="Arial"/>
+                <w:b/>
+                <w:color w:val="000000"/>
+                <w:sz w:val="28"/>
+                <w:szCs w:val="32"/>
+              </w:rPr>
+              <w:t>T.S.</w:t>
+            </w:r>
+            <w:r>
+              <w:rPr>
+                <w:rFonts w:cs="Arial"/>
+                <w:b/>
+                <w:color w:val="000000"/>
+                <w:sz w:val="28"/>
+                <w:szCs w:val="32"/>
+              </w:rPr>
+              <w:t>6.2.10.4</w:t>
+            </w:r>
+            <w:r>
+              <w:rPr>
+                <w:rFonts w:cs="Arial"/>
+                <w:b/>
+                <w:color w:val="000000"/>
+                <w:sz w:val="28"/>
+                <w:szCs w:val="32"/>
+              </w:rPr>
+              <w:t xml:space="preserve"> – Kramam</w:t>
+            </w:r>
+          </w:p>
+          <w:p>
+            <w:pPr>
+              <w:widowControl w:val="0"/>
+              <w:tabs>
+                <w:tab w:val="left" w:pos="993"/>
+              </w:tabs>
+              <w:autoSpaceDE w:val="0"/>
+              <w:autoSpaceDN w:val="0"/>
+              <w:adjustRightInd w:val="0"/>
+              <w:spacing w:before="0" w:line="240" w:lineRule="auto"/>
+              <w:ind w:right="297"/>
+              <w:rPr>
+                <w:rFonts w:cs="Arial"/>
+                <w:b/>
+                <w:color w:val="000000"/>
+                <w:sz w:val="28"/>
+                <w:szCs w:val="32"/>
+                <w:lang w:val="en-IN"/>
+              </w:rPr>
+            </w:pPr>
+            <w:r>
+              <w:rPr>
+                <w:rFonts w:cs="Arial"/>
+                <w:b/>
+                <w:color w:val="000000"/>
+                <w:sz w:val="28"/>
+                <w:szCs w:val="32"/>
+                <w:lang w:val="en-IN"/>
+              </w:rPr>
+              <w:t>Krama Vaakyam No.– 32</w:t>
+            </w:r>
+          </w:p>
+          <w:p>
+            <w:pPr>
+              <w:widowControl w:val="0"/>
+              <w:tabs>
+                <w:tab w:val="left" w:pos="993"/>
+              </w:tabs>
+              <w:autoSpaceDE w:val="0"/>
+              <w:autoSpaceDN w:val="0"/>
+              <w:adjustRightInd w:val="0"/>
+              <w:spacing w:before="0" w:line="240" w:lineRule="auto"/>
+              <w:ind w:right="297"/>
+              <w:rPr>
+                <w:rFonts w:cs="Arial"/>
+                <w:b/>
+                <w:color w:val="000000"/>
+                <w:sz w:val="28"/>
+                <w:szCs w:val="32"/>
+                <w:lang w:val="it-IT"/>
+              </w:rPr>
+            </w:pPr>
+            <w:r>
+              <w:rPr>
+                <w:rFonts w:cs="Arial"/>
+                <w:b/>
+                <w:color w:val="000000"/>
+                <w:sz w:val="28"/>
+                <w:szCs w:val="32"/>
+                <w:lang w:val="it-IT"/>
+              </w:rPr>
+              <w:t>Panchaati No</w:t>
+            </w:r>
+            <w:r>
+              <w:rPr>
+                <w:rFonts w:cs="Arial"/>
+                <w:b/>
+                <w:color w:val="000000"/>
+                <w:szCs w:val="32"/>
+                <w:lang w:val="it-IT"/>
+              </w:rPr>
+              <w:t xml:space="preserve">. - </w:t>
+            </w:r>
+            <w:r>
+              <w:rPr>
+                <w:rFonts w:cs="Arial"/>
+                <w:b/>
+                <w:color w:val="000000"/>
+                <w:sz w:val="28"/>
+                <w:szCs w:val="32"/>
+                <w:lang w:val="it-IT"/>
+              </w:rPr>
+              <w:t>52</w:t>
+            </w:r>
+          </w:p>
+        </w:tc>
+        <w:tc>
+          <w:tcPr>
+            <w:tcW w:w="4678" w:type="dxa"/>
+            <w:tcBorders>
+              <w:top w:val="single" w:sz="4" w:space="0" w:color="000000"/>
+              <w:left w:val="single" w:sz="4" w:space="0" w:color="000000"/>
+              <w:bottom w:val="single" w:sz="4" w:space="0" w:color="000000"/>
+              <w:right w:val="single" w:sz="4" w:space="0" w:color="000000"/>
+            </w:tcBorders>
+          </w:tcPr>
+          <w:p>
+            <w:pPr>
+              <w:widowControl w:val="0"/>
+              <w:autoSpaceDE w:val="0"/>
+              <w:autoSpaceDN w:val="0"/>
+              <w:adjustRightInd w:val="0"/>
+              <w:spacing w:before="0" w:line="240" w:lineRule="auto"/>
+              <w:rPr>
+                <w:rFonts w:ascii="BRH Malayalam Extra" w:eastAsia="Times New Roman" w:hAnsi="BRH Malayalam Extra" w:cs="BRH Malayalam Extra"/>
+                <w:color w:val="000000"/>
+                <w:sz w:val="40"/>
+                <w:szCs w:val="40"/>
+                <w:lang w:val="it-IT" w:eastAsia="en-IN" w:bidi="ml-IN"/>
+              </w:rPr>
+            </w:pPr>
+            <w:r>
+              <w:rPr>
+                <w:rFonts w:ascii="BRH Malayalam Extra" w:eastAsia="Times New Roman" w:hAnsi="BRH Malayalam Extra" w:cs="BRH Malayalam Extra"/>
+                <w:color w:val="000000"/>
+                <w:sz w:val="40"/>
+                <w:szCs w:val="40"/>
+                <w:lang w:val="it-IT" w:eastAsia="en-IN" w:bidi="ml-IN"/>
+              </w:rPr>
+              <w:t>byp</w:t>
+            </w:r>
+            <w:r>
+              <w:rPr>
+                <w:rFonts w:ascii="BRH Devanagari Extra" w:eastAsia="Times New Roman" w:hAnsi="BRH Devanagari Extra" w:cs="BRH Malayalam Extra"/>
+                <w:color w:val="000000"/>
+                <w:sz w:val="36"/>
+                <w:szCs w:val="40"/>
+                <w:lang w:val="it-IT" w:eastAsia="en-IN" w:bidi="ml-IN"/>
+              </w:rPr>
+              <w:t>ò</w:t>
+            </w:r>
+            <w:r>
+              <w:rPr>
+                <w:rFonts w:ascii="BRH Malayalam Extra" w:eastAsia="Times New Roman" w:hAnsi="BRH Malayalam Extra" w:cs="BRH Malayalam Extra"/>
+                <w:color w:val="000000"/>
+                <w:sz w:val="40"/>
+                <w:szCs w:val="40"/>
+                <w:lang w:val="it-IT" w:eastAsia="en-IN" w:bidi="ml-IN"/>
+              </w:rPr>
+              <w:t>— së</w:t>
+            </w:r>
+            <w:r>
+              <w:rPr>
+                <w:rFonts w:ascii="BRH Malayalam Extra" w:eastAsia="Times New Roman" w:hAnsi="BRH Malayalam Extra" w:cs="BRH Malayalam Extra"/>
+                <w:color w:val="000000"/>
+                <w:sz w:val="40"/>
+                <w:szCs w:val="40"/>
+                <w:highlight w:val="yellow"/>
+                <w:lang w:val="it-IT" w:eastAsia="en-IN" w:bidi="ml-IN"/>
+              </w:rPr>
+              <w:t>hx</w:t>
+            </w:r>
+            <w:r>
+              <w:rPr>
+                <w:rFonts w:ascii="BRH Malayalam Extra" w:eastAsia="Times New Roman" w:hAnsi="BRH Malayalam Extra" w:cs="BRH Malayalam Extra"/>
+                <w:color w:val="000000"/>
+                <w:sz w:val="32"/>
+                <w:szCs w:val="40"/>
+                <w:lang w:val="it-IT" w:eastAsia="en-IN" w:bidi="ml-IN"/>
+              </w:rPr>
+              <w:t>–</w:t>
+            </w:r>
+            <w:r>
+              <w:rPr>
+                <w:rFonts w:ascii="BRH Malayalam Extra" w:eastAsia="Times New Roman" w:hAnsi="BRH Malayalam Extra" w:cs="BRH Malayalam Extra"/>
+                <w:color w:val="000000"/>
+                <w:sz w:val="40"/>
+                <w:szCs w:val="40"/>
+                <w:lang w:val="it-IT" w:eastAsia="en-IN" w:bidi="ml-IN"/>
+              </w:rPr>
+              <w:t>d | së</w:t>
+            </w:r>
+            <w:r>
+              <w:rPr>
+                <w:rFonts w:ascii="BRH Malayalam Extra" w:eastAsia="Times New Roman" w:hAnsi="BRH Malayalam Extra" w:cs="BRH Malayalam Extra"/>
+                <w:color w:val="000000"/>
+                <w:sz w:val="32"/>
+                <w:szCs w:val="40"/>
+                <w:lang w:val="it-IT" w:eastAsia="en-IN" w:bidi="ml-IN"/>
+              </w:rPr>
+              <w:t>–</w:t>
+            </w:r>
+            <w:r>
+              <w:rPr>
+                <w:rFonts w:ascii="BRH Malayalam Extra" w:eastAsia="Times New Roman" w:hAnsi="BRH Malayalam Extra" w:cs="BRH Malayalam Extra"/>
+                <w:color w:val="000000"/>
+                <w:sz w:val="40"/>
+                <w:szCs w:val="40"/>
+                <w:lang w:val="it-IT" w:eastAsia="en-IN" w:bidi="ml-IN"/>
+              </w:rPr>
+              <w:t>hx</w:t>
+            </w:r>
+            <w:r>
+              <w:rPr>
+                <w:rFonts w:ascii="BRH Malayalam Extra" w:eastAsia="Times New Roman" w:hAnsi="BRH Malayalam Extra" w:cs="BRH Malayalam Extra"/>
+                <w:color w:val="000000"/>
+                <w:sz w:val="32"/>
+                <w:szCs w:val="40"/>
+                <w:lang w:val="it-IT" w:eastAsia="en-IN" w:bidi="ml-IN"/>
+              </w:rPr>
+              <w:t>–</w:t>
+            </w:r>
+            <w:r>
+              <w:rPr>
+                <w:rFonts w:ascii="BRH Malayalam Extra" w:eastAsia="Times New Roman" w:hAnsi="BRH Malayalam Extra" w:cs="BRH Malayalam Extra"/>
+                <w:color w:val="000000"/>
+                <w:sz w:val="40"/>
+                <w:szCs w:val="40"/>
+                <w:lang w:val="it-IT" w:eastAsia="en-IN" w:bidi="ml-IN"/>
+              </w:rPr>
+              <w:t>dx |</w:t>
+            </w:r>
+          </w:p>
+        </w:tc>
+        <w:tc>
+          <w:tcPr>
+            <w:tcW w:w="5244" w:type="dxa"/>
+            <w:tcBorders>
+              <w:top w:val="single" w:sz="4" w:space="0" w:color="000000"/>
+              <w:left w:val="single" w:sz="4" w:space="0" w:color="000000"/>
+              <w:bottom w:val="single" w:sz="4" w:space="0" w:color="000000"/>
+              <w:right w:val="single" w:sz="4" w:space="0" w:color="000000"/>
+            </w:tcBorders>
+          </w:tcPr>
+          <w:p>
+            <w:pPr>
+              <w:widowControl w:val="0"/>
+              <w:autoSpaceDE w:val="0"/>
+              <w:autoSpaceDN w:val="0"/>
+              <w:adjustRightInd w:val="0"/>
+              <w:spacing w:before="0" w:line="240" w:lineRule="auto"/>
+              <w:rPr>
+                <w:rFonts w:ascii="BRH Malayalam Extra" w:eastAsia="Times New Roman" w:hAnsi="BRH Malayalam Extra" w:cs="BRH Malayalam Extra"/>
+                <w:color w:val="000000"/>
+                <w:sz w:val="40"/>
+                <w:szCs w:val="40"/>
+                <w:lang w:val="it-IT" w:eastAsia="en-IN" w:bidi="ml-IN"/>
+              </w:rPr>
+            </w:pPr>
+            <w:r>
+              <w:rPr>
+                <w:rFonts w:ascii="BRH Malayalam Extra" w:eastAsia="Times New Roman" w:hAnsi="BRH Malayalam Extra" w:cs="BRH Malayalam Extra"/>
+                <w:color w:val="000000"/>
+                <w:sz w:val="40"/>
+                <w:szCs w:val="40"/>
+                <w:lang w:val="it-IT" w:eastAsia="en-IN" w:bidi="ml-IN"/>
+              </w:rPr>
+              <w:t>byp</w:t>
+            </w:r>
+            <w:r>
+              <w:rPr>
+                <w:rFonts w:ascii="BRH Devanagari Extra" w:eastAsia="Times New Roman" w:hAnsi="BRH Devanagari Extra" w:cs="BRH Malayalam Extra"/>
+                <w:color w:val="000000"/>
+                <w:sz w:val="36"/>
+                <w:szCs w:val="40"/>
+                <w:lang w:val="it-IT" w:eastAsia="en-IN" w:bidi="ml-IN"/>
+              </w:rPr>
+              <w:t>ò</w:t>
+            </w:r>
+            <w:r>
+              <w:rPr>
+                <w:rFonts w:ascii="BRH Malayalam Extra" w:eastAsia="Times New Roman" w:hAnsi="BRH Malayalam Extra" w:cs="BRH Malayalam Extra"/>
+                <w:color w:val="000000"/>
+                <w:sz w:val="40"/>
+                <w:szCs w:val="40"/>
+                <w:lang w:val="it-IT" w:eastAsia="en-IN" w:bidi="ml-IN"/>
+              </w:rPr>
+              <w:t>— së</w:t>
+            </w:r>
+            <w:r>
+              <w:rPr>
+                <w:rFonts w:ascii="BRH Malayalam Extra" w:eastAsia="Times New Roman" w:hAnsi="BRH Malayalam Extra" w:cs="BRH Malayalam Extra"/>
+                <w:color w:val="000000"/>
+                <w:sz w:val="40"/>
+                <w:szCs w:val="40"/>
+                <w:highlight w:val="green"/>
+                <w:lang w:val="it-IT" w:eastAsia="en-IN" w:bidi="ml-IN"/>
+              </w:rPr>
+              <w:t>hx</w:t>
+            </w:r>
+            <w:r>
+              <w:rPr>
+                <w:rFonts w:ascii="BRH Malayalam Extra" w:eastAsia="Times New Roman" w:hAnsi="BRH Malayalam Extra" w:cs="BRH Malayalam Extra"/>
+                <w:color w:val="000000"/>
+                <w:sz w:val="40"/>
+                <w:szCs w:val="40"/>
+                <w:lang w:val="it-IT" w:eastAsia="en-IN" w:bidi="ml-IN"/>
+              </w:rPr>
+              <w:t>d | së</w:t>
+            </w:r>
+            <w:r>
+              <w:rPr>
+                <w:rFonts w:ascii="BRH Malayalam Extra" w:eastAsia="Times New Roman" w:hAnsi="BRH Malayalam Extra" w:cs="BRH Malayalam Extra"/>
+                <w:color w:val="000000"/>
+                <w:sz w:val="32"/>
+                <w:szCs w:val="40"/>
+                <w:lang w:val="it-IT" w:eastAsia="en-IN" w:bidi="ml-IN"/>
+              </w:rPr>
+              <w:t>–</w:t>
+            </w:r>
+            <w:r>
+              <w:rPr>
+                <w:rFonts w:ascii="BRH Malayalam Extra" w:eastAsia="Times New Roman" w:hAnsi="BRH Malayalam Extra" w:cs="BRH Malayalam Extra"/>
+                <w:color w:val="000000"/>
+                <w:sz w:val="40"/>
+                <w:szCs w:val="40"/>
+                <w:lang w:val="it-IT" w:eastAsia="en-IN" w:bidi="ml-IN"/>
+              </w:rPr>
+              <w:t>hx</w:t>
+            </w:r>
+            <w:r>
+              <w:rPr>
+                <w:rFonts w:ascii="BRH Malayalam Extra" w:eastAsia="Times New Roman" w:hAnsi="BRH Malayalam Extra" w:cs="BRH Malayalam Extra"/>
+                <w:color w:val="000000"/>
+                <w:sz w:val="32"/>
+                <w:szCs w:val="40"/>
+                <w:lang w:val="it-IT" w:eastAsia="en-IN" w:bidi="ml-IN"/>
+              </w:rPr>
+              <w:t>–</w:t>
+            </w:r>
+            <w:r>
+              <w:rPr>
+                <w:rFonts w:ascii="BRH Malayalam Extra" w:eastAsia="Times New Roman" w:hAnsi="BRH Malayalam Extra" w:cs="BRH Malayalam Extra"/>
+                <w:color w:val="000000"/>
+                <w:sz w:val="40"/>
+                <w:szCs w:val="40"/>
+                <w:lang w:val="it-IT" w:eastAsia="en-IN" w:bidi="ml-IN"/>
+              </w:rPr>
+              <w:t>dx |</w:t>
+            </w:r>
+          </w:p>
+        </w:tc>
+      </w:tr>
+      <w:tr>
+        <w:trPr>
+          <w:trHeight w:val="1410"/>
         </w:trPr>
         <w:tc>
           <w:tcPr>
@@ -304,27 +1240,27 @@
                 <w:sz w:val="28"/>
                 <w:szCs w:val="32"/>
               </w:rPr>
-              <w:t>6.2.</w:t>
-            </w:r>
-            <w:r>
-              <w:rPr>
-                <w:rFonts w:cs="Arial"/>
-                <w:b/>
-                <w:color w:val="000000"/>
-                <w:sz w:val="28"/>
-                <w:szCs w:val="32"/>
-              </w:rPr>
-              <w:t>1.6</w:t>
-            </w:r>
-            <w:r>
-              <w:rPr>
-                <w:rFonts w:cs="Arial"/>
-                <w:b/>
-                <w:color w:val="000000"/>
-                <w:sz w:val="28"/>
-                <w:szCs w:val="32"/>
-              </w:rPr>
-              <w:t xml:space="preserve"> – Kramam</w:t>
+              <w:t>6.2.11.</w:t>
+            </w:r>
+            <w:r>
+              <w:rPr>
+                <w:rFonts w:cs="Arial"/>
+                <w:b/>
+                <w:color w:val="000000"/>
+                <w:sz w:val="28"/>
+                <w:szCs w:val="32"/>
+              </w:rPr>
+              <w:t>2</w:t>
+            </w:r>
+            <w:r>
+              <w:rPr>
+                <w:rFonts w:cs="Arial"/>
+                <w:b/>
+                <w:color w:val="000000"/>
+                <w:sz w:val="28"/>
+                <w:szCs w:val="32"/>
+              </w:rPr>
+              <w:t>– Kramam</w:t>
             </w:r>
           </w:p>
           <w:p>
@@ -356,18 +1292,7 @@
                 <w:szCs w:val="32"/>
                 <w:lang w:val="it-IT"/>
               </w:rPr>
-              <w:t xml:space="preserve">Krama Vaakyam No.– </w:t>
-            </w:r>
-            <w:r>
-              <w:rPr>
-                <w:rFonts w:cs="Arial"/>
-                <w:b/>
-                <w:color w:val="000000"/>
-                <w:sz w:val="28"/>
-                <w:szCs w:val="32"/>
-                <w:lang w:val="it-IT"/>
-              </w:rPr>
-              <w:t>18</w:t>
+              <w:t>Krama Vaakyam No.– 51</w:t>
             </w:r>
           </w:p>
           <w:p>
@@ -420,7 +1345,7 @@
                 <w:szCs w:val="32"/>
                 <w:lang w:val="it-IT"/>
               </w:rPr>
-              <w:t>6</w:t>
+              <w:t>57</w:t>
             </w:r>
           </w:p>
         </w:tc>
@@ -446,60 +1371,78 @@
                 <w:color w:val="000000"/>
                 <w:sz w:val="40"/>
                 <w:szCs w:val="40"/>
-                <w:lang w:val="en-IN" w:eastAsia="en-IN" w:bidi="ml-IN"/>
-              </w:rPr>
-            </w:pPr>
-            <w:r>
-              <w:rPr>
-                <w:rFonts w:ascii="BRH Malayalam Extra" w:eastAsia="Times New Roman" w:hAnsi="BRH Malayalam Extra" w:cs="BRH Malayalam Extra"/>
-                <w:color w:val="000000"/>
-                <w:sz w:val="40"/>
-                <w:szCs w:val="40"/>
-                <w:lang w:val="en-IN" w:eastAsia="en-IN" w:bidi="ml-IN"/>
-              </w:rPr>
-              <w:t>s</w:t>
-            </w:r>
-            <w:r>
-              <w:rPr>
-                <w:rFonts w:ascii="BRH Devanagari Extra" w:eastAsia="Times New Roman" w:hAnsi="BRH Devanagari Extra" w:cs="BRH Malayalam Extra"/>
-                <w:color w:val="000000"/>
-                <w:sz w:val="36"/>
-                <w:szCs w:val="40"/>
-                <w:lang w:val="en-IN" w:eastAsia="en-IN" w:bidi="ml-IN"/>
-              </w:rPr>
-              <w:t>ò</w:t>
-            </w:r>
-            <w:r>
-              <w:rPr>
-                <w:rFonts w:ascii="BRH Malayalam Extra" w:eastAsia="Times New Roman" w:hAnsi="BRH Malayalam Extra" w:cs="BRH Malayalam Extra"/>
-                <w:color w:val="000000"/>
-                <w:sz w:val="40"/>
-                <w:szCs w:val="40"/>
-                <w:lang w:val="en-IN" w:eastAsia="en-IN" w:bidi="ml-IN"/>
-              </w:rPr>
-              <w:t xml:space="preserve"> sð—</w:t>
-            </w:r>
-            <w:proofErr w:type="gramStart"/>
-            <w:r>
-              <w:rPr>
-                <w:rFonts w:ascii="BRH Malayalam Extra" w:eastAsia="Times New Roman" w:hAnsi="BRH Malayalam Extra" w:cs="BRH Malayalam Extra"/>
-                <w:color w:val="000000"/>
-                <w:sz w:val="40"/>
-                <w:szCs w:val="40"/>
-                <w:lang w:val="en-IN" w:eastAsia="en-IN" w:bidi="ml-IN"/>
-              </w:rPr>
-              <w:t>ª.qjZy</w:t>
-            </w:r>
-            <w:proofErr w:type="gramEnd"/>
-            <w:r>
-              <w:rPr>
-                <w:rFonts w:ascii="BRH Malayalam Extra" w:eastAsia="Times New Roman" w:hAnsi="BRH Malayalam Extra" w:cs="BRH Malayalam Extra"/>
-                <w:color w:val="000000"/>
-                <w:sz w:val="40"/>
-                <w:szCs w:val="40"/>
-                <w:lang w:val="en-IN" w:eastAsia="en-IN" w:bidi="ml-IN"/>
-              </w:rPr>
-              <w:t xml:space="preserve"> | </w:t>
+                <w:lang w:val="it-IT" w:eastAsia="en-IN" w:bidi="ml-IN"/>
+              </w:rPr>
+            </w:pPr>
+            <w:r>
+              <w:rPr>
+                <w:rFonts w:ascii="BRH Malayalam Extra" w:eastAsia="Times New Roman" w:hAnsi="BRH Malayalam Extra" w:cs="BRH Malayalam Extra"/>
+                <w:color w:val="000000"/>
+                <w:sz w:val="40"/>
+                <w:szCs w:val="40"/>
+                <w:lang w:val="it-IT" w:eastAsia="en-IN" w:bidi="ml-IN"/>
+              </w:rPr>
+              <w:t>d</w:t>
+            </w:r>
+            <w:r>
+              <w:rPr>
+                <w:rFonts w:ascii="BRH Malayalam Extra" w:eastAsia="Times New Roman" w:hAnsi="BRH Malayalam Extra" w:cs="BRH Malayalam Extra"/>
+                <w:color w:val="000000"/>
+                <w:sz w:val="32"/>
+                <w:szCs w:val="40"/>
+                <w:lang w:val="it-IT" w:eastAsia="en-IN" w:bidi="ml-IN"/>
+              </w:rPr>
+              <w:t>–</w:t>
+            </w:r>
+            <w:r>
+              <w:rPr>
+                <w:rFonts w:ascii="BRH Malayalam Extra" w:eastAsia="Times New Roman" w:hAnsi="BRH Malayalam Extra" w:cs="BRH Malayalam Extra"/>
+                <w:color w:val="000000"/>
+                <w:sz w:val="40"/>
+                <w:szCs w:val="40"/>
+                <w:lang w:val="it-IT" w:eastAsia="en-IN" w:bidi="ml-IN"/>
+              </w:rPr>
+              <w:t>j</w:t>
+            </w:r>
+            <w:r>
+              <w:rPr>
+                <w:rFonts w:ascii="BRH Malayalam Extra" w:eastAsia="Times New Roman" w:hAnsi="BRH Malayalam Extra" w:cs="BRH Malayalam Extra"/>
+                <w:color w:val="000000"/>
+                <w:sz w:val="32"/>
+                <w:szCs w:val="40"/>
+                <w:lang w:val="it-IT" w:eastAsia="en-IN" w:bidi="ml-IN"/>
+              </w:rPr>
+              <w:t>–</w:t>
+            </w:r>
+            <w:r>
+              <w:rPr>
+                <w:rFonts w:ascii="BRH Malayalam Extra" w:eastAsia="Times New Roman" w:hAnsi="BRH Malayalam Extra" w:cs="BRH Malayalam Extra"/>
+                <w:color w:val="000000"/>
+                <w:sz w:val="40"/>
+                <w:szCs w:val="40"/>
+                <w:lang w:val="it-IT" w:eastAsia="en-IN" w:bidi="ml-IN"/>
+              </w:rPr>
+              <w:t>Zy</w:t>
+            </w:r>
+            <w:r>
+              <w:rPr>
+                <w:rFonts w:ascii="BRH Malayalam Extra" w:eastAsia="Times New Roman" w:hAnsi="BRH Malayalam Extra" w:cs="BRH Malayalam Extra"/>
+                <w:color w:val="000000"/>
+                <w:sz w:val="32"/>
+                <w:szCs w:val="40"/>
+                <w:lang w:val="it-IT" w:eastAsia="en-IN" w:bidi="ml-IN"/>
+              </w:rPr>
+              <w:t>–</w:t>
+            </w:r>
+            <w:r>
+              <w:rPr>
+                <w:rFonts w:ascii="BRH Malayalam Extra" w:eastAsia="Times New Roman" w:hAnsi="BRH Malayalam Extra" w:cs="BRH Malayalam Extra"/>
+                <w:color w:val="000000"/>
+                <w:sz w:val="40"/>
+                <w:szCs w:val="40"/>
+                <w:lang w:val="it-IT" w:eastAsia="en-IN" w:bidi="ml-IN"/>
+              </w:rPr>
+              <w:t xml:space="preserve"> Zsôx˜Z§ | </w:t>
             </w:r>
           </w:p>
           <w:p>
@@ -514,9 +1457,19 @@
                 <w:color w:val="000000"/>
                 <w:sz w:val="40"/>
                 <w:szCs w:val="40"/>
-                <w:lang w:val="en-IN" w:eastAsia="en-IN" w:bidi="ml-IN"/>
-              </w:rPr>
-            </w:pPr>
+                <w:lang w:val="it-IT" w:eastAsia="en-IN" w:bidi="ml-IN"/>
+              </w:rPr>
+            </w:pPr>
+            <w:r>
+              <w:rPr>
+                <w:rFonts w:ascii="BRH Malayalam Extra" w:eastAsia="Times New Roman" w:hAnsi="BRH Malayalam Extra" w:cs="BRH Malayalam Extra"/>
+                <w:color w:val="000000"/>
+                <w:sz w:val="40"/>
+                <w:szCs w:val="40"/>
+                <w:lang w:val="it-IT" w:eastAsia="en-IN" w:bidi="ml-IN"/>
+              </w:rPr>
+              <w:t>Zs</w:t>
+            </w:r>
             <w:r>
               <w:rPr>
                 <w:rFonts w:ascii="BRH Malayalam Extra" w:eastAsia="Times New Roman" w:hAnsi="BRH Malayalam Extra" w:cs="BRH Malayalam Extra"/>
@@ -524,119 +1477,39 @@
                 <w:sz w:val="40"/>
                 <w:szCs w:val="40"/>
                 <w:highlight w:val="yellow"/>
-                <w:lang w:val="en-IN" w:eastAsia="en-IN" w:bidi="ml-IN"/>
-              </w:rPr>
-              <w:t>s</w:t>
-            </w:r>
-            <w:r>
-              <w:rPr>
-                <w:rFonts w:ascii="BRH Malayalam Extra" w:eastAsia="Times New Roman" w:hAnsi="BRH Malayalam Extra" w:cs="BRH Malayalam Extra"/>
-                <w:color w:val="000000"/>
-                <w:sz w:val="40"/>
-                <w:szCs w:val="40"/>
-                <w:lang w:val="en-IN" w:eastAsia="en-IN" w:bidi="ml-IN"/>
-              </w:rPr>
-              <w:t>û</w:t>
-            </w:r>
-            <w:r>
-              <w:rPr>
-                <w:rFonts w:ascii="BRH Malayalam Extra" w:eastAsia="Times New Roman" w:hAnsi="BRH Malayalam Extra" w:cs="BRH Malayalam Extra"/>
-                <w:color w:val="000000"/>
-                <w:sz w:val="32"/>
-                <w:szCs w:val="40"/>
-                <w:lang w:val="en-IN" w:eastAsia="en-IN" w:bidi="ml-IN"/>
-              </w:rPr>
-              <w:t>–</w:t>
-            </w:r>
-            <w:r>
-              <w:rPr>
-                <w:rFonts w:ascii="BRH Malayalam Extra" w:eastAsia="Times New Roman" w:hAnsi="BRH Malayalam Extra" w:cs="BRH Malayalam Extra"/>
-                <w:color w:val="000000"/>
-                <w:sz w:val="40"/>
-                <w:szCs w:val="40"/>
-                <w:lang w:val="en-IN" w:eastAsia="en-IN" w:bidi="ml-IN"/>
-              </w:rPr>
-              <w:t>ª.</w:t>
-            </w:r>
-            <w:r>
-              <w:rPr>
-                <w:rFonts w:ascii="BRH Malayalam Extra" w:eastAsia="Times New Roman" w:hAnsi="BRH Malayalam Extra" w:cs="BRH Malayalam Extra"/>
-                <w:color w:val="000000"/>
-                <w:sz w:val="32"/>
-                <w:szCs w:val="40"/>
-                <w:lang w:val="en-IN" w:eastAsia="en-IN" w:bidi="ml-IN"/>
-              </w:rPr>
-              <w:t>–</w:t>
-            </w:r>
-            <w:r>
-              <w:rPr>
-                <w:rFonts w:ascii="BRH Malayalam Extra" w:eastAsia="Times New Roman" w:hAnsi="BRH Malayalam Extra" w:cs="BRH Malayalam Extra"/>
-                <w:color w:val="000000"/>
-                <w:sz w:val="40"/>
-                <w:szCs w:val="40"/>
-                <w:lang w:val="en-IN" w:eastAsia="en-IN" w:bidi="ml-IN"/>
-              </w:rPr>
-              <w:t>q</w:t>
-            </w:r>
-            <w:r>
-              <w:rPr>
-                <w:rFonts w:ascii="BRH Malayalam Extra" w:eastAsia="Times New Roman" w:hAnsi="BRH Malayalam Extra" w:cs="BRH Malayalam Extra"/>
-                <w:color w:val="000000"/>
-                <w:sz w:val="32"/>
-                <w:szCs w:val="40"/>
-                <w:lang w:val="en-IN" w:eastAsia="en-IN" w:bidi="ml-IN"/>
-              </w:rPr>
-              <w:t>–</w:t>
-            </w:r>
-            <w:r>
-              <w:rPr>
-                <w:rFonts w:ascii="BRH Malayalam Extra" w:eastAsia="Times New Roman" w:hAnsi="BRH Malayalam Extra" w:cs="BRH Malayalam Extra"/>
-                <w:color w:val="000000"/>
-                <w:sz w:val="40"/>
-                <w:szCs w:val="40"/>
-                <w:lang w:val="en-IN" w:eastAsia="en-IN" w:bidi="ml-IN"/>
-              </w:rPr>
-              <w:t>j</w:t>
-            </w:r>
-            <w:r>
-              <w:rPr>
-                <w:rFonts w:ascii="BRH Malayalam Extra" w:eastAsia="Times New Roman" w:hAnsi="BRH Malayalam Extra" w:cs="BRH Malayalam Extra"/>
-                <w:color w:val="000000"/>
-                <w:sz w:val="32"/>
-                <w:szCs w:val="40"/>
-                <w:lang w:val="en-IN" w:eastAsia="en-IN" w:bidi="ml-IN"/>
-              </w:rPr>
-              <w:t>–</w:t>
-            </w:r>
-            <w:r>
-              <w:rPr>
-                <w:rFonts w:ascii="BRH Malayalam Extra" w:eastAsia="Times New Roman" w:hAnsi="BRH Malayalam Extra" w:cs="BRH Malayalam Extra"/>
-                <w:color w:val="000000"/>
-                <w:sz w:val="40"/>
-                <w:szCs w:val="40"/>
-                <w:lang w:val="en-IN" w:eastAsia="en-IN" w:bidi="ml-IN"/>
-              </w:rPr>
-              <w:t>Zy</w:t>
-            </w:r>
-            <w:r>
-              <w:rPr>
-                <w:rFonts w:ascii="BRH Malayalam Extra" w:eastAsia="Times New Roman" w:hAnsi="BRH Malayalam Extra" w:cs="BRH Malayalam Extra"/>
-                <w:color w:val="000000"/>
-                <w:sz w:val="32"/>
-                <w:szCs w:val="40"/>
-                <w:lang w:val="en-IN" w:eastAsia="en-IN" w:bidi="ml-IN"/>
-              </w:rPr>
-              <w:t>–</w:t>
-            </w:r>
-            <w:r>
-              <w:rPr>
-                <w:rFonts w:ascii="BRH Malayalam Extra" w:eastAsia="Times New Roman" w:hAnsi="BRH Malayalam Extra" w:cs="BRH Malayalam Extra"/>
-                <w:color w:val="000000"/>
-                <w:sz w:val="40"/>
-                <w:szCs w:val="40"/>
-                <w:lang w:val="en-IN" w:eastAsia="en-IN" w:bidi="ml-IN"/>
-              </w:rPr>
-              <w:t xml:space="preserve"> k±—sxI |</w:t>
+                <w:lang w:val="it-IT" w:eastAsia="en-IN" w:bidi="ml-IN"/>
+              </w:rPr>
+              <w:t>ôx</w:t>
+            </w:r>
+            <w:r>
+              <w:rPr>
+                <w:rFonts w:ascii="BRH Malayalam Extra" w:eastAsia="Times New Roman" w:hAnsi="BRH Malayalam Extra" w:cs="BRH Malayalam Extra"/>
+                <w:color w:val="000000"/>
+                <w:sz w:val="40"/>
+                <w:szCs w:val="40"/>
+                <w:lang w:val="it-IT" w:eastAsia="en-IN" w:bidi="ml-IN"/>
+              </w:rPr>
+              <w:t>˜bx</w:t>
+            </w:r>
+            <w:r>
+              <w:rPr>
+                <w:rFonts w:ascii="BRH Malayalam Extra" w:eastAsia="Times New Roman" w:hAnsi="BRH Malayalam Extra" w:cs="BRH Malayalam Extra"/>
+                <w:color w:val="000000"/>
+                <w:sz w:val="32"/>
+                <w:szCs w:val="40"/>
+                <w:lang w:val="it-IT" w:eastAsia="en-IN" w:bidi="ml-IN"/>
+              </w:rPr>
+              <w:t>–</w:t>
+            </w:r>
+            <w:r>
+              <w:rPr>
+                <w:rFonts w:ascii="BRH Malayalam Extra" w:eastAsia="Times New Roman" w:hAnsi="BRH Malayalam Extra" w:cs="BRH Malayalam Extra"/>
+                <w:color w:val="000000"/>
+                <w:sz w:val="40"/>
+                <w:szCs w:val="40"/>
+                <w:lang w:val="it-IT" w:eastAsia="en-IN" w:bidi="ml-IN"/>
+              </w:rPr>
+              <w:t>ªöbxJ |</w:t>
             </w:r>
           </w:p>
         </w:tc>
@@ -662,60 +1535,78 @@
                 <w:color w:val="000000"/>
                 <w:sz w:val="40"/>
                 <w:szCs w:val="40"/>
-                <w:lang w:val="en-IN" w:eastAsia="en-IN" w:bidi="ml-IN"/>
-              </w:rPr>
-            </w:pPr>
-            <w:r>
-              <w:rPr>
-                <w:rFonts w:ascii="BRH Malayalam Extra" w:eastAsia="Times New Roman" w:hAnsi="BRH Malayalam Extra" w:cs="BRH Malayalam Extra"/>
-                <w:color w:val="000000"/>
-                <w:sz w:val="40"/>
-                <w:szCs w:val="40"/>
-                <w:lang w:val="en-IN" w:eastAsia="en-IN" w:bidi="ml-IN"/>
-              </w:rPr>
-              <w:t>s</w:t>
-            </w:r>
-            <w:r>
-              <w:rPr>
-                <w:rFonts w:ascii="BRH Devanagari Extra" w:eastAsia="Times New Roman" w:hAnsi="BRH Devanagari Extra" w:cs="BRH Malayalam Extra"/>
-                <w:color w:val="000000"/>
-                <w:sz w:val="36"/>
-                <w:szCs w:val="40"/>
-                <w:lang w:val="en-IN" w:eastAsia="en-IN" w:bidi="ml-IN"/>
-              </w:rPr>
-              <w:t>ò</w:t>
-            </w:r>
-            <w:r>
-              <w:rPr>
-                <w:rFonts w:ascii="BRH Malayalam Extra" w:eastAsia="Times New Roman" w:hAnsi="BRH Malayalam Extra" w:cs="BRH Malayalam Extra"/>
-                <w:color w:val="000000"/>
-                <w:sz w:val="40"/>
-                <w:szCs w:val="40"/>
-                <w:lang w:val="en-IN" w:eastAsia="en-IN" w:bidi="ml-IN"/>
-              </w:rPr>
-              <w:t xml:space="preserve"> sð—</w:t>
-            </w:r>
-            <w:proofErr w:type="gramStart"/>
-            <w:r>
-              <w:rPr>
-                <w:rFonts w:ascii="BRH Malayalam Extra" w:eastAsia="Times New Roman" w:hAnsi="BRH Malayalam Extra" w:cs="BRH Malayalam Extra"/>
-                <w:color w:val="000000"/>
-                <w:sz w:val="40"/>
-                <w:szCs w:val="40"/>
-                <w:lang w:val="en-IN" w:eastAsia="en-IN" w:bidi="ml-IN"/>
-              </w:rPr>
-              <w:t>ª.qjZy</w:t>
-            </w:r>
-            <w:proofErr w:type="gramEnd"/>
-            <w:r>
-              <w:rPr>
-                <w:rFonts w:ascii="BRH Malayalam Extra" w:eastAsia="Times New Roman" w:hAnsi="BRH Malayalam Extra" w:cs="BRH Malayalam Extra"/>
-                <w:color w:val="000000"/>
-                <w:sz w:val="40"/>
-                <w:szCs w:val="40"/>
-                <w:lang w:val="en-IN" w:eastAsia="en-IN" w:bidi="ml-IN"/>
-              </w:rPr>
-              <w:t xml:space="preserve"> | </w:t>
+                <w:lang w:val="it-IT" w:eastAsia="en-IN" w:bidi="ml-IN"/>
+              </w:rPr>
+            </w:pPr>
+            <w:r>
+              <w:rPr>
+                <w:rFonts w:ascii="BRH Malayalam Extra" w:eastAsia="Times New Roman" w:hAnsi="BRH Malayalam Extra" w:cs="BRH Malayalam Extra"/>
+                <w:color w:val="000000"/>
+                <w:sz w:val="40"/>
+                <w:szCs w:val="40"/>
+                <w:lang w:val="it-IT" w:eastAsia="en-IN" w:bidi="ml-IN"/>
+              </w:rPr>
+              <w:t>d</w:t>
+            </w:r>
+            <w:r>
+              <w:rPr>
+                <w:rFonts w:ascii="BRH Malayalam Extra" w:eastAsia="Times New Roman" w:hAnsi="BRH Malayalam Extra" w:cs="BRH Malayalam Extra"/>
+                <w:color w:val="000000"/>
+                <w:sz w:val="32"/>
+                <w:szCs w:val="40"/>
+                <w:lang w:val="it-IT" w:eastAsia="en-IN" w:bidi="ml-IN"/>
+              </w:rPr>
+              <w:t>–</w:t>
+            </w:r>
+            <w:r>
+              <w:rPr>
+                <w:rFonts w:ascii="BRH Malayalam Extra" w:eastAsia="Times New Roman" w:hAnsi="BRH Malayalam Extra" w:cs="BRH Malayalam Extra"/>
+                <w:color w:val="000000"/>
+                <w:sz w:val="40"/>
+                <w:szCs w:val="40"/>
+                <w:lang w:val="it-IT" w:eastAsia="en-IN" w:bidi="ml-IN"/>
+              </w:rPr>
+              <w:t>j</w:t>
+            </w:r>
+            <w:r>
+              <w:rPr>
+                <w:rFonts w:ascii="BRH Malayalam Extra" w:eastAsia="Times New Roman" w:hAnsi="BRH Malayalam Extra" w:cs="BRH Malayalam Extra"/>
+                <w:color w:val="000000"/>
+                <w:sz w:val="32"/>
+                <w:szCs w:val="40"/>
+                <w:lang w:val="it-IT" w:eastAsia="en-IN" w:bidi="ml-IN"/>
+              </w:rPr>
+              <w:t>–</w:t>
+            </w:r>
+            <w:r>
+              <w:rPr>
+                <w:rFonts w:ascii="BRH Malayalam Extra" w:eastAsia="Times New Roman" w:hAnsi="BRH Malayalam Extra" w:cs="BRH Malayalam Extra"/>
+                <w:color w:val="000000"/>
+                <w:sz w:val="40"/>
+                <w:szCs w:val="40"/>
+                <w:lang w:val="it-IT" w:eastAsia="en-IN" w:bidi="ml-IN"/>
+              </w:rPr>
+              <w:t>Zy</w:t>
+            </w:r>
+            <w:r>
+              <w:rPr>
+                <w:rFonts w:ascii="BRH Malayalam Extra" w:eastAsia="Times New Roman" w:hAnsi="BRH Malayalam Extra" w:cs="BRH Malayalam Extra"/>
+                <w:color w:val="000000"/>
+                <w:sz w:val="32"/>
+                <w:szCs w:val="40"/>
+                <w:lang w:val="it-IT" w:eastAsia="en-IN" w:bidi="ml-IN"/>
+              </w:rPr>
+              <w:t>–</w:t>
+            </w:r>
+            <w:r>
+              <w:rPr>
+                <w:rFonts w:ascii="BRH Malayalam Extra" w:eastAsia="Times New Roman" w:hAnsi="BRH Malayalam Extra" w:cs="BRH Malayalam Extra"/>
+                <w:color w:val="000000"/>
+                <w:sz w:val="40"/>
+                <w:szCs w:val="40"/>
+                <w:lang w:val="it-IT" w:eastAsia="en-IN" w:bidi="ml-IN"/>
+              </w:rPr>
+              <w:t xml:space="preserve"> Zsôx˜Z§ | </w:t>
             </w:r>
           </w:p>
           <w:p>
@@ -730,9 +1621,19 @@
                 <w:color w:val="000000"/>
                 <w:sz w:val="40"/>
                 <w:szCs w:val="40"/>
-                <w:lang w:val="en-IN" w:eastAsia="en-IN" w:bidi="ml-IN"/>
-              </w:rPr>
-            </w:pPr>
+                <w:lang w:val="it-IT" w:eastAsia="en-IN" w:bidi="ml-IN"/>
+              </w:rPr>
+            </w:pPr>
+            <w:r>
+              <w:rPr>
+                <w:rFonts w:ascii="BRH Malayalam Extra" w:eastAsia="Times New Roman" w:hAnsi="BRH Malayalam Extra" w:cs="BRH Malayalam Extra"/>
+                <w:color w:val="000000"/>
+                <w:sz w:val="40"/>
+                <w:szCs w:val="40"/>
+                <w:lang w:val="it-IT" w:eastAsia="en-IN" w:bidi="ml-IN"/>
+              </w:rPr>
+              <w:t>Zsô</w:t>
+            </w:r>
             <w:r>
               <w:rPr>
                 <w:rFonts w:ascii="BRH Malayalam Extra" w:eastAsia="Times New Roman" w:hAnsi="BRH Malayalam Extra" w:cs="BRH Malayalam Extra"/>
@@ -740,119 +1641,39 @@
                 <w:sz w:val="40"/>
                 <w:szCs w:val="40"/>
                 <w:highlight w:val="green"/>
-                <w:lang w:val="en-IN" w:eastAsia="en-IN" w:bidi="ml-IN"/>
-              </w:rPr>
-              <w:t>s</w:t>
-            </w:r>
-            <w:r>
-              <w:rPr>
-                <w:rFonts w:ascii="BRH Malayalam Extra" w:eastAsia="Times New Roman" w:hAnsi="BRH Malayalam Extra" w:cs="BRH Malayalam Extra"/>
-                <w:color w:val="000000"/>
-                <w:sz w:val="40"/>
-                <w:szCs w:val="40"/>
-                <w:lang w:val="en-IN" w:eastAsia="en-IN" w:bidi="ml-IN"/>
-              </w:rPr>
-              <w:t>ð</w:t>
-            </w:r>
-            <w:r>
-              <w:rPr>
-                <w:rFonts w:ascii="BRH Malayalam Extra" w:eastAsia="Times New Roman" w:hAnsi="BRH Malayalam Extra" w:cs="BRH Malayalam Extra"/>
-                <w:color w:val="000000"/>
-                <w:sz w:val="32"/>
-                <w:szCs w:val="40"/>
-                <w:lang w:val="en-IN" w:eastAsia="en-IN" w:bidi="ml-IN"/>
-              </w:rPr>
-              <w:t>–</w:t>
-            </w:r>
-            <w:r>
-              <w:rPr>
-                <w:rFonts w:ascii="BRH Malayalam Extra" w:eastAsia="Times New Roman" w:hAnsi="BRH Malayalam Extra" w:cs="BRH Malayalam Extra"/>
-                <w:color w:val="000000"/>
-                <w:sz w:val="40"/>
-                <w:szCs w:val="40"/>
-                <w:lang w:val="en-IN" w:eastAsia="en-IN" w:bidi="ml-IN"/>
-              </w:rPr>
-              <w:t>ª.</w:t>
-            </w:r>
-            <w:r>
-              <w:rPr>
-                <w:rFonts w:ascii="BRH Malayalam Extra" w:eastAsia="Times New Roman" w:hAnsi="BRH Malayalam Extra" w:cs="BRH Malayalam Extra"/>
-                <w:color w:val="000000"/>
-                <w:sz w:val="32"/>
-                <w:szCs w:val="40"/>
-                <w:lang w:val="en-IN" w:eastAsia="en-IN" w:bidi="ml-IN"/>
-              </w:rPr>
-              <w:t>–</w:t>
-            </w:r>
-            <w:r>
-              <w:rPr>
-                <w:rFonts w:ascii="BRH Malayalam Extra" w:eastAsia="Times New Roman" w:hAnsi="BRH Malayalam Extra" w:cs="BRH Malayalam Extra"/>
-                <w:color w:val="000000"/>
-                <w:sz w:val="40"/>
-                <w:szCs w:val="40"/>
-                <w:lang w:val="en-IN" w:eastAsia="en-IN" w:bidi="ml-IN"/>
-              </w:rPr>
-              <w:t>q</w:t>
-            </w:r>
-            <w:r>
-              <w:rPr>
-                <w:rFonts w:ascii="BRH Malayalam Extra" w:eastAsia="Times New Roman" w:hAnsi="BRH Malayalam Extra" w:cs="BRH Malayalam Extra"/>
-                <w:color w:val="000000"/>
-                <w:sz w:val="32"/>
-                <w:szCs w:val="40"/>
-                <w:lang w:val="en-IN" w:eastAsia="en-IN" w:bidi="ml-IN"/>
-              </w:rPr>
-              <w:t>–</w:t>
-            </w:r>
-            <w:r>
-              <w:rPr>
-                <w:rFonts w:ascii="BRH Malayalam Extra" w:eastAsia="Times New Roman" w:hAnsi="BRH Malayalam Extra" w:cs="BRH Malayalam Extra"/>
-                <w:color w:val="000000"/>
-                <w:sz w:val="40"/>
-                <w:szCs w:val="40"/>
-                <w:lang w:val="en-IN" w:eastAsia="en-IN" w:bidi="ml-IN"/>
-              </w:rPr>
-              <w:t>j</w:t>
-            </w:r>
-            <w:r>
-              <w:rPr>
-                <w:rFonts w:ascii="BRH Malayalam Extra" w:eastAsia="Times New Roman" w:hAnsi="BRH Malayalam Extra" w:cs="BRH Malayalam Extra"/>
-                <w:color w:val="000000"/>
-                <w:sz w:val="32"/>
-                <w:szCs w:val="40"/>
-                <w:lang w:val="en-IN" w:eastAsia="en-IN" w:bidi="ml-IN"/>
-              </w:rPr>
-              <w:t>–</w:t>
-            </w:r>
-            <w:r>
-              <w:rPr>
-                <w:rFonts w:ascii="BRH Malayalam Extra" w:eastAsia="Times New Roman" w:hAnsi="BRH Malayalam Extra" w:cs="BRH Malayalam Extra"/>
-                <w:color w:val="000000"/>
-                <w:sz w:val="40"/>
-                <w:szCs w:val="40"/>
-                <w:lang w:val="en-IN" w:eastAsia="en-IN" w:bidi="ml-IN"/>
-              </w:rPr>
-              <w:t>Zy</w:t>
-            </w:r>
-            <w:r>
-              <w:rPr>
-                <w:rFonts w:ascii="BRH Malayalam Extra" w:eastAsia="Times New Roman" w:hAnsi="BRH Malayalam Extra" w:cs="BRH Malayalam Extra"/>
-                <w:color w:val="000000"/>
-                <w:sz w:val="32"/>
-                <w:szCs w:val="40"/>
-                <w:lang w:val="en-IN" w:eastAsia="en-IN" w:bidi="ml-IN"/>
-              </w:rPr>
-              <w:t>–</w:t>
-            </w:r>
-            <w:r>
-              <w:rPr>
-                <w:rFonts w:ascii="BRH Malayalam Extra" w:eastAsia="Times New Roman" w:hAnsi="BRH Malayalam Extra" w:cs="BRH Malayalam Extra"/>
-                <w:color w:val="000000"/>
-                <w:sz w:val="40"/>
-                <w:szCs w:val="40"/>
-                <w:lang w:val="en-IN" w:eastAsia="en-IN" w:bidi="ml-IN"/>
-              </w:rPr>
-              <w:t xml:space="preserve"> k±—sxI | </w:t>
+                <w:lang w:val="it-IT" w:eastAsia="en-IN" w:bidi="ml-IN"/>
+              </w:rPr>
+              <w:t>x</w:t>
+            </w:r>
+            <w:r>
+              <w:rPr>
+                <w:rFonts w:ascii="BRH Malayalam Extra" w:eastAsia="Times New Roman" w:hAnsi="BRH Malayalam Extra" w:cs="BRH Malayalam Extra"/>
+                <w:color w:val="000000"/>
+                <w:sz w:val="40"/>
+                <w:szCs w:val="40"/>
+                <w:lang w:val="it-IT" w:eastAsia="en-IN" w:bidi="ml-IN"/>
+              </w:rPr>
+              <w:t>—bx</w:t>
+            </w:r>
+            <w:r>
+              <w:rPr>
+                <w:rFonts w:ascii="BRH Malayalam Extra" w:eastAsia="Times New Roman" w:hAnsi="BRH Malayalam Extra" w:cs="BRH Malayalam Extra"/>
+                <w:color w:val="000000"/>
+                <w:sz w:val="32"/>
+                <w:szCs w:val="40"/>
+                <w:lang w:val="it-IT" w:eastAsia="en-IN" w:bidi="ml-IN"/>
+              </w:rPr>
+              <w:t>–</w:t>
+            </w:r>
+            <w:r>
+              <w:rPr>
+                <w:rFonts w:ascii="BRH Malayalam Extra" w:eastAsia="Times New Roman" w:hAnsi="BRH Malayalam Extra" w:cs="BRH Malayalam Extra"/>
+                <w:color w:val="000000"/>
+                <w:sz w:val="40"/>
+                <w:szCs w:val="40"/>
+                <w:lang w:val="it-IT" w:eastAsia="en-IN" w:bidi="ml-IN"/>
+              </w:rPr>
+              <w:t>ªöbxJ |</w:t>
             </w:r>
           </w:p>
         </w:tc>
@@ -867,6 +1688,7 @@
           <w:sz w:val="32"/>
           <w:szCs w:val="32"/>
           <w:u w:val="single"/>
+          <w:lang w:val="it-IT"/>
         </w:rPr>
       </w:pPr>
     </w:p>
@@ -879,6 +1701,7 @@
           <w:sz w:val="32"/>
           <w:szCs w:val="32"/>
           <w:u w:val="single"/>
+          <w:lang w:val="it-IT"/>
         </w:rPr>
       </w:pPr>
     </w:p>
@@ -1173,6 +1996,7 @@
                 <w:sz w:val="28"/>
                 <w:szCs w:val="32"/>
               </w:rPr>
+              <w:lastRenderedPageBreak/>
               <w:t>T.S.</w:t>
             </w:r>
             <w:r>
@@ -1902,7 +2726,6 @@
                 <w:sz w:val="32"/>
                 <w:szCs w:val="32"/>
               </w:rPr>
-              <w:lastRenderedPageBreak/>
               <w:t>Reference</w:t>
             </w:r>
           </w:p>
@@ -1927,7 +2750,6 @@
                 <w:sz w:val="32"/>
                 <w:szCs w:val="32"/>
               </w:rPr>
-              <w:lastRenderedPageBreak/>
               <w:t>As Printed</w:t>
             </w:r>
           </w:p>
@@ -3394,6 +4216,7 @@
                 <w:sz w:val="28"/>
                 <w:szCs w:val="32"/>
               </w:rPr>
+              <w:lastRenderedPageBreak/>
               <w:t>T.S.6.2.3.1 – Kramam</w:t>
             </w:r>
           </w:p>
@@ -4339,7 +5162,6 @@
                 <w:sz w:val="28"/>
                 <w:szCs w:val="32"/>
               </w:rPr>
-              <w:lastRenderedPageBreak/>
               <w:t>T.S.6.2.3.3 – Kramam</w:t>
             </w:r>
           </w:p>
@@ -5573,6 +6395,7 @@
                 <w:highlight w:val="yellow"/>
                 <w:lang w:val="en-IN" w:eastAsia="en-IN" w:bidi="ml-IN"/>
               </w:rPr>
+              <w:lastRenderedPageBreak/>
               <w:t>¥p</w:t>
             </w:r>
             <w:r>
@@ -5650,6 +6473,7 @@
                 <w:szCs w:val="40"/>
                 <w:lang w:val="en-IN" w:eastAsia="en-IN" w:bidi="ml-IN"/>
               </w:rPr>
+              <w:lastRenderedPageBreak/>
               <w:t xml:space="preserve">¥p¤¤bõ— </w:t>
             </w:r>
             <w:r>
@@ -5717,6 +6541,7 @@
                 <w:highlight w:val="green"/>
                 <w:lang w:val="en-IN" w:eastAsia="en-IN" w:bidi="ml-IN"/>
               </w:rPr>
+              <w:lastRenderedPageBreak/>
               <w:t>¥p</w:t>
             </w:r>
             <w:r>
@@ -5815,6 +6640,7 @@
                 <w:sz w:val="28"/>
                 <w:szCs w:val="32"/>
               </w:rPr>
+              <w:lastRenderedPageBreak/>
               <w:t>T.S.6.2.4.5 – Kramam</w:t>
             </w:r>
           </w:p>
@@ -6403,7 +7229,6 @@
                 <w:sz w:val="28"/>
                 <w:szCs w:val="32"/>
               </w:rPr>
-              <w:lastRenderedPageBreak/>
               <w:t>T.S.6.2.5.5 – Kramam</w:t>
             </w:r>
           </w:p>
@@ -7612,6 +8437,7 @@
                 <w:sz w:val="28"/>
                 <w:szCs w:val="32"/>
               </w:rPr>
+              <w:lastRenderedPageBreak/>
               <w:t>T.S.6.2.7.5 – Kramam</w:t>
             </w:r>
           </w:p>
@@ -8488,7 +9314,6 @@
                 <w:sz w:val="28"/>
                 <w:szCs w:val="32"/>
               </w:rPr>
-              <w:lastRenderedPageBreak/>
               <w:t>T.S.6.2.8.5 – Kramam</w:t>
             </w:r>
           </w:p>
@@ -9309,16 +10134,7 @@
           <w:bCs/>
           <w:sz w:val="32"/>
         </w:rPr>
-        <w:t xml:space="preserve">replaced </w:t>
-      </w:r>
-      <w:proofErr w:type="gramStart"/>
-      <w:r>
-        <w:rPr>
-          <w:b/>
-          <w:bCs/>
-          <w:sz w:val="32"/>
-        </w:rPr>
-        <w:t>with</w:t>
+        <w:t>replaced with</w:t>
       </w:r>
       <w:r>
         <w:rPr>
@@ -9340,7 +10156,6 @@
         </w:rPr>
         <w:t>"</w:t>
       </w:r>
-      <w:proofErr w:type="gramEnd"/>
       <w:r>
         <w:rPr>
           <w:rFonts w:ascii="BRH Malayalam" w:hAnsi="BRH Malayalam" w:cs="BRH Malayalam"/>
@@ -9352,7 +10167,6 @@
         </w:rPr>
         <w:t>q§T</w:t>
       </w:r>
-      <w:proofErr w:type="gramStart"/>
       <w:r>
         <w:rPr>
           <w:rFonts w:ascii="BRH Malayalam" w:hAnsi="BRH Malayalam" w:cs="BRH Malayalam"/>
@@ -9369,16 +10183,7 @@
           <w:bCs/>
           <w:sz w:val="32"/>
         </w:rPr>
-        <w:t>wherever</w:t>
-      </w:r>
-      <w:proofErr w:type="gramEnd"/>
-      <w:r>
-        <w:rPr>
-          <w:b/>
-          <w:bCs/>
-          <w:sz w:val="32"/>
-        </w:rPr>
-        <w:t xml:space="preserve"> applicable</w:t>
+        <w:t>wherever applicable</w:t>
       </w:r>
     </w:p>
     <w:p>
@@ -9619,6 +10424,7 @@
                 <w:sz w:val="32"/>
                 <w:szCs w:val="32"/>
               </w:rPr>
+              <w:lastRenderedPageBreak/>
               <w:t>Reference</w:t>
             </w:r>
           </w:p>
@@ -9641,6 +10447,7 @@
                 <w:sz w:val="32"/>
                 <w:szCs w:val="32"/>
               </w:rPr>
+              <w:lastRenderedPageBreak/>
               <w:t>As Printed</w:t>
             </w:r>
           </w:p>

--- a/TS-Kramam/TS-6.2/TS 6.2 Malayalam Krama Paatam Corrections.docx
+++ b/TS-Kramam/TS-6.2/TS 6.2 Malayalam Krama Paatam Corrections.docx
@@ -1,6 +1,6 @@
 
 <file path=word/document.xml><?xml version="1.0" encoding="utf-8"?>
-<w:document xmlns:wpc="http://schemas.microsoft.com/office/word/2010/wordprocessingCanvas" xmlns:cx="http://schemas.microsoft.com/office/drawing/2014/chartex" xmlns:cx1="http://schemas.microsoft.com/office/drawing/2015/9/8/chartex" xmlns:cx2="http://schemas.microsoft.com/office/drawing/2015/10/21/chartex" xmlns:cx3="http://schemas.microsoft.com/office/drawing/2016/5/9/chartex" xmlns:cx4="http://schemas.microsoft.com/office/drawing/2016/5/10/chartex" xmlns:cx5="http://schemas.microsoft.com/office/drawing/2016/5/11/chartex" xmlns:cx6="http://schemas.microsoft.com/office/drawing/2016/5/12/chartex" xmlns:cx7="http://schemas.microsoft.com/office/drawing/2016/5/13/chartex" xmlns:cx8="http://schemas.microsoft.com/office/drawing/2016/5/14/chartex" xmlns:mc="http://schemas.openxmlformats.org/markup-compatibility/2006" xmlns:aink="http://schemas.microsoft.com/office/drawing/2016/ink" xmlns:am3d="http://schemas.microsoft.com/office/drawing/2017/model3d" xmlns:o="urn:schemas-microsoft-com:office:office" xmlns:oel="http://schemas.microsoft.com/office/2019/extlst" xmlns:r="http://schemas.openxmlformats.org/officeDocument/2006/relationships" xmlns:m="http://schemas.openxmlformats.org/officeDocument/2006/math" xmlns:v="urn:schemas-microsoft-com:vml" xmlns:wp14="http://schemas.microsoft.com/office/word/2010/wordprocessingDrawing" xmlns:wp="http://schemas.openxmlformats.org/drawingml/2006/wordprocessingDrawing" xmlns:w10="urn:schemas-microsoft-com:office:word" xmlns:w="http://schemas.openxmlformats.org/wordprocessingml/2006/main" xmlns:w14="http://schemas.microsoft.com/office/word/2010/wordml" xmlns:w15="http://schemas.microsoft.com/office/word/2012/wordml" xmlns:w16cei="http://schemas.microsoft.com/office/word/2026/wordml/cei" xmlns:w16cex="http://schemas.microsoft.com/office/word/2018/wordml/cex" xmlns:w16cid="http://schemas.microsoft.com/office/word/2016/wordml/cid" xmlns:w16="http://schemas.microsoft.com/office/word/2018/wordml" xmlns:w16du="http://schemas.microsoft.com/office/word/2023/wordml/word16du" xmlns:w16sdtdh="http://schemas.microsoft.com/office/word/2020/wordml/sdtdatahash" xmlns:w16sdtfl="http://schemas.microsoft.com/office/word/2024/wordml/sdtformatlock" xmlns:w16se="http://schemas.microsoft.com/office/word/2015/wordml/symex" xmlns:wpg="http://schemas.microsoft.com/office/word/2010/wordprocessingGroup" xmlns:wpi="http://schemas.microsoft.com/office/word/2010/wordprocessingInk" xmlns:wne="http://schemas.microsoft.com/office/word/2006/wordml" xmlns:wps="http://schemas.microsoft.com/office/word/2010/wordprocessingShape" mc:Ignorable="w14 w15 w16se w16cid w16 w16cex w16sdtdh w16sdtfl w16du wp14">
+<w:document xmlns:wpc="http://schemas.microsoft.com/office/word/2010/wordprocessingCanvas" xmlns:cx="http://schemas.microsoft.com/office/drawing/2014/chartex" xmlns:cx1="http://schemas.microsoft.com/office/drawing/2015/9/8/chartex" xmlns:cx2="http://schemas.microsoft.com/office/drawing/2015/10/21/chartex" xmlns:cx3="http://schemas.microsoft.com/office/drawing/2016/5/9/chartex" xmlns:cx4="http://schemas.microsoft.com/office/drawing/2016/5/10/chartex" xmlns:cx5="http://schemas.microsoft.com/office/drawing/2016/5/11/chartex" xmlns:cx6="http://schemas.microsoft.com/office/drawing/2016/5/12/chartex" xmlns:cx7="http://schemas.microsoft.com/office/drawing/2016/5/13/chartex" xmlns:cx8="http://schemas.microsoft.com/office/drawing/2016/5/14/chartex" xmlns:mc="http://schemas.openxmlformats.org/markup-compatibility/2006" xmlns:aink="http://schemas.microsoft.com/office/drawing/2016/ink" xmlns:am3d="http://schemas.microsoft.com/office/drawing/2017/model3d" xmlns:o="urn:schemas-microsoft-com:office:office" xmlns:oel="http://schemas.microsoft.com/office/2019/extlst" xmlns:r="http://schemas.openxmlformats.org/officeDocument/2006/relationships" xmlns:m="http://schemas.openxmlformats.org/officeDocument/2006/math" xmlns:v="urn:schemas-microsoft-com:vml" xmlns:wp14="http://schemas.microsoft.com/office/word/2010/wordprocessingDrawing" xmlns:wp="http://schemas.openxmlformats.org/drawingml/2006/wordprocessingDrawing" xmlns:w10="urn:schemas-microsoft-com:office:word" xmlns:w="http://schemas.openxmlformats.org/wordprocessingml/2006/main" xmlns:w14="http://schemas.microsoft.com/office/word/2010/wordml" xmlns:w15="http://schemas.microsoft.com/office/word/2012/wordml" xmlns:w16cex="http://schemas.microsoft.com/office/word/2018/wordml/cex" xmlns:w16cid="http://schemas.microsoft.com/office/word/2016/wordml/cid" xmlns:w16="http://schemas.microsoft.com/office/word/2018/wordml" xmlns:w16du="http://schemas.microsoft.com/office/word/2023/wordml/word16du" xmlns:w16sdtdh="http://schemas.microsoft.com/office/word/2020/wordml/sdtdatahash" xmlns:w16sdtfl="http://schemas.microsoft.com/office/word/2024/wordml/sdtformatlock" xmlns:w16se="http://schemas.microsoft.com/office/word/2015/wordml/symex" xmlns:wpg="http://schemas.microsoft.com/office/word/2010/wordprocessingGroup" xmlns:wpi="http://schemas.microsoft.com/office/word/2010/wordprocessingInk" xmlns:wne="http://schemas.microsoft.com/office/word/2006/wordml" xmlns:wps="http://schemas.microsoft.com/office/word/2010/wordprocessingShape" mc:Ignorable="w14 w15 w16se w16cid w16 w16cex w16sdtdh w16sdtfl w16du wp14">
   <w:body>
     <w:p>
       <w:pPr>
@@ -101,7 +101,18 @@
           <w:szCs w:val="32"/>
           <w:u w:val="single"/>
         </w:rPr>
-        <w:t xml:space="preserve">Observed till </w:t>
+        <w:t xml:space="preserve">Observed </w:t>
+      </w:r>
+      <w:proofErr w:type="gramStart"/>
+      <w:r>
+        <w:rPr>
+          <w:b/>
+          <w:bCs/>
+          <w:sz w:val="32"/>
+          <w:szCs w:val="32"/>
+          <w:u w:val="single"/>
+        </w:rPr>
+        <w:t xml:space="preserve">till </w:t>
       </w:r>
       <w:r>
         <w:rPr>
@@ -114,6 +125,7 @@
         </w:rPr>
         <w:t>????</w:t>
       </w:r>
+      <w:proofErr w:type="gramEnd"/>
     </w:p>
     <w:p>
       <w:pPr>
@@ -134,7 +146,7 @@
     </w:p>
     <w:tbl>
       <w:tblPr>
-        <w:tblW w:w="13750" w:type="dxa"/>
+        <w:tblW w:w="14459" w:type="dxa"/>
         <w:tblInd w:w="-714" w:type="dxa"/>
         <w:tblBorders>
           <w:top w:val="single" w:sz="4" w:space="0" w:color="000000"/>
@@ -147,14 +159,14 @@
         <w:tblLook w:val="04A0" w:firstRow="1" w:lastRow="0" w:firstColumn="1" w:lastColumn="0" w:noHBand="0" w:noVBand="1"/>
       </w:tblPr>
       <w:tblGrid>
-        <w:gridCol w:w="3828"/>
+        <w:gridCol w:w="4537"/>
         <w:gridCol w:w="4678"/>
         <w:gridCol w:w="5244"/>
       </w:tblGrid>
       <w:tr>
         <w:tc>
           <w:tcPr>
-            <w:tcW w:w="3828" w:type="dxa"/>
+            <w:tcW w:w="4537" w:type="dxa"/>
           </w:tcPr>
           <w:p>
             <w:pPr>
@@ -259,7 +271,7 @@
         </w:trPr>
         <w:tc>
           <w:tcPr>
-            <w:tcW w:w="3828" w:type="dxa"/>
+            <w:tcW w:w="4537" w:type="dxa"/>
             <w:tcBorders>
               <w:top w:val="single" w:sz="4" w:space="0" w:color="000000"/>
               <w:left w:val="single" w:sz="4" w:space="0" w:color="000000"/>
@@ -794,11 +806,11 @@
       </w:tr>
       <w:tr>
         <w:trPr>
-          <w:trHeight w:val="1111"/>
+          <w:trHeight w:val="1394"/>
         </w:trPr>
         <w:tc>
           <w:tcPr>
-            <w:tcW w:w="3828" w:type="dxa"/>
+            <w:tcW w:w="4537" w:type="dxa"/>
             <w:tcBorders>
               <w:top w:val="single" w:sz="4" w:space="0" w:color="000000"/>
               <w:left w:val="single" w:sz="4" w:space="0" w:color="000000"/>
@@ -843,17 +855,17 @@
                 <w:sz w:val="28"/>
                 <w:szCs w:val="32"/>
               </w:rPr>
-              <w:t>6.2.10.4</w:t>
-            </w:r>
-            <w:r>
-              <w:rPr>
-                <w:rFonts w:cs="Arial"/>
-                <w:b/>
-                <w:color w:val="000000"/>
-                <w:sz w:val="28"/>
-                <w:szCs w:val="32"/>
-              </w:rPr>
-              <w:t xml:space="preserve"> – Kramam</w:t>
+              <w:t>6.2.8.1</w:t>
+            </w:r>
+            <w:r>
+              <w:rPr>
+                <w:rFonts w:cs="Arial"/>
+                <w:b/>
+                <w:color w:val="000000"/>
+                <w:sz w:val="28"/>
+                <w:szCs w:val="32"/>
+              </w:rPr>
+              <w:t>– Kramam</w:t>
             </w:r>
           </w:p>
           <w:p>
@@ -885,7 +897,18 @@
                 <w:szCs w:val="32"/>
                 <w:lang w:val="en-IN"/>
               </w:rPr>
-              <w:t>Krama Vaakyam No.– 32</w:t>
+              <w:t xml:space="preserve">Krama Vaakyam No.– </w:t>
+            </w:r>
+            <w:r>
+              <w:rPr>
+                <w:rFonts w:cs="Arial"/>
+                <w:b/>
+                <w:color w:val="000000"/>
+                <w:sz w:val="28"/>
+                <w:szCs w:val="32"/>
+                <w:lang w:val="en-IN"/>
+              </w:rPr>
+              <w:t>55,57</w:t>
             </w:r>
           </w:p>
           <w:p>
@@ -905,40 +928,39 @@
                 <w:color w:val="000000"/>
                 <w:sz w:val="28"/>
                 <w:szCs w:val="32"/>
+              </w:rPr>
+            </w:pPr>
+            <w:r>
+              <w:rPr>
+                <w:rFonts w:cs="Arial"/>
+                <w:b/>
+                <w:color w:val="000000"/>
+                <w:sz w:val="28"/>
+                <w:szCs w:val="32"/>
                 <w:lang w:val="it-IT"/>
               </w:rPr>
-            </w:pPr>
-            <w:r>
-              <w:rPr>
-                <w:rFonts w:cs="Arial"/>
-                <w:b/>
-                <w:color w:val="000000"/>
-                <w:sz w:val="28"/>
+              <w:t>Panchaati No</w:t>
+            </w:r>
+            <w:r>
+              <w:rPr>
+                <w:rFonts w:cs="Arial"/>
+                <w:b/>
+                <w:color w:val="000000"/>
                 <w:szCs w:val="32"/>
                 <w:lang w:val="it-IT"/>
               </w:rPr>
-              <w:t>Panchaati No</w:t>
-            </w:r>
-            <w:r>
-              <w:rPr>
-                <w:rFonts w:cs="Arial"/>
-                <w:b/>
-                <w:color w:val="000000"/>
-                <w:szCs w:val="32"/>
+              <w:t xml:space="preserve">. - </w:t>
+            </w:r>
+            <w:r>
+              <w:rPr>
+                <w:rFonts w:cs="Arial"/>
+                <w:b/>
+                <w:color w:val="000000"/>
+                <w:sz w:val="28"/>
+                <w:szCs w:val="28"/>
                 <w:lang w:val="it-IT"/>
               </w:rPr>
-              <w:t xml:space="preserve">. - </w:t>
-            </w:r>
-            <w:r>
-              <w:rPr>
-                <w:rFonts w:cs="Arial"/>
-                <w:b/>
-                <w:color w:val="000000"/>
-                <w:sz w:val="28"/>
-                <w:szCs w:val="32"/>
-                <w:lang w:val="it-IT"/>
-              </w:rPr>
-              <w:t>52</w:t>
+              <w:t>39</w:t>
             </w:r>
           </w:p>
         </w:tc>
@@ -964,109 +986,147 @@
                 <w:color w:val="000000"/>
                 <w:sz w:val="40"/>
                 <w:szCs w:val="40"/>
-                <w:lang w:val="it-IT" w:eastAsia="en-IN" w:bidi="ml-IN"/>
-              </w:rPr>
-            </w:pPr>
-            <w:r>
-              <w:rPr>
-                <w:rFonts w:ascii="BRH Malayalam Extra" w:eastAsia="Times New Roman" w:hAnsi="BRH Malayalam Extra" w:cs="BRH Malayalam Extra"/>
-                <w:color w:val="000000"/>
-                <w:sz w:val="40"/>
-                <w:szCs w:val="40"/>
-                <w:lang w:val="it-IT" w:eastAsia="en-IN" w:bidi="ml-IN"/>
-              </w:rPr>
-              <w:t>byp</w:t>
+                <w:lang w:val="en-IN" w:eastAsia="en-IN" w:bidi="ml-IN"/>
+              </w:rPr>
+            </w:pPr>
+            <w:r>
+              <w:rPr>
+                <w:rFonts w:ascii="BRH Malayalam Extra" w:eastAsia="Times New Roman" w:hAnsi="BRH Malayalam Extra" w:cs="BRH Malayalam Extra"/>
+                <w:color w:val="000000"/>
+                <w:sz w:val="40"/>
+                <w:szCs w:val="40"/>
+                <w:lang w:val="en-IN" w:eastAsia="en-IN" w:bidi="ml-IN"/>
+              </w:rPr>
+              <w:t>öe</w:t>
+            </w:r>
+            <w:r>
+              <w:rPr>
+                <w:rFonts w:ascii="BRH Malayalam Extra" w:eastAsia="Times New Roman" w:hAnsi="BRH Malayalam Extra" w:cs="BRH Malayalam Extra"/>
+                <w:color w:val="000000"/>
+                <w:sz w:val="32"/>
+                <w:szCs w:val="40"/>
+                <w:lang w:val="en-IN" w:eastAsia="en-IN" w:bidi="ml-IN"/>
+              </w:rPr>
+              <w:t>–</w:t>
+            </w:r>
+            <w:r>
+              <w:rPr>
+                <w:rFonts w:ascii="BRH Malayalam Extra" w:eastAsia="Times New Roman" w:hAnsi="BRH Malayalam Extra" w:cs="BRH Malayalam Extra"/>
+                <w:color w:val="000000"/>
+                <w:sz w:val="40"/>
+                <w:szCs w:val="40"/>
+                <w:lang w:val="en-IN" w:eastAsia="en-IN" w:bidi="ml-IN"/>
+              </w:rPr>
+              <w:t xml:space="preserve">RxI </w:t>
             </w:r>
             <w:r>
               <w:rPr>
                 <w:rFonts w:ascii="BRH Devanagari Extra" w:eastAsia="Times New Roman" w:hAnsi="BRH Devanagari Extra" w:cs="BRH Malayalam Extra"/>
                 <w:color w:val="000000"/>
-                <w:sz w:val="36"/>
-                <w:szCs w:val="40"/>
-                <w:lang w:val="it-IT" w:eastAsia="en-IN" w:bidi="ml-IN"/>
-              </w:rPr>
-              <w:t>ò</w:t>
-            </w:r>
-            <w:r>
-              <w:rPr>
-                <w:rFonts w:ascii="BRH Malayalam Extra" w:eastAsia="Times New Roman" w:hAnsi="BRH Malayalam Extra" w:cs="BRH Malayalam Extra"/>
-                <w:color w:val="000000"/>
-                <w:sz w:val="40"/>
-                <w:szCs w:val="40"/>
-                <w:lang w:val="it-IT" w:eastAsia="en-IN" w:bidi="ml-IN"/>
-              </w:rPr>
-              <w:t>— së</w:t>
-            </w:r>
-            <w:r>
-              <w:rPr>
-                <w:rFonts w:ascii="BRH Malayalam Extra" w:eastAsia="Times New Roman" w:hAnsi="BRH Malayalam Extra" w:cs="BRH Malayalam Extra"/>
-                <w:color w:val="000000"/>
-                <w:sz w:val="40"/>
+                <w:sz w:val="32"/>
+                <w:szCs w:val="40"/>
+                <w:lang w:val="en-IN" w:eastAsia="en-IN" w:bidi="ml-IN"/>
+              </w:rPr>
+              <w:t>Æ</w:t>
+            </w:r>
+            <w:r>
+              <w:rPr>
+                <w:rFonts w:ascii="BRH Malayalam Extra" w:eastAsia="Times New Roman" w:hAnsi="BRH Malayalam Extra" w:cs="BRH Malayalam Extra"/>
+                <w:color w:val="000000"/>
+                <w:sz w:val="40"/>
+                <w:szCs w:val="40"/>
+                <w:lang w:val="en-IN" w:eastAsia="en-IN" w:bidi="ml-IN"/>
+              </w:rPr>
+              <w:t>py</w:t>
+            </w:r>
+            <w:r>
+              <w:rPr>
+                <w:rFonts w:ascii="BRH Malayalam Extra" w:eastAsia="Times New Roman" w:hAnsi="BRH Malayalam Extra" w:cs="BRH Malayalam Extra"/>
+                <w:color w:val="000000"/>
+                <w:sz w:val="32"/>
                 <w:szCs w:val="40"/>
                 <w:highlight w:val="yellow"/>
-                <w:lang w:val="it-IT" w:eastAsia="en-IN" w:bidi="ml-IN"/>
-              </w:rPr>
-              <w:t>hx</w:t>
-            </w:r>
-            <w:r>
-              <w:rPr>
-                <w:rFonts w:ascii="BRH Malayalam Extra" w:eastAsia="Times New Roman" w:hAnsi="BRH Malayalam Extra" w:cs="BRH Malayalam Extra"/>
-                <w:color w:val="000000"/>
-                <w:sz w:val="32"/>
-                <w:szCs w:val="40"/>
-                <w:lang w:val="it-IT" w:eastAsia="en-IN" w:bidi="ml-IN"/>
-              </w:rPr>
-              <w:t>–</w:t>
-            </w:r>
-            <w:r>
-              <w:rPr>
-                <w:rFonts w:ascii="BRH Malayalam Extra" w:eastAsia="Times New Roman" w:hAnsi="BRH Malayalam Extra" w:cs="BRH Malayalam Extra"/>
-                <w:color w:val="000000"/>
-                <w:sz w:val="40"/>
-                <w:szCs w:val="40"/>
-                <w:lang w:val="it-IT" w:eastAsia="en-IN" w:bidi="ml-IN"/>
-              </w:rPr>
-              <w:t>d | së</w:t>
-            </w:r>
-            <w:r>
-              <w:rPr>
-                <w:rFonts w:ascii="BRH Malayalam Extra" w:eastAsia="Times New Roman" w:hAnsi="BRH Malayalam Extra" w:cs="BRH Malayalam Extra"/>
-                <w:color w:val="000000"/>
-                <w:sz w:val="32"/>
-                <w:szCs w:val="40"/>
-                <w:lang w:val="it-IT" w:eastAsia="en-IN" w:bidi="ml-IN"/>
-              </w:rPr>
-              <w:t>–</w:t>
-            </w:r>
-            <w:r>
-              <w:rPr>
-                <w:rFonts w:ascii="BRH Malayalam Extra" w:eastAsia="Times New Roman" w:hAnsi="BRH Malayalam Extra" w:cs="BRH Malayalam Extra"/>
-                <w:color w:val="000000"/>
-                <w:sz w:val="40"/>
-                <w:szCs w:val="40"/>
-                <w:lang w:val="it-IT" w:eastAsia="en-IN" w:bidi="ml-IN"/>
-              </w:rPr>
-              <w:t>hx</w:t>
-            </w:r>
-            <w:r>
-              <w:rPr>
-                <w:rFonts w:ascii="BRH Malayalam Extra" w:eastAsia="Times New Roman" w:hAnsi="BRH Malayalam Extra" w:cs="BRH Malayalam Extra"/>
-                <w:color w:val="000000"/>
-                <w:sz w:val="32"/>
-                <w:szCs w:val="40"/>
-                <w:lang w:val="it-IT" w:eastAsia="en-IN" w:bidi="ml-IN"/>
-              </w:rPr>
-              <w:t>–</w:t>
-            </w:r>
-            <w:r>
-              <w:rPr>
-                <w:rFonts w:ascii="BRH Malayalam Extra" w:eastAsia="Times New Roman" w:hAnsi="BRH Malayalam Extra" w:cs="BRH Malayalam Extra"/>
-                <w:color w:val="000000"/>
-                <w:sz w:val="40"/>
-                <w:szCs w:val="40"/>
-                <w:lang w:val="it-IT" w:eastAsia="en-IN" w:bidi="ml-IN"/>
-              </w:rPr>
-              <w:t>dx |</w:t>
+                <w:lang w:val="en-IN" w:eastAsia="en-IN" w:bidi="ml-IN"/>
+              </w:rPr>
+              <w:t>–</w:t>
+            </w:r>
+            <w:r>
+              <w:rPr>
+                <w:rFonts w:ascii="BRH Malayalam Extra" w:eastAsia="Times New Roman" w:hAnsi="BRH Malayalam Extra" w:cs="BRH Malayalam Extra"/>
+                <w:color w:val="000000"/>
+                <w:sz w:val="40"/>
+                <w:szCs w:val="40"/>
+                <w:highlight w:val="yellow"/>
+                <w:lang w:val="en-IN" w:eastAsia="en-IN" w:bidi="ml-IN"/>
+              </w:rPr>
+              <w:t>Z</w:t>
+            </w:r>
+            <w:r>
+              <w:rPr>
+                <w:rFonts w:ascii="BRH Malayalam Extra" w:eastAsia="Times New Roman" w:hAnsi="BRH Malayalam Extra" w:cs="BRH Malayalam Extra"/>
+                <w:color w:val="000000"/>
+                <w:sz w:val="40"/>
+                <w:szCs w:val="40"/>
+                <w:lang w:val="en-IN" w:eastAsia="en-IN" w:bidi="ml-IN"/>
+              </w:rPr>
+              <w:t xml:space="preserve">ûx | </w:t>
+            </w:r>
+          </w:p>
+          <w:p>
+            <w:pPr>
+              <w:widowControl w:val="0"/>
+              <w:autoSpaceDE w:val="0"/>
+              <w:autoSpaceDN w:val="0"/>
+              <w:adjustRightInd w:val="0"/>
+              <w:spacing w:before="0" w:line="240" w:lineRule="auto"/>
+              <w:rPr>
+                <w:rFonts w:ascii="Latha" w:hAnsi="Latha" w:cs="Latha"/>
+                <w:sz w:val="28"/>
+                <w:szCs w:val="28"/>
+                <w:cs/>
+                <w:lang w:bidi="ta-IN"/>
+              </w:rPr>
+            </w:pPr>
+            <w:r>
+              <w:rPr>
+                <w:rFonts w:ascii="BRH Malayalam Extra" w:eastAsia="Times New Roman" w:hAnsi="BRH Malayalam Extra" w:cs="BRH Malayalam Extra"/>
+                <w:color w:val="000000"/>
+                <w:sz w:val="40"/>
+                <w:szCs w:val="40"/>
+                <w:lang w:val="en-IN" w:eastAsia="en-IN" w:bidi="ml-IN"/>
+              </w:rPr>
+              <w:t>py</w:t>
+            </w:r>
+            <w:r>
+              <w:rPr>
+                <w:rFonts w:ascii="BRH Malayalam Extra" w:eastAsia="Times New Roman" w:hAnsi="BRH Malayalam Extra" w:cs="BRH Malayalam Extra"/>
+                <w:color w:val="000000"/>
+                <w:sz w:val="32"/>
+                <w:szCs w:val="40"/>
+                <w:lang w:val="en-IN" w:eastAsia="en-IN" w:bidi="ml-IN"/>
+              </w:rPr>
+              <w:t>–</w:t>
+            </w:r>
+            <w:r>
+              <w:rPr>
+                <w:rFonts w:ascii="BRH Malayalam Extra" w:eastAsia="Times New Roman" w:hAnsi="BRH Malayalam Extra" w:cs="BRH Malayalam Extra"/>
+                <w:color w:val="000000"/>
+                <w:sz w:val="40"/>
+                <w:szCs w:val="40"/>
+                <w:highlight w:val="yellow"/>
+                <w:lang w:val="en-IN" w:eastAsia="en-IN" w:bidi="ml-IN"/>
+              </w:rPr>
+              <w:t>Z</w:t>
+            </w:r>
+            <w:r>
+              <w:rPr>
+                <w:rFonts w:ascii="BRH Malayalam Extra" w:eastAsia="Times New Roman" w:hAnsi="BRH Malayalam Extra" w:cs="BRH Malayalam Extra"/>
+                <w:color w:val="000000"/>
+                <w:sz w:val="40"/>
+                <w:szCs w:val="40"/>
+                <w:lang w:val="en-IN" w:eastAsia="en-IN" w:bidi="ml-IN"/>
+              </w:rPr>
+              <w:t>ûx„Kx—ijÇ |</w:t>
             </w:r>
           </w:p>
         </w:tc>
@@ -1092,6 +1152,1371 @@
                 <w:color w:val="000000"/>
                 <w:sz w:val="40"/>
                 <w:szCs w:val="40"/>
+                <w:lang w:val="en-IN" w:eastAsia="en-IN" w:bidi="ml-IN"/>
+              </w:rPr>
+            </w:pPr>
+            <w:r>
+              <w:rPr>
+                <w:rFonts w:ascii="BRH Malayalam Extra" w:eastAsia="Times New Roman" w:hAnsi="BRH Malayalam Extra" w:cs="BRH Malayalam Extra"/>
+                <w:color w:val="000000"/>
+                <w:sz w:val="40"/>
+                <w:szCs w:val="40"/>
+                <w:lang w:val="en-IN" w:eastAsia="en-IN" w:bidi="ml-IN"/>
+              </w:rPr>
+              <w:t>öe</w:t>
+            </w:r>
+            <w:r>
+              <w:rPr>
+                <w:rFonts w:ascii="BRH Malayalam Extra" w:eastAsia="Times New Roman" w:hAnsi="BRH Malayalam Extra" w:cs="BRH Malayalam Extra"/>
+                <w:color w:val="000000"/>
+                <w:sz w:val="32"/>
+                <w:szCs w:val="40"/>
+                <w:lang w:val="en-IN" w:eastAsia="en-IN" w:bidi="ml-IN"/>
+              </w:rPr>
+              <w:t>–</w:t>
+            </w:r>
+            <w:r>
+              <w:rPr>
+                <w:rFonts w:ascii="BRH Malayalam Extra" w:eastAsia="Times New Roman" w:hAnsi="BRH Malayalam Extra" w:cs="BRH Malayalam Extra"/>
+                <w:color w:val="000000"/>
+                <w:sz w:val="40"/>
+                <w:szCs w:val="40"/>
+                <w:lang w:val="en-IN" w:eastAsia="en-IN" w:bidi="ml-IN"/>
+              </w:rPr>
+              <w:t xml:space="preserve">RxI </w:t>
+            </w:r>
+            <w:r>
+              <w:rPr>
+                <w:rFonts w:ascii="BRH Devanagari Extra" w:eastAsia="Times New Roman" w:hAnsi="BRH Devanagari Extra" w:cs="BRH Malayalam Extra"/>
+                <w:color w:val="000000"/>
+                <w:sz w:val="32"/>
+                <w:szCs w:val="40"/>
+                <w:lang w:val="en-IN" w:eastAsia="en-IN" w:bidi="ml-IN"/>
+              </w:rPr>
+              <w:t>Æ</w:t>
+            </w:r>
+            <w:r>
+              <w:rPr>
+                <w:rFonts w:ascii="BRH Malayalam Extra" w:eastAsia="Times New Roman" w:hAnsi="BRH Malayalam Extra" w:cs="BRH Malayalam Extra"/>
+                <w:color w:val="000000"/>
+                <w:sz w:val="40"/>
+                <w:szCs w:val="40"/>
+                <w:lang w:val="en-IN" w:eastAsia="en-IN" w:bidi="ml-IN"/>
+              </w:rPr>
+              <w:t>py</w:t>
+            </w:r>
+            <w:r>
+              <w:rPr>
+                <w:rFonts w:ascii="BRH Malayalam Extra" w:eastAsia="Times New Roman" w:hAnsi="BRH Malayalam Extra" w:cs="BRH Malayalam Extra"/>
+                <w:color w:val="000000"/>
+                <w:sz w:val="32"/>
+                <w:szCs w:val="40"/>
+                <w:highlight w:val="yellow"/>
+                <w:lang w:val="en-IN" w:eastAsia="en-IN" w:bidi="ml-IN"/>
+              </w:rPr>
+              <w:t>–</w:t>
+            </w:r>
+            <w:r>
+              <w:rPr>
+                <w:rFonts w:ascii="BRH Malayalam Extra" w:hAnsi="BRH Malayalam Extra" w:cs="BRH Malayalam Extra"/>
+                <w:sz w:val="40"/>
+                <w:szCs w:val="40"/>
+                <w:highlight w:val="green"/>
+              </w:rPr>
+              <w:t>À</w:t>
+            </w:r>
+            <w:r>
+              <w:rPr>
+                <w:rFonts w:ascii="BRH Malayalam Extra" w:eastAsia="Times New Roman" w:hAnsi="BRH Malayalam Extra" w:cs="BRH Malayalam Extra"/>
+                <w:color w:val="000000"/>
+                <w:sz w:val="40"/>
+                <w:szCs w:val="40"/>
+                <w:lang w:val="en-IN" w:eastAsia="en-IN" w:bidi="ml-IN"/>
+              </w:rPr>
+              <w:t xml:space="preserve">ûx | </w:t>
+            </w:r>
+          </w:p>
+          <w:p>
+            <w:pPr>
+              <w:autoSpaceDE w:val="0"/>
+              <w:autoSpaceDN w:val="0"/>
+              <w:adjustRightInd w:val="0"/>
+              <w:spacing w:before="0" w:line="240" w:lineRule="auto"/>
+              <w:rPr>
+                <w:rFonts w:ascii="Latha" w:hAnsi="Latha" w:cs="Latha"/>
+                <w:sz w:val="28"/>
+                <w:szCs w:val="28"/>
+                <w:cs/>
+                <w:lang w:bidi="ta-IN"/>
+              </w:rPr>
+            </w:pPr>
+            <w:r>
+              <w:rPr>
+                <w:rFonts w:ascii="BRH Malayalam Extra" w:eastAsia="Times New Roman" w:hAnsi="BRH Malayalam Extra" w:cs="BRH Malayalam Extra"/>
+                <w:color w:val="000000"/>
+                <w:sz w:val="40"/>
+                <w:szCs w:val="40"/>
+                <w:lang w:val="en-IN" w:eastAsia="en-IN" w:bidi="ml-IN"/>
+              </w:rPr>
+              <w:t>py</w:t>
+            </w:r>
+            <w:r>
+              <w:rPr>
+                <w:rFonts w:ascii="BRH Malayalam Extra" w:eastAsia="Times New Roman" w:hAnsi="BRH Malayalam Extra" w:cs="BRH Malayalam Extra"/>
+                <w:color w:val="000000"/>
+                <w:sz w:val="32"/>
+                <w:szCs w:val="40"/>
+                <w:lang w:val="en-IN" w:eastAsia="en-IN" w:bidi="ml-IN"/>
+              </w:rPr>
+              <w:t>–</w:t>
+            </w:r>
+            <w:r>
+              <w:rPr>
+                <w:rFonts w:ascii="BRH Malayalam Extra" w:hAnsi="BRH Malayalam Extra" w:cs="BRH Malayalam Extra"/>
+                <w:sz w:val="40"/>
+                <w:szCs w:val="40"/>
+                <w:highlight w:val="green"/>
+              </w:rPr>
+              <w:t>À</w:t>
+            </w:r>
+            <w:r>
+              <w:rPr>
+                <w:rFonts w:ascii="BRH Malayalam Extra" w:eastAsia="Times New Roman" w:hAnsi="BRH Malayalam Extra" w:cs="BRH Malayalam Extra"/>
+                <w:color w:val="000000"/>
+                <w:sz w:val="40"/>
+                <w:szCs w:val="40"/>
+                <w:lang w:val="en-IN" w:eastAsia="en-IN" w:bidi="ml-IN"/>
+              </w:rPr>
+              <w:t>ûx„Kx—ijÇ |</w:t>
+            </w:r>
+          </w:p>
+        </w:tc>
+      </w:tr>
+      <w:tr>
+        <w:trPr>
+          <w:trHeight w:val="1387"/>
+        </w:trPr>
+        <w:tc>
+          <w:tcPr>
+            <w:tcW w:w="4537" w:type="dxa"/>
+            <w:tcBorders>
+              <w:top w:val="single" w:sz="4" w:space="0" w:color="000000"/>
+              <w:left w:val="single" w:sz="4" w:space="0" w:color="000000"/>
+              <w:bottom w:val="single" w:sz="4" w:space="0" w:color="000000"/>
+              <w:right w:val="single" w:sz="4" w:space="0" w:color="000000"/>
+            </w:tcBorders>
+          </w:tcPr>
+          <w:p>
+            <w:pPr>
+              <w:widowControl w:val="0"/>
+              <w:tabs>
+                <w:tab w:val="left" w:pos="993"/>
+              </w:tabs>
+              <w:autoSpaceDE w:val="0"/>
+              <w:autoSpaceDN w:val="0"/>
+              <w:adjustRightInd w:val="0"/>
+              <w:spacing w:before="0" w:line="240" w:lineRule="auto"/>
+              <w:ind w:right="297"/>
+              <w:rPr>
+                <w:rFonts w:cs="Arial"/>
+                <w:b/>
+                <w:color w:val="000000"/>
+                <w:sz w:val="28"/>
+                <w:szCs w:val="28"/>
+              </w:rPr>
+            </w:pPr>
+            <w:r>
+              <w:rPr>
+                <w:rFonts w:cs="Arial"/>
+                <w:b/>
+                <w:color w:val="000000"/>
+                <w:sz w:val="28"/>
+                <w:szCs w:val="28"/>
+              </w:rPr>
+              <w:t>T.S.6.2.8.2– Kramam</w:t>
+            </w:r>
+          </w:p>
+          <w:p>
+            <w:pPr>
+              <w:widowControl w:val="0"/>
+              <w:tabs>
+                <w:tab w:val="left" w:pos="993"/>
+              </w:tabs>
+              <w:autoSpaceDE w:val="0"/>
+              <w:autoSpaceDN w:val="0"/>
+              <w:adjustRightInd w:val="0"/>
+              <w:spacing w:before="0" w:line="240" w:lineRule="auto"/>
+              <w:ind w:right="297"/>
+              <w:rPr>
+                <w:rFonts w:cs="Arial"/>
+                <w:b/>
+                <w:color w:val="000000"/>
+                <w:sz w:val="28"/>
+                <w:szCs w:val="28"/>
+                <w:lang w:val="en-IN"/>
+              </w:rPr>
+            </w:pPr>
+            <w:r>
+              <w:rPr>
+                <w:rFonts w:cs="Arial"/>
+                <w:b/>
+                <w:color w:val="000000"/>
+                <w:sz w:val="28"/>
+                <w:szCs w:val="28"/>
+                <w:lang w:val="en-IN"/>
+              </w:rPr>
+              <w:t xml:space="preserve">Krama Vaakyam No.– </w:t>
+            </w:r>
+            <w:r>
+              <w:rPr>
+                <w:rFonts w:cs="Arial"/>
+                <w:b/>
+                <w:color w:val="000000"/>
+                <w:sz w:val="28"/>
+                <w:szCs w:val="28"/>
+                <w:lang w:val="en-IN"/>
+              </w:rPr>
+              <w:t>17,18</w:t>
+            </w:r>
+          </w:p>
+          <w:p>
+            <w:pPr>
+              <w:widowControl w:val="0"/>
+              <w:tabs>
+                <w:tab w:val="left" w:pos="993"/>
+              </w:tabs>
+              <w:autoSpaceDE w:val="0"/>
+              <w:autoSpaceDN w:val="0"/>
+              <w:adjustRightInd w:val="0"/>
+              <w:spacing w:before="0" w:line="240" w:lineRule="auto"/>
+              <w:ind w:right="297"/>
+              <w:rPr>
+                <w:rFonts w:cs="Arial"/>
+                <w:b/>
+                <w:color w:val="000000"/>
+                <w:sz w:val="28"/>
+                <w:szCs w:val="32"/>
+              </w:rPr>
+            </w:pPr>
+            <w:r>
+              <w:rPr>
+                <w:rFonts w:cs="Arial"/>
+                <w:b/>
+                <w:color w:val="000000"/>
+                <w:sz w:val="28"/>
+                <w:szCs w:val="28"/>
+                <w:lang w:val="it-IT"/>
+              </w:rPr>
+              <w:t>Panchaati No. - 40</w:t>
+            </w:r>
+          </w:p>
+        </w:tc>
+        <w:tc>
+          <w:tcPr>
+            <w:tcW w:w="4678" w:type="dxa"/>
+            <w:tcBorders>
+              <w:top w:val="single" w:sz="4" w:space="0" w:color="000000"/>
+              <w:left w:val="single" w:sz="4" w:space="0" w:color="000000"/>
+              <w:bottom w:val="single" w:sz="4" w:space="0" w:color="000000"/>
+              <w:right w:val="single" w:sz="4" w:space="0" w:color="000000"/>
+            </w:tcBorders>
+          </w:tcPr>
+          <w:p>
+            <w:pPr>
+              <w:widowControl w:val="0"/>
+              <w:autoSpaceDE w:val="0"/>
+              <w:autoSpaceDN w:val="0"/>
+              <w:adjustRightInd w:val="0"/>
+              <w:spacing w:before="0" w:line="240" w:lineRule="auto"/>
+              <w:rPr>
+                <w:rFonts w:ascii="BRH Malayalam Extra" w:eastAsia="Times New Roman" w:hAnsi="BRH Malayalam Extra" w:cs="BRH Malayalam Extra"/>
+                <w:color w:val="000000"/>
+                <w:sz w:val="40"/>
+                <w:szCs w:val="40"/>
+                <w:lang w:eastAsia="en-IN" w:bidi="ml-IN"/>
+              </w:rPr>
+            </w:pPr>
+            <w:r>
+              <w:rPr>
+                <w:rFonts w:ascii="BRH Malayalam Extra" w:eastAsia="Times New Roman" w:hAnsi="BRH Malayalam Extra" w:cs="BRH Malayalam Extra"/>
+                <w:color w:val="000000"/>
+                <w:sz w:val="40"/>
+                <w:szCs w:val="40"/>
+                <w:lang w:eastAsia="en-IN" w:bidi="ml-IN"/>
+              </w:rPr>
+              <w:t>e</w:t>
+            </w:r>
+            <w:r>
+              <w:rPr>
+                <w:rFonts w:ascii="BRH Malayalam Extra" w:eastAsia="Times New Roman" w:hAnsi="BRH Malayalam Extra" w:cs="BRH Malayalam Extra"/>
+                <w:color w:val="000000"/>
+                <w:sz w:val="32"/>
+                <w:szCs w:val="40"/>
+                <w:lang w:eastAsia="en-IN" w:bidi="ml-IN"/>
+              </w:rPr>
+              <w:t>–</w:t>
+            </w:r>
+            <w:r>
+              <w:rPr>
+                <w:rFonts w:ascii="BRH Malayalam Extra" w:eastAsia="Times New Roman" w:hAnsi="BRH Malayalam Extra" w:cs="BRH Malayalam Extra"/>
+                <w:color w:val="000000"/>
+                <w:sz w:val="40"/>
+                <w:szCs w:val="40"/>
+                <w:lang w:eastAsia="en-IN" w:bidi="ml-IN"/>
+              </w:rPr>
+              <w:t>q¢©. py</w:t>
+            </w:r>
+            <w:r>
+              <w:rPr>
+                <w:rFonts w:ascii="BRH Malayalam Extra" w:eastAsia="Times New Roman" w:hAnsi="BRH Malayalam Extra" w:cs="BRH Malayalam Extra"/>
+                <w:color w:val="000000"/>
+                <w:sz w:val="32"/>
+                <w:szCs w:val="40"/>
+                <w:lang w:eastAsia="en-IN" w:bidi="ml-IN"/>
+              </w:rPr>
+              <w:t>–</w:t>
+            </w:r>
+            <w:r>
+              <w:rPr>
+                <w:rFonts w:ascii="BRH Malayalam Extra" w:eastAsia="Times New Roman" w:hAnsi="BRH Malayalam Extra" w:cs="BRH Malayalam Extra"/>
+                <w:color w:val="000000"/>
+                <w:sz w:val="40"/>
+                <w:szCs w:val="40"/>
+                <w:highlight w:val="yellow"/>
+                <w:lang w:eastAsia="en-IN" w:bidi="ml-IN"/>
+              </w:rPr>
+              <w:t>Z</w:t>
+            </w:r>
+            <w:r>
+              <w:rPr>
+                <w:rFonts w:ascii="BRH Malayalam Extra" w:eastAsia="Times New Roman" w:hAnsi="BRH Malayalam Extra" w:cs="BRH Malayalam Extra"/>
+                <w:color w:val="000000"/>
+                <w:sz w:val="40"/>
+                <w:szCs w:val="40"/>
+                <w:lang w:eastAsia="en-IN" w:bidi="ml-IN"/>
+              </w:rPr>
+              <w:t xml:space="preserve">ûx | </w:t>
+            </w:r>
+          </w:p>
+          <w:p>
+            <w:pPr>
+              <w:widowControl w:val="0"/>
+              <w:autoSpaceDE w:val="0"/>
+              <w:autoSpaceDN w:val="0"/>
+              <w:adjustRightInd w:val="0"/>
+              <w:spacing w:before="0" w:line="240" w:lineRule="auto"/>
+              <w:rPr>
+                <w:rFonts w:ascii="Latha" w:hAnsi="Latha" w:cs="Latha"/>
+                <w:sz w:val="28"/>
+                <w:szCs w:val="28"/>
+                <w:cs/>
+                <w:lang w:bidi="ta-IN"/>
+              </w:rPr>
+            </w:pPr>
+            <w:r>
+              <w:rPr>
+                <w:rFonts w:ascii="BRH Malayalam Extra" w:eastAsia="Times New Roman" w:hAnsi="BRH Malayalam Extra" w:cs="BRH Malayalam Extra"/>
+                <w:color w:val="000000"/>
+                <w:sz w:val="40"/>
+                <w:szCs w:val="40"/>
+                <w:lang w:eastAsia="en-IN" w:bidi="ml-IN"/>
+              </w:rPr>
+              <w:t>py</w:t>
+            </w:r>
+            <w:r>
+              <w:rPr>
+                <w:rFonts w:ascii="BRH Malayalam Extra" w:eastAsia="Times New Roman" w:hAnsi="BRH Malayalam Extra" w:cs="BRH Malayalam Extra"/>
+                <w:color w:val="000000"/>
+                <w:sz w:val="32"/>
+                <w:szCs w:val="40"/>
+                <w:highlight w:val="yellow"/>
+                <w:lang w:eastAsia="en-IN" w:bidi="ml-IN"/>
+              </w:rPr>
+              <w:t>–</w:t>
+            </w:r>
+            <w:r>
+              <w:rPr>
+                <w:rFonts w:ascii="BRH Malayalam Extra" w:eastAsia="Times New Roman" w:hAnsi="BRH Malayalam Extra" w:cs="BRH Malayalam Extra"/>
+                <w:color w:val="000000"/>
+                <w:sz w:val="40"/>
+                <w:szCs w:val="40"/>
+                <w:highlight w:val="yellow"/>
+                <w:lang w:eastAsia="en-IN" w:bidi="ml-IN"/>
+              </w:rPr>
+              <w:t>Z</w:t>
+            </w:r>
+            <w:r>
+              <w:rPr>
+                <w:rFonts w:ascii="BRH Malayalam Extra" w:eastAsia="Times New Roman" w:hAnsi="BRH Malayalam Extra" w:cs="BRH Malayalam Extra"/>
+                <w:color w:val="000000"/>
+                <w:sz w:val="40"/>
+                <w:szCs w:val="40"/>
+                <w:lang w:eastAsia="en-IN" w:bidi="ml-IN"/>
+              </w:rPr>
+              <w:t>ûx„Kx—ijÇ |</w:t>
+            </w:r>
+          </w:p>
+        </w:tc>
+        <w:tc>
+          <w:tcPr>
+            <w:tcW w:w="5244" w:type="dxa"/>
+            <w:tcBorders>
+              <w:top w:val="single" w:sz="4" w:space="0" w:color="000000"/>
+              <w:left w:val="single" w:sz="4" w:space="0" w:color="000000"/>
+              <w:bottom w:val="single" w:sz="4" w:space="0" w:color="000000"/>
+              <w:right w:val="single" w:sz="4" w:space="0" w:color="000000"/>
+            </w:tcBorders>
+          </w:tcPr>
+          <w:p>
+            <w:pPr>
+              <w:widowControl w:val="0"/>
+              <w:autoSpaceDE w:val="0"/>
+              <w:autoSpaceDN w:val="0"/>
+              <w:adjustRightInd w:val="0"/>
+              <w:spacing w:before="0" w:line="240" w:lineRule="auto"/>
+              <w:rPr>
+                <w:rFonts w:ascii="BRH Malayalam Extra" w:eastAsia="Times New Roman" w:hAnsi="BRH Malayalam Extra" w:cs="BRH Malayalam Extra"/>
+                <w:color w:val="000000"/>
+                <w:sz w:val="40"/>
+                <w:szCs w:val="40"/>
+                <w:lang w:eastAsia="en-IN" w:bidi="ml-IN"/>
+              </w:rPr>
+            </w:pPr>
+            <w:r>
+              <w:rPr>
+                <w:rFonts w:ascii="BRH Malayalam Extra" w:eastAsia="Times New Roman" w:hAnsi="BRH Malayalam Extra" w:cs="BRH Malayalam Extra"/>
+                <w:color w:val="000000"/>
+                <w:sz w:val="40"/>
+                <w:szCs w:val="40"/>
+                <w:lang w:eastAsia="en-IN" w:bidi="ml-IN"/>
+              </w:rPr>
+              <w:t>e</w:t>
+            </w:r>
+            <w:r>
+              <w:rPr>
+                <w:rFonts w:ascii="BRH Malayalam Extra" w:eastAsia="Times New Roman" w:hAnsi="BRH Malayalam Extra" w:cs="BRH Malayalam Extra"/>
+                <w:color w:val="000000"/>
+                <w:sz w:val="32"/>
+                <w:szCs w:val="40"/>
+                <w:lang w:eastAsia="en-IN" w:bidi="ml-IN"/>
+              </w:rPr>
+              <w:t>–</w:t>
+            </w:r>
+            <w:r>
+              <w:rPr>
+                <w:rFonts w:ascii="BRH Malayalam Extra" w:eastAsia="Times New Roman" w:hAnsi="BRH Malayalam Extra" w:cs="BRH Malayalam Extra"/>
+                <w:color w:val="000000"/>
+                <w:sz w:val="40"/>
+                <w:szCs w:val="40"/>
+                <w:lang w:eastAsia="en-IN" w:bidi="ml-IN"/>
+              </w:rPr>
+              <w:t>q¢©. py</w:t>
+            </w:r>
+            <w:r>
+              <w:rPr>
+                <w:rFonts w:ascii="BRH Malayalam Extra" w:eastAsia="Times New Roman" w:hAnsi="BRH Malayalam Extra" w:cs="BRH Malayalam Extra"/>
+                <w:color w:val="000000"/>
+                <w:sz w:val="32"/>
+                <w:szCs w:val="40"/>
+                <w:lang w:eastAsia="en-IN" w:bidi="ml-IN"/>
+              </w:rPr>
+              <w:t>–</w:t>
+            </w:r>
+            <w:r>
+              <w:rPr>
+                <w:rFonts w:ascii="BRH Malayalam Extra" w:eastAsia="Times New Roman" w:hAnsi="BRH Malayalam Extra" w:cs="BRH Malayalam Extra"/>
+                <w:color w:val="000000"/>
+                <w:sz w:val="32"/>
+                <w:szCs w:val="40"/>
+                <w:highlight w:val="yellow"/>
+                <w:lang w:val="en-IN" w:eastAsia="en-IN" w:bidi="ml-IN"/>
+              </w:rPr>
+              <w:t>–</w:t>
+            </w:r>
+            <w:r>
+              <w:rPr>
+                <w:rFonts w:ascii="BRH Malayalam Extra" w:hAnsi="BRH Malayalam Extra" w:cs="BRH Malayalam Extra"/>
+                <w:sz w:val="40"/>
+                <w:szCs w:val="40"/>
+                <w:highlight w:val="green"/>
+              </w:rPr>
+              <w:t>À</w:t>
+            </w:r>
+            <w:r>
+              <w:rPr>
+                <w:rFonts w:ascii="BRH Malayalam Extra" w:eastAsia="Times New Roman" w:hAnsi="BRH Malayalam Extra" w:cs="BRH Malayalam Extra"/>
+                <w:color w:val="000000"/>
+                <w:sz w:val="40"/>
+                <w:szCs w:val="40"/>
+                <w:lang w:eastAsia="en-IN" w:bidi="ml-IN"/>
+              </w:rPr>
+              <w:t xml:space="preserve">ûx | </w:t>
+            </w:r>
+          </w:p>
+          <w:p>
+            <w:pPr>
+              <w:autoSpaceDE w:val="0"/>
+              <w:autoSpaceDN w:val="0"/>
+              <w:adjustRightInd w:val="0"/>
+              <w:spacing w:before="0" w:line="240" w:lineRule="auto"/>
+              <w:rPr>
+                <w:rFonts w:ascii="Latha" w:hAnsi="Latha" w:cs="Latha"/>
+                <w:sz w:val="28"/>
+                <w:szCs w:val="28"/>
+                <w:cs/>
+                <w:lang w:bidi="ta-IN"/>
+              </w:rPr>
+            </w:pPr>
+            <w:r>
+              <w:rPr>
+                <w:rFonts w:ascii="BRH Malayalam Extra" w:eastAsia="Times New Roman" w:hAnsi="BRH Malayalam Extra" w:cs="BRH Malayalam Extra"/>
+                <w:color w:val="000000"/>
+                <w:sz w:val="40"/>
+                <w:szCs w:val="40"/>
+                <w:lang w:eastAsia="en-IN" w:bidi="ml-IN"/>
+              </w:rPr>
+              <w:t>py</w:t>
+            </w:r>
+            <w:r>
+              <w:rPr>
+                <w:rFonts w:ascii="BRH Malayalam Extra" w:eastAsia="Times New Roman" w:hAnsi="BRH Malayalam Extra" w:cs="BRH Malayalam Extra"/>
+                <w:color w:val="000000"/>
+                <w:sz w:val="32"/>
+                <w:szCs w:val="40"/>
+                <w:highlight w:val="yellow"/>
+                <w:lang w:eastAsia="en-IN" w:bidi="ml-IN"/>
+              </w:rPr>
+              <w:t>–</w:t>
+            </w:r>
+            <w:r>
+              <w:rPr>
+                <w:rFonts w:ascii="BRH Malayalam Extra" w:eastAsia="Times New Roman" w:hAnsi="BRH Malayalam Extra" w:cs="BRH Malayalam Extra"/>
+                <w:color w:val="000000"/>
+                <w:sz w:val="32"/>
+                <w:szCs w:val="40"/>
+                <w:highlight w:val="yellow"/>
+                <w:lang w:val="en-IN" w:eastAsia="en-IN" w:bidi="ml-IN"/>
+              </w:rPr>
+              <w:t>–</w:t>
+            </w:r>
+            <w:r>
+              <w:rPr>
+                <w:rFonts w:ascii="BRH Malayalam Extra" w:hAnsi="BRH Malayalam Extra" w:cs="BRH Malayalam Extra"/>
+                <w:sz w:val="40"/>
+                <w:szCs w:val="40"/>
+                <w:highlight w:val="green"/>
+              </w:rPr>
+              <w:t>À</w:t>
+            </w:r>
+            <w:r>
+              <w:rPr>
+                <w:rFonts w:ascii="BRH Malayalam Extra" w:eastAsia="Times New Roman" w:hAnsi="BRH Malayalam Extra" w:cs="BRH Malayalam Extra"/>
+                <w:color w:val="000000"/>
+                <w:sz w:val="40"/>
+                <w:szCs w:val="40"/>
+                <w:lang w:eastAsia="en-IN" w:bidi="ml-IN"/>
+              </w:rPr>
+              <w:t>ûx„Kx—ijÇ |</w:t>
+            </w:r>
+          </w:p>
+        </w:tc>
+      </w:tr>
+      <w:tr>
+        <w:trPr>
+          <w:trHeight w:val="1387"/>
+        </w:trPr>
+        <w:tc>
+          <w:tcPr>
+            <w:tcW w:w="4537" w:type="dxa"/>
+            <w:tcBorders>
+              <w:top w:val="single" w:sz="4" w:space="0" w:color="000000"/>
+              <w:left w:val="single" w:sz="4" w:space="0" w:color="000000"/>
+              <w:bottom w:val="single" w:sz="4" w:space="0" w:color="000000"/>
+              <w:right w:val="single" w:sz="4" w:space="0" w:color="000000"/>
+            </w:tcBorders>
+          </w:tcPr>
+          <w:p>
+            <w:pPr>
+              <w:widowControl w:val="0"/>
+              <w:tabs>
+                <w:tab w:val="left" w:pos="993"/>
+              </w:tabs>
+              <w:autoSpaceDE w:val="0"/>
+              <w:autoSpaceDN w:val="0"/>
+              <w:adjustRightInd w:val="0"/>
+              <w:spacing w:before="0" w:line="240" w:lineRule="auto"/>
+              <w:ind w:right="297"/>
+              <w:rPr>
+                <w:rFonts w:cs="Arial"/>
+                <w:b/>
+                <w:color w:val="000000"/>
+                <w:sz w:val="28"/>
+                <w:szCs w:val="28"/>
+              </w:rPr>
+            </w:pPr>
+            <w:r>
+              <w:rPr>
+                <w:rFonts w:cs="Arial"/>
+                <w:b/>
+                <w:color w:val="000000"/>
+                <w:sz w:val="28"/>
+                <w:szCs w:val="28"/>
+              </w:rPr>
+              <w:t>T.S.6.2.8.2– Kramam</w:t>
+            </w:r>
+          </w:p>
+          <w:p>
+            <w:pPr>
+              <w:widowControl w:val="0"/>
+              <w:tabs>
+                <w:tab w:val="left" w:pos="993"/>
+              </w:tabs>
+              <w:autoSpaceDE w:val="0"/>
+              <w:autoSpaceDN w:val="0"/>
+              <w:adjustRightInd w:val="0"/>
+              <w:spacing w:before="0" w:line="240" w:lineRule="auto"/>
+              <w:ind w:right="297"/>
+              <w:rPr>
+                <w:rFonts w:cs="Arial"/>
+                <w:b/>
+                <w:color w:val="000000"/>
+                <w:sz w:val="28"/>
+                <w:szCs w:val="28"/>
+                <w:lang w:val="it-IT"/>
+              </w:rPr>
+            </w:pPr>
+            <w:r>
+              <w:rPr>
+                <w:rFonts w:cs="Arial"/>
+                <w:b/>
+                <w:color w:val="000000"/>
+                <w:sz w:val="28"/>
+                <w:szCs w:val="28"/>
+                <w:lang w:val="it-IT"/>
+              </w:rPr>
+              <w:t>Krama Vaakyam No.– 39 &amp; 41</w:t>
+            </w:r>
+          </w:p>
+          <w:p>
+            <w:pPr>
+              <w:widowControl w:val="0"/>
+              <w:tabs>
+                <w:tab w:val="left" w:pos="993"/>
+              </w:tabs>
+              <w:autoSpaceDE w:val="0"/>
+              <w:autoSpaceDN w:val="0"/>
+              <w:adjustRightInd w:val="0"/>
+              <w:spacing w:before="0" w:line="240" w:lineRule="auto"/>
+              <w:ind w:right="297"/>
+              <w:rPr>
+                <w:rFonts w:cs="Arial"/>
+                <w:b/>
+                <w:color w:val="000000"/>
+                <w:sz w:val="28"/>
+                <w:szCs w:val="28"/>
+                <w:lang w:val="it-IT"/>
+              </w:rPr>
+            </w:pPr>
+            <w:r>
+              <w:rPr>
+                <w:rFonts w:cs="Arial"/>
+                <w:b/>
+                <w:color w:val="000000"/>
+                <w:sz w:val="28"/>
+                <w:szCs w:val="28"/>
+                <w:lang w:val="it-IT"/>
+              </w:rPr>
+              <w:t>Panchaati No. - 40</w:t>
+            </w:r>
+          </w:p>
+        </w:tc>
+        <w:tc>
+          <w:tcPr>
+            <w:tcW w:w="4678" w:type="dxa"/>
+            <w:tcBorders>
+              <w:top w:val="single" w:sz="4" w:space="0" w:color="000000"/>
+              <w:left w:val="single" w:sz="4" w:space="0" w:color="000000"/>
+              <w:bottom w:val="single" w:sz="4" w:space="0" w:color="000000"/>
+              <w:right w:val="single" w:sz="4" w:space="0" w:color="000000"/>
+            </w:tcBorders>
+          </w:tcPr>
+          <w:p>
+            <w:pPr>
+              <w:widowControl w:val="0"/>
+              <w:autoSpaceDE w:val="0"/>
+              <w:autoSpaceDN w:val="0"/>
+              <w:adjustRightInd w:val="0"/>
+              <w:spacing w:before="0" w:line="240" w:lineRule="auto"/>
+              <w:rPr>
+                <w:rFonts w:ascii="BRH Malayalam Extra" w:eastAsia="Times New Roman" w:hAnsi="BRH Malayalam Extra" w:cs="BRH Malayalam Extra"/>
+                <w:color w:val="000000"/>
+                <w:sz w:val="40"/>
+                <w:szCs w:val="40"/>
+                <w:lang w:val="it-IT" w:eastAsia="en-IN" w:bidi="ml-IN"/>
+              </w:rPr>
+            </w:pPr>
+            <w:r>
+              <w:rPr>
+                <w:rFonts w:ascii="BRH Malayalam Extra" w:eastAsia="Times New Roman" w:hAnsi="BRH Malayalam Extra" w:cs="BRH Malayalam Extra"/>
+                <w:color w:val="000000"/>
+                <w:sz w:val="40"/>
+                <w:szCs w:val="40"/>
+                <w:lang w:val="it-IT" w:eastAsia="en-IN" w:bidi="ml-IN"/>
+              </w:rPr>
+              <w:t>öe</w:t>
+            </w:r>
+            <w:r>
+              <w:rPr>
+                <w:rFonts w:ascii="BRH Malayalam Extra" w:eastAsia="Times New Roman" w:hAnsi="BRH Malayalam Extra" w:cs="BRH Malayalam Extra"/>
+                <w:color w:val="000000"/>
+                <w:sz w:val="32"/>
+                <w:szCs w:val="40"/>
+                <w:lang w:val="it-IT" w:eastAsia="en-IN" w:bidi="ml-IN"/>
+              </w:rPr>
+              <w:t>–</w:t>
+            </w:r>
+            <w:r>
+              <w:rPr>
+                <w:rFonts w:ascii="BRH Malayalam Extra" w:eastAsia="Times New Roman" w:hAnsi="BRH Malayalam Extra" w:cs="BRH Malayalam Extra"/>
+                <w:color w:val="000000"/>
+                <w:sz w:val="40"/>
+                <w:szCs w:val="40"/>
+                <w:lang w:val="it-IT" w:eastAsia="en-IN" w:bidi="ml-IN"/>
+              </w:rPr>
+              <w:t>Zy</w:t>
+            </w:r>
+            <w:r>
+              <w:rPr>
+                <w:rFonts w:ascii="BRH Malayalam Extra" w:eastAsia="Times New Roman" w:hAnsi="BRH Malayalam Extra" w:cs="BRH Malayalam Extra"/>
+                <w:color w:val="000000"/>
+                <w:sz w:val="32"/>
+                <w:szCs w:val="40"/>
+                <w:lang w:val="it-IT" w:eastAsia="en-IN" w:bidi="ml-IN"/>
+              </w:rPr>
+              <w:t>–</w:t>
+            </w:r>
+            <w:r>
+              <w:rPr>
+                <w:rFonts w:ascii="BRH Malayalam Extra" w:eastAsia="Times New Roman" w:hAnsi="BRH Malayalam Extra" w:cs="BRH Malayalam Extra"/>
+                <w:color w:val="000000"/>
+                <w:sz w:val="40"/>
+                <w:szCs w:val="40"/>
+                <w:lang w:val="it-IT" w:eastAsia="en-IN" w:bidi="ml-IN"/>
+              </w:rPr>
+              <w:t xml:space="preserve">rçxI </w:t>
+            </w:r>
+            <w:r>
+              <w:rPr>
+                <w:rFonts w:ascii="BRH Devanagari Extra" w:eastAsia="Times New Roman" w:hAnsi="BRH Devanagari Extra" w:cs="BRH Malayalam Extra"/>
+                <w:color w:val="000000"/>
+                <w:sz w:val="32"/>
+                <w:szCs w:val="40"/>
+                <w:lang w:val="it-IT" w:eastAsia="en-IN" w:bidi="ml-IN"/>
+              </w:rPr>
+              <w:t>Æ</w:t>
+            </w:r>
+            <w:r>
+              <w:rPr>
+                <w:rFonts w:ascii="BRH Malayalam Extra" w:eastAsia="Times New Roman" w:hAnsi="BRH Malayalam Extra" w:cs="BRH Malayalam Extra"/>
+                <w:color w:val="000000"/>
+                <w:sz w:val="40"/>
+                <w:szCs w:val="40"/>
+                <w:lang w:val="it-IT" w:eastAsia="en-IN" w:bidi="ml-IN"/>
+              </w:rPr>
+              <w:t>py</w:t>
+            </w:r>
+            <w:r>
+              <w:rPr>
+                <w:rFonts w:ascii="BRH Malayalam Extra" w:eastAsia="Times New Roman" w:hAnsi="BRH Malayalam Extra" w:cs="BRH Malayalam Extra"/>
+                <w:color w:val="000000"/>
+                <w:sz w:val="32"/>
+                <w:szCs w:val="40"/>
+                <w:lang w:val="it-IT" w:eastAsia="en-IN" w:bidi="ml-IN"/>
+              </w:rPr>
+              <w:t>–</w:t>
+            </w:r>
+            <w:r>
+              <w:rPr>
+                <w:rFonts w:ascii="BRH Malayalam Extra" w:eastAsia="Times New Roman" w:hAnsi="BRH Malayalam Extra" w:cs="BRH Malayalam Extra"/>
+                <w:color w:val="000000"/>
+                <w:sz w:val="40"/>
+                <w:szCs w:val="40"/>
+                <w:highlight w:val="yellow"/>
+                <w:lang w:val="it-IT" w:eastAsia="en-IN" w:bidi="ml-IN"/>
+              </w:rPr>
+              <w:t>Z</w:t>
+            </w:r>
+            <w:r>
+              <w:rPr>
+                <w:rFonts w:ascii="BRH Malayalam Extra" w:eastAsia="Times New Roman" w:hAnsi="BRH Malayalam Extra" w:cs="BRH Malayalam Extra"/>
+                <w:color w:val="000000"/>
+                <w:sz w:val="40"/>
+                <w:szCs w:val="40"/>
+                <w:lang w:val="it-IT" w:eastAsia="en-IN" w:bidi="ml-IN"/>
+              </w:rPr>
+              <w:t xml:space="preserve">ûx | </w:t>
+            </w:r>
+          </w:p>
+          <w:p>
+            <w:pPr>
+              <w:widowControl w:val="0"/>
+              <w:autoSpaceDE w:val="0"/>
+              <w:autoSpaceDN w:val="0"/>
+              <w:adjustRightInd w:val="0"/>
+              <w:spacing w:before="0" w:line="240" w:lineRule="auto"/>
+              <w:rPr>
+                <w:rFonts w:ascii="Latha" w:hAnsi="Latha" w:cs="Latha"/>
+                <w:sz w:val="28"/>
+                <w:szCs w:val="28"/>
+                <w:cs/>
+                <w:lang w:bidi="ta-IN"/>
+              </w:rPr>
+            </w:pPr>
+            <w:r>
+              <w:rPr>
+                <w:rFonts w:ascii="BRH Malayalam Extra" w:eastAsia="Times New Roman" w:hAnsi="BRH Malayalam Extra" w:cs="BRH Malayalam Extra"/>
+                <w:color w:val="000000"/>
+                <w:sz w:val="40"/>
+                <w:szCs w:val="40"/>
+                <w:lang w:val="it-IT" w:eastAsia="en-IN" w:bidi="ml-IN"/>
+              </w:rPr>
+              <w:t>py</w:t>
+            </w:r>
+            <w:r>
+              <w:rPr>
+                <w:rFonts w:ascii="BRH Malayalam Extra" w:eastAsia="Times New Roman" w:hAnsi="BRH Malayalam Extra" w:cs="BRH Malayalam Extra"/>
+                <w:color w:val="000000"/>
+                <w:sz w:val="32"/>
+                <w:szCs w:val="40"/>
+                <w:lang w:val="it-IT" w:eastAsia="en-IN" w:bidi="ml-IN"/>
+              </w:rPr>
+              <w:t>–</w:t>
+            </w:r>
+            <w:r>
+              <w:rPr>
+                <w:rFonts w:ascii="BRH Malayalam Extra" w:eastAsia="Times New Roman" w:hAnsi="BRH Malayalam Extra" w:cs="BRH Malayalam Extra"/>
+                <w:color w:val="000000"/>
+                <w:sz w:val="40"/>
+                <w:szCs w:val="40"/>
+                <w:highlight w:val="yellow"/>
+                <w:lang w:val="it-IT" w:eastAsia="en-IN" w:bidi="ml-IN"/>
+              </w:rPr>
+              <w:t>Z</w:t>
+            </w:r>
+            <w:r>
+              <w:rPr>
+                <w:rFonts w:ascii="BRH Malayalam Extra" w:eastAsia="Times New Roman" w:hAnsi="BRH Malayalam Extra" w:cs="BRH Malayalam Extra"/>
+                <w:color w:val="000000"/>
+                <w:sz w:val="40"/>
+                <w:szCs w:val="40"/>
+                <w:lang w:val="it-IT" w:eastAsia="en-IN" w:bidi="ml-IN"/>
+              </w:rPr>
+              <w:t>ûx„Kx—ijÇ |</w:t>
+            </w:r>
+          </w:p>
+        </w:tc>
+        <w:tc>
+          <w:tcPr>
+            <w:tcW w:w="5244" w:type="dxa"/>
+            <w:tcBorders>
+              <w:top w:val="single" w:sz="4" w:space="0" w:color="000000"/>
+              <w:left w:val="single" w:sz="4" w:space="0" w:color="000000"/>
+              <w:bottom w:val="single" w:sz="4" w:space="0" w:color="000000"/>
+              <w:right w:val="single" w:sz="4" w:space="0" w:color="000000"/>
+            </w:tcBorders>
+          </w:tcPr>
+          <w:p>
+            <w:pPr>
+              <w:widowControl w:val="0"/>
+              <w:autoSpaceDE w:val="0"/>
+              <w:autoSpaceDN w:val="0"/>
+              <w:adjustRightInd w:val="0"/>
+              <w:spacing w:before="0" w:line="240" w:lineRule="auto"/>
+              <w:rPr>
+                <w:rFonts w:ascii="BRH Malayalam Extra" w:eastAsia="Times New Roman" w:hAnsi="BRH Malayalam Extra" w:cs="BRH Malayalam Extra"/>
+                <w:color w:val="000000"/>
+                <w:sz w:val="40"/>
+                <w:szCs w:val="40"/>
+                <w:lang w:val="it-IT" w:eastAsia="en-IN" w:bidi="ml-IN"/>
+              </w:rPr>
+            </w:pPr>
+            <w:r>
+              <w:rPr>
+                <w:rFonts w:ascii="BRH Malayalam Extra" w:eastAsia="Times New Roman" w:hAnsi="BRH Malayalam Extra" w:cs="BRH Malayalam Extra"/>
+                <w:color w:val="000000"/>
+                <w:sz w:val="40"/>
+                <w:szCs w:val="40"/>
+                <w:lang w:val="it-IT" w:eastAsia="en-IN" w:bidi="ml-IN"/>
+              </w:rPr>
+              <w:t>öe</w:t>
+            </w:r>
+            <w:r>
+              <w:rPr>
+                <w:rFonts w:ascii="BRH Malayalam Extra" w:eastAsia="Times New Roman" w:hAnsi="BRH Malayalam Extra" w:cs="BRH Malayalam Extra"/>
+                <w:color w:val="000000"/>
+                <w:sz w:val="32"/>
+                <w:szCs w:val="40"/>
+                <w:lang w:val="it-IT" w:eastAsia="en-IN" w:bidi="ml-IN"/>
+              </w:rPr>
+              <w:t>–</w:t>
+            </w:r>
+            <w:r>
+              <w:rPr>
+                <w:rFonts w:ascii="BRH Malayalam Extra" w:eastAsia="Times New Roman" w:hAnsi="BRH Malayalam Extra" w:cs="BRH Malayalam Extra"/>
+                <w:color w:val="000000"/>
+                <w:sz w:val="40"/>
+                <w:szCs w:val="40"/>
+                <w:lang w:val="it-IT" w:eastAsia="en-IN" w:bidi="ml-IN"/>
+              </w:rPr>
+              <w:t>Zy</w:t>
+            </w:r>
+            <w:r>
+              <w:rPr>
+                <w:rFonts w:ascii="BRH Malayalam Extra" w:eastAsia="Times New Roman" w:hAnsi="BRH Malayalam Extra" w:cs="BRH Malayalam Extra"/>
+                <w:color w:val="000000"/>
+                <w:sz w:val="32"/>
+                <w:szCs w:val="40"/>
+                <w:lang w:val="it-IT" w:eastAsia="en-IN" w:bidi="ml-IN"/>
+              </w:rPr>
+              <w:t>–</w:t>
+            </w:r>
+            <w:r>
+              <w:rPr>
+                <w:rFonts w:ascii="BRH Malayalam Extra" w:eastAsia="Times New Roman" w:hAnsi="BRH Malayalam Extra" w:cs="BRH Malayalam Extra"/>
+                <w:color w:val="000000"/>
+                <w:sz w:val="40"/>
+                <w:szCs w:val="40"/>
+                <w:lang w:val="it-IT" w:eastAsia="en-IN" w:bidi="ml-IN"/>
+              </w:rPr>
+              <w:t xml:space="preserve">rçxI </w:t>
+            </w:r>
+            <w:r>
+              <w:rPr>
+                <w:rFonts w:ascii="BRH Devanagari Extra" w:eastAsia="Times New Roman" w:hAnsi="BRH Devanagari Extra" w:cs="BRH Malayalam Extra"/>
+                <w:color w:val="000000"/>
+                <w:sz w:val="32"/>
+                <w:szCs w:val="40"/>
+                <w:lang w:val="it-IT" w:eastAsia="en-IN" w:bidi="ml-IN"/>
+              </w:rPr>
+              <w:t>Æ</w:t>
+            </w:r>
+            <w:r>
+              <w:rPr>
+                <w:rFonts w:ascii="BRH Malayalam Extra" w:eastAsia="Times New Roman" w:hAnsi="BRH Malayalam Extra" w:cs="BRH Malayalam Extra"/>
+                <w:color w:val="000000"/>
+                <w:sz w:val="40"/>
+                <w:szCs w:val="40"/>
+                <w:lang w:val="it-IT" w:eastAsia="en-IN" w:bidi="ml-IN"/>
+              </w:rPr>
+              <w:t>py</w:t>
+            </w:r>
+            <w:r>
+              <w:rPr>
+                <w:rFonts w:ascii="BRH Malayalam Extra" w:eastAsia="Times New Roman" w:hAnsi="BRH Malayalam Extra" w:cs="BRH Malayalam Extra"/>
+                <w:color w:val="000000"/>
+                <w:sz w:val="32"/>
+                <w:szCs w:val="40"/>
+                <w:lang w:val="it-IT" w:eastAsia="en-IN" w:bidi="ml-IN"/>
+              </w:rPr>
+              <w:t>–</w:t>
+            </w:r>
+            <w:r>
+              <w:rPr>
+                <w:rFonts w:ascii="BRH Malayalam Extra" w:eastAsia="Times New Roman" w:hAnsi="BRH Malayalam Extra" w:cs="BRH Malayalam Extra"/>
+                <w:color w:val="000000"/>
+                <w:sz w:val="32"/>
+                <w:szCs w:val="40"/>
+                <w:lang w:eastAsia="en-IN" w:bidi="ml-IN"/>
+              </w:rPr>
+              <w:t>–</w:t>
+            </w:r>
+            <w:r>
+              <w:rPr>
+                <w:rFonts w:ascii="BRH Malayalam Extra" w:eastAsia="Times New Roman" w:hAnsi="BRH Malayalam Extra" w:cs="BRH Malayalam Extra"/>
+                <w:color w:val="000000"/>
+                <w:sz w:val="32"/>
+                <w:szCs w:val="40"/>
+                <w:highlight w:val="yellow"/>
+                <w:lang w:val="en-IN" w:eastAsia="en-IN" w:bidi="ml-IN"/>
+              </w:rPr>
+              <w:t>–</w:t>
+            </w:r>
+            <w:r>
+              <w:rPr>
+                <w:rFonts w:ascii="BRH Malayalam Extra" w:hAnsi="BRH Malayalam Extra" w:cs="BRH Malayalam Extra"/>
+                <w:sz w:val="40"/>
+                <w:szCs w:val="40"/>
+                <w:highlight w:val="green"/>
+              </w:rPr>
+              <w:t>À</w:t>
+            </w:r>
+            <w:r>
+              <w:rPr>
+                <w:rFonts w:ascii="BRH Malayalam Extra" w:eastAsia="Times New Roman" w:hAnsi="BRH Malayalam Extra" w:cs="BRH Malayalam Extra"/>
+                <w:color w:val="000000"/>
+                <w:sz w:val="40"/>
+                <w:szCs w:val="40"/>
+                <w:lang w:val="it-IT" w:eastAsia="en-IN" w:bidi="ml-IN"/>
+              </w:rPr>
+              <w:t xml:space="preserve">ûx | </w:t>
+            </w:r>
+          </w:p>
+          <w:p>
+            <w:pPr>
+              <w:autoSpaceDE w:val="0"/>
+              <w:autoSpaceDN w:val="0"/>
+              <w:adjustRightInd w:val="0"/>
+              <w:spacing w:before="0" w:line="240" w:lineRule="auto"/>
+              <w:rPr>
+                <w:rFonts w:ascii="Latha" w:hAnsi="Latha" w:cs="Latha"/>
+                <w:sz w:val="28"/>
+                <w:szCs w:val="28"/>
+                <w:cs/>
+                <w:lang w:bidi="ta-IN"/>
+              </w:rPr>
+            </w:pPr>
+            <w:r>
+              <w:rPr>
+                <w:rFonts w:ascii="BRH Malayalam Extra" w:eastAsia="Times New Roman" w:hAnsi="BRH Malayalam Extra" w:cs="BRH Malayalam Extra"/>
+                <w:color w:val="000000"/>
+                <w:sz w:val="40"/>
+                <w:szCs w:val="40"/>
+                <w:lang w:val="it-IT" w:eastAsia="en-IN" w:bidi="ml-IN"/>
+              </w:rPr>
+              <w:t>py</w:t>
+            </w:r>
+            <w:r>
+              <w:rPr>
+                <w:rFonts w:ascii="BRH Malayalam Extra" w:eastAsia="Times New Roman" w:hAnsi="BRH Malayalam Extra" w:cs="BRH Malayalam Extra"/>
+                <w:color w:val="000000"/>
+                <w:sz w:val="32"/>
+                <w:szCs w:val="40"/>
+                <w:lang w:val="it-IT" w:eastAsia="en-IN" w:bidi="ml-IN"/>
+              </w:rPr>
+              <w:t>–</w:t>
+            </w:r>
+            <w:r>
+              <w:rPr>
+                <w:rFonts w:ascii="BRH Malayalam Extra" w:hAnsi="BRH Malayalam Extra" w:cs="BRH Malayalam Extra"/>
+                <w:sz w:val="40"/>
+                <w:szCs w:val="40"/>
+                <w:highlight w:val="green"/>
+              </w:rPr>
+              <w:t>À</w:t>
+            </w:r>
+            <w:r>
+              <w:rPr>
+                <w:rFonts w:ascii="BRH Malayalam Extra" w:eastAsia="Times New Roman" w:hAnsi="BRH Malayalam Extra" w:cs="BRH Malayalam Extra"/>
+                <w:color w:val="000000"/>
+                <w:sz w:val="40"/>
+                <w:szCs w:val="40"/>
+                <w:lang w:val="it-IT" w:eastAsia="en-IN" w:bidi="ml-IN"/>
+              </w:rPr>
+              <w:t>ûx„Kx—ijÇ |</w:t>
+            </w:r>
+          </w:p>
+        </w:tc>
+      </w:tr>
+      <w:tr>
+        <w:trPr>
+          <w:trHeight w:val="1111"/>
+        </w:trPr>
+        <w:tc>
+          <w:tcPr>
+            <w:tcW w:w="4537" w:type="dxa"/>
+            <w:tcBorders>
+              <w:top w:val="single" w:sz="4" w:space="0" w:color="000000"/>
+              <w:left w:val="single" w:sz="4" w:space="0" w:color="000000"/>
+              <w:bottom w:val="single" w:sz="4" w:space="0" w:color="000000"/>
+              <w:right w:val="single" w:sz="4" w:space="0" w:color="000000"/>
+            </w:tcBorders>
+          </w:tcPr>
+          <w:p>
+            <w:pPr>
+              <w:widowControl w:val="0"/>
+              <w:tabs>
+                <w:tab w:val="left" w:pos="993"/>
+              </w:tabs>
+              <w:autoSpaceDE w:val="0"/>
+              <w:autoSpaceDN w:val="0"/>
+              <w:adjustRightInd w:val="0"/>
+              <w:spacing w:before="0" w:line="240" w:lineRule="auto"/>
+              <w:ind w:right="297"/>
+              <w:rPr>
+                <w:rFonts w:cs="Arial"/>
+                <w:b/>
+                <w:color w:val="000000"/>
+                <w:sz w:val="28"/>
+                <w:szCs w:val="32"/>
+              </w:rPr>
+            </w:pPr>
+            <w:r>
+              <w:rPr>
+                <w:rFonts w:cs="Arial"/>
+                <w:b/>
+                <w:color w:val="000000"/>
+                <w:sz w:val="28"/>
+                <w:szCs w:val="32"/>
+              </w:rPr>
+              <w:t>T.S.</w:t>
+            </w:r>
+            <w:r>
+              <w:rPr>
+                <w:rFonts w:cs="Arial"/>
+                <w:b/>
+                <w:color w:val="000000"/>
+                <w:sz w:val="28"/>
+                <w:szCs w:val="32"/>
+              </w:rPr>
+              <w:t>6.2.10.4</w:t>
+            </w:r>
+            <w:r>
+              <w:rPr>
+                <w:rFonts w:cs="Arial"/>
+                <w:b/>
+                <w:color w:val="000000"/>
+                <w:sz w:val="28"/>
+                <w:szCs w:val="32"/>
+              </w:rPr>
+              <w:t xml:space="preserve"> – Kramam</w:t>
+            </w:r>
+          </w:p>
+          <w:p>
+            <w:pPr>
+              <w:widowControl w:val="0"/>
+              <w:tabs>
+                <w:tab w:val="left" w:pos="993"/>
+              </w:tabs>
+              <w:autoSpaceDE w:val="0"/>
+              <w:autoSpaceDN w:val="0"/>
+              <w:adjustRightInd w:val="0"/>
+              <w:spacing w:before="0" w:line="240" w:lineRule="auto"/>
+              <w:ind w:right="297"/>
+              <w:rPr>
+                <w:rFonts w:cs="Arial"/>
+                <w:b/>
+                <w:color w:val="000000"/>
+                <w:sz w:val="28"/>
+                <w:szCs w:val="32"/>
+                <w:lang w:val="en-IN"/>
+              </w:rPr>
+            </w:pPr>
+            <w:r>
+              <w:rPr>
+                <w:rFonts w:cs="Arial"/>
+                <w:b/>
+                <w:color w:val="000000"/>
+                <w:sz w:val="28"/>
+                <w:szCs w:val="32"/>
+                <w:lang w:val="en-IN"/>
+              </w:rPr>
+              <w:t>Krama Vaakyam No.– 32</w:t>
+            </w:r>
+          </w:p>
+          <w:p>
+            <w:pPr>
+              <w:widowControl w:val="0"/>
+              <w:tabs>
+                <w:tab w:val="left" w:pos="993"/>
+              </w:tabs>
+              <w:autoSpaceDE w:val="0"/>
+              <w:autoSpaceDN w:val="0"/>
+              <w:adjustRightInd w:val="0"/>
+              <w:spacing w:before="0" w:line="240" w:lineRule="auto"/>
+              <w:ind w:right="297"/>
+              <w:rPr>
+                <w:rFonts w:cs="Arial"/>
+                <w:b/>
+                <w:color w:val="000000"/>
+                <w:sz w:val="28"/>
+                <w:szCs w:val="32"/>
+                <w:lang w:val="it-IT"/>
+              </w:rPr>
+            </w:pPr>
+            <w:r>
+              <w:rPr>
+                <w:rFonts w:cs="Arial"/>
+                <w:b/>
+                <w:color w:val="000000"/>
+                <w:sz w:val="28"/>
+                <w:szCs w:val="32"/>
+                <w:lang w:val="it-IT"/>
+              </w:rPr>
+              <w:t>Panchaati No</w:t>
+            </w:r>
+            <w:r>
+              <w:rPr>
+                <w:rFonts w:cs="Arial"/>
+                <w:b/>
+                <w:color w:val="000000"/>
+                <w:szCs w:val="32"/>
+                <w:lang w:val="it-IT"/>
+              </w:rPr>
+              <w:t xml:space="preserve">. - </w:t>
+            </w:r>
+            <w:r>
+              <w:rPr>
+                <w:rFonts w:cs="Arial"/>
+                <w:b/>
+                <w:color w:val="000000"/>
+                <w:sz w:val="28"/>
+                <w:szCs w:val="32"/>
+                <w:lang w:val="it-IT"/>
+              </w:rPr>
+              <w:t>52</w:t>
+            </w:r>
+          </w:p>
+        </w:tc>
+        <w:tc>
+          <w:tcPr>
+            <w:tcW w:w="4678" w:type="dxa"/>
+            <w:tcBorders>
+              <w:top w:val="single" w:sz="4" w:space="0" w:color="000000"/>
+              <w:left w:val="single" w:sz="4" w:space="0" w:color="000000"/>
+              <w:bottom w:val="single" w:sz="4" w:space="0" w:color="000000"/>
+              <w:right w:val="single" w:sz="4" w:space="0" w:color="000000"/>
+            </w:tcBorders>
+          </w:tcPr>
+          <w:p>
+            <w:pPr>
+              <w:widowControl w:val="0"/>
+              <w:autoSpaceDE w:val="0"/>
+              <w:autoSpaceDN w:val="0"/>
+              <w:adjustRightInd w:val="0"/>
+              <w:spacing w:before="0" w:line="240" w:lineRule="auto"/>
+              <w:rPr>
+                <w:rFonts w:ascii="BRH Malayalam Extra" w:eastAsia="Times New Roman" w:hAnsi="BRH Malayalam Extra" w:cs="BRH Malayalam Extra"/>
+                <w:color w:val="000000"/>
+                <w:sz w:val="40"/>
+                <w:szCs w:val="40"/>
+                <w:lang w:val="it-IT" w:eastAsia="en-IN" w:bidi="ml-IN"/>
+              </w:rPr>
+            </w:pPr>
+            <w:r>
+              <w:rPr>
+                <w:rFonts w:ascii="BRH Malayalam Extra" w:eastAsia="Times New Roman" w:hAnsi="BRH Malayalam Extra" w:cs="BRH Malayalam Extra"/>
+                <w:color w:val="000000"/>
+                <w:sz w:val="40"/>
+                <w:szCs w:val="40"/>
+                <w:lang w:val="it-IT" w:eastAsia="en-IN" w:bidi="ml-IN"/>
+              </w:rPr>
+              <w:t>byp</w:t>
+            </w:r>
+            <w:r>
+              <w:rPr>
+                <w:rFonts w:ascii="BRH Devanagari Extra" w:eastAsia="Times New Roman" w:hAnsi="BRH Devanagari Extra" w:cs="BRH Malayalam Extra"/>
+                <w:color w:val="000000"/>
+                <w:sz w:val="36"/>
+                <w:szCs w:val="40"/>
+                <w:lang w:val="it-IT" w:eastAsia="en-IN" w:bidi="ml-IN"/>
+              </w:rPr>
+              <w:t>ò</w:t>
+            </w:r>
+            <w:r>
+              <w:rPr>
+                <w:rFonts w:ascii="BRH Malayalam Extra" w:eastAsia="Times New Roman" w:hAnsi="BRH Malayalam Extra" w:cs="BRH Malayalam Extra"/>
+                <w:color w:val="000000"/>
+                <w:sz w:val="40"/>
+                <w:szCs w:val="40"/>
+                <w:lang w:val="it-IT" w:eastAsia="en-IN" w:bidi="ml-IN"/>
+              </w:rPr>
+              <w:t>— së</w:t>
+            </w:r>
+            <w:r>
+              <w:rPr>
+                <w:rFonts w:ascii="BRH Malayalam Extra" w:eastAsia="Times New Roman" w:hAnsi="BRH Malayalam Extra" w:cs="BRH Malayalam Extra"/>
+                <w:color w:val="000000"/>
+                <w:sz w:val="40"/>
+                <w:szCs w:val="40"/>
+                <w:highlight w:val="yellow"/>
+                <w:lang w:val="it-IT" w:eastAsia="en-IN" w:bidi="ml-IN"/>
+              </w:rPr>
+              <w:t>hx</w:t>
+            </w:r>
+            <w:r>
+              <w:rPr>
+                <w:rFonts w:ascii="BRH Malayalam Extra" w:eastAsia="Times New Roman" w:hAnsi="BRH Malayalam Extra" w:cs="BRH Malayalam Extra"/>
+                <w:color w:val="000000"/>
+                <w:sz w:val="32"/>
+                <w:szCs w:val="40"/>
+                <w:lang w:val="it-IT" w:eastAsia="en-IN" w:bidi="ml-IN"/>
+              </w:rPr>
+              <w:t>–</w:t>
+            </w:r>
+            <w:r>
+              <w:rPr>
+                <w:rFonts w:ascii="BRH Malayalam Extra" w:eastAsia="Times New Roman" w:hAnsi="BRH Malayalam Extra" w:cs="BRH Malayalam Extra"/>
+                <w:color w:val="000000"/>
+                <w:sz w:val="40"/>
+                <w:szCs w:val="40"/>
+                <w:lang w:val="it-IT" w:eastAsia="en-IN" w:bidi="ml-IN"/>
+              </w:rPr>
+              <w:t>d | së</w:t>
+            </w:r>
+            <w:r>
+              <w:rPr>
+                <w:rFonts w:ascii="BRH Malayalam Extra" w:eastAsia="Times New Roman" w:hAnsi="BRH Malayalam Extra" w:cs="BRH Malayalam Extra"/>
+                <w:color w:val="000000"/>
+                <w:sz w:val="32"/>
+                <w:szCs w:val="40"/>
+                <w:lang w:val="it-IT" w:eastAsia="en-IN" w:bidi="ml-IN"/>
+              </w:rPr>
+              <w:t>–</w:t>
+            </w:r>
+            <w:r>
+              <w:rPr>
+                <w:rFonts w:ascii="BRH Malayalam Extra" w:eastAsia="Times New Roman" w:hAnsi="BRH Malayalam Extra" w:cs="BRH Malayalam Extra"/>
+                <w:color w:val="000000"/>
+                <w:sz w:val="40"/>
+                <w:szCs w:val="40"/>
+                <w:lang w:val="it-IT" w:eastAsia="en-IN" w:bidi="ml-IN"/>
+              </w:rPr>
+              <w:t>hx</w:t>
+            </w:r>
+            <w:r>
+              <w:rPr>
+                <w:rFonts w:ascii="BRH Malayalam Extra" w:eastAsia="Times New Roman" w:hAnsi="BRH Malayalam Extra" w:cs="BRH Malayalam Extra"/>
+                <w:color w:val="000000"/>
+                <w:sz w:val="32"/>
+                <w:szCs w:val="40"/>
+                <w:lang w:val="it-IT" w:eastAsia="en-IN" w:bidi="ml-IN"/>
+              </w:rPr>
+              <w:t>–</w:t>
+            </w:r>
+            <w:r>
+              <w:rPr>
+                <w:rFonts w:ascii="BRH Malayalam Extra" w:eastAsia="Times New Roman" w:hAnsi="BRH Malayalam Extra" w:cs="BRH Malayalam Extra"/>
+                <w:color w:val="000000"/>
+                <w:sz w:val="40"/>
+                <w:szCs w:val="40"/>
+                <w:lang w:val="it-IT" w:eastAsia="en-IN" w:bidi="ml-IN"/>
+              </w:rPr>
+              <w:t>dx |</w:t>
+            </w:r>
+          </w:p>
+        </w:tc>
+        <w:tc>
+          <w:tcPr>
+            <w:tcW w:w="5244" w:type="dxa"/>
+            <w:tcBorders>
+              <w:top w:val="single" w:sz="4" w:space="0" w:color="000000"/>
+              <w:left w:val="single" w:sz="4" w:space="0" w:color="000000"/>
+              <w:bottom w:val="single" w:sz="4" w:space="0" w:color="000000"/>
+              <w:right w:val="single" w:sz="4" w:space="0" w:color="000000"/>
+            </w:tcBorders>
+          </w:tcPr>
+          <w:p>
+            <w:pPr>
+              <w:widowControl w:val="0"/>
+              <w:autoSpaceDE w:val="0"/>
+              <w:autoSpaceDN w:val="0"/>
+              <w:adjustRightInd w:val="0"/>
+              <w:spacing w:before="0" w:line="240" w:lineRule="auto"/>
+              <w:rPr>
+                <w:rFonts w:ascii="BRH Malayalam Extra" w:eastAsia="Times New Roman" w:hAnsi="BRH Malayalam Extra" w:cs="BRH Malayalam Extra"/>
+                <w:color w:val="000000"/>
+                <w:sz w:val="40"/>
+                <w:szCs w:val="40"/>
                 <w:lang w:val="it-IT" w:eastAsia="en-IN" w:bidi="ml-IN"/>
               </w:rPr>
             </w:pPr>
@@ -1195,7 +2620,7 @@
         </w:trPr>
         <w:tc>
           <w:tcPr>
-            <w:tcW w:w="3828" w:type="dxa"/>
+            <w:tcW w:w="4537" w:type="dxa"/>
             <w:tcBorders>
               <w:top w:val="single" w:sz="4" w:space="0" w:color="000000"/>
               <w:left w:val="single" w:sz="4" w:space="0" w:color="000000"/>
@@ -1230,6 +2655,7 @@
                 <w:sz w:val="28"/>
                 <w:szCs w:val="32"/>
               </w:rPr>
+              <w:lastRenderedPageBreak/>
               <w:t>T.S.</w:t>
             </w:r>
             <w:r>
@@ -1240,17 +2666,7 @@
                 <w:sz w:val="28"/>
                 <w:szCs w:val="32"/>
               </w:rPr>
-              <w:t>6.2.11.</w:t>
-            </w:r>
-            <w:r>
-              <w:rPr>
-                <w:rFonts w:cs="Arial"/>
-                <w:b/>
-                <w:color w:val="000000"/>
-                <w:sz w:val="28"/>
-                <w:szCs w:val="32"/>
-              </w:rPr>
-              <w:t>2</w:t>
+              <w:t>6.2.11.2</w:t>
             </w:r>
             <w:r>
               <w:rPr>
@@ -1280,17 +2696,17 @@
                 <w:color w:val="000000"/>
                 <w:sz w:val="28"/>
                 <w:szCs w:val="32"/>
-                <w:lang w:val="it-IT"/>
-              </w:rPr>
-            </w:pPr>
-            <w:r>
-              <w:rPr>
-                <w:rFonts w:cs="Arial"/>
-                <w:b/>
-                <w:color w:val="000000"/>
-                <w:sz w:val="28"/>
-                <w:szCs w:val="32"/>
-                <w:lang w:val="it-IT"/>
+                <w:lang w:val="en-IN"/>
+              </w:rPr>
+            </w:pPr>
+            <w:r>
+              <w:rPr>
+                <w:rFonts w:cs="Arial"/>
+                <w:b/>
+                <w:color w:val="000000"/>
+                <w:sz w:val="28"/>
+                <w:szCs w:val="32"/>
+                <w:lang w:val="en-IN"/>
               </w:rPr>
               <w:t>Krama Vaakyam No.– 51</w:t>
             </w:r>
@@ -1996,7 +3412,6 @@
                 <w:sz w:val="28"/>
                 <w:szCs w:val="32"/>
               </w:rPr>
-              <w:lastRenderedPageBreak/>
               <w:t>T.S.</w:t>
             </w:r>
             <w:r>
@@ -2992,6 +4407,7 @@
                 <w:szCs w:val="40"/>
                 <w:lang w:val="en-IN" w:eastAsia="en-IN" w:bidi="ml-IN"/>
               </w:rPr>
+              <w:lastRenderedPageBreak/>
               <w:t>Ae—t</w:t>
             </w:r>
             <w:r>
@@ -3054,6 +4470,7 @@
                 <w:szCs w:val="40"/>
                 <w:lang w:val="en-IN" w:eastAsia="en-IN" w:bidi="ml-IN"/>
               </w:rPr>
+              <w:lastRenderedPageBreak/>
               <w:t>k±—sx</w:t>
             </w:r>
             <w:r>
@@ -3095,6 +4512,7 @@
                 <w:szCs w:val="40"/>
                 <w:lang w:val="en-IN" w:eastAsia="en-IN" w:bidi="ml-IN"/>
               </w:rPr>
+              <w:lastRenderedPageBreak/>
               <w:t>Ae—t</w:t>
             </w:r>
             <w:r>
@@ -3164,6 +4582,7 @@
                 <w:sz w:val="28"/>
                 <w:szCs w:val="32"/>
               </w:rPr>
+              <w:lastRenderedPageBreak/>
               <w:t>T.S.6.2.2.1 – Kramam</w:t>
             </w:r>
           </w:p>
@@ -4216,7 +5635,6 @@
                 <w:sz w:val="28"/>
                 <w:szCs w:val="32"/>
               </w:rPr>
-              <w:lastRenderedPageBreak/>
               <w:t>T.S.6.2.3.1 – Kramam</w:t>
             </w:r>
           </w:p>
@@ -5162,6 +6580,7 @@
                 <w:sz w:val="28"/>
                 <w:szCs w:val="32"/>
               </w:rPr>
+              <w:lastRenderedPageBreak/>
               <w:t>T.S.6.2.3.3 – Kramam</w:t>
             </w:r>
           </w:p>
@@ -5499,13 +6918,21 @@
                 <w:b/>
                 <w:bCs/>
               </w:rPr>
-              <w:t>Separator removed</w:t>
-            </w:r>
+              <w:t xml:space="preserve">Separator </w:t>
+            </w:r>
+            <w:proofErr w:type="gramStart"/>
             <w:r>
               <w:rPr>
                 <w:b/>
                 <w:bCs/>
               </w:rPr>
+              <w:t>removed</w:t>
+            </w:r>
+            <w:r>
+              <w:rPr>
+                <w:b/>
+                <w:bCs/>
+              </w:rPr>
               <w:t xml:space="preserve"> </w:t>
             </w:r>
             <w:r>
@@ -5515,6 +6942,7 @@
               </w:rPr>
               <w:t>)</w:t>
             </w:r>
+            <w:proofErr w:type="gramEnd"/>
           </w:p>
         </w:tc>
       </w:tr>
@@ -6395,7 +7823,6 @@
                 <w:highlight w:val="yellow"/>
                 <w:lang w:val="en-IN" w:eastAsia="en-IN" w:bidi="ml-IN"/>
               </w:rPr>
-              <w:lastRenderedPageBreak/>
               <w:t>¥p</w:t>
             </w:r>
             <w:r>
@@ -6473,7 +7900,6 @@
                 <w:szCs w:val="40"/>
                 <w:lang w:val="en-IN" w:eastAsia="en-IN" w:bidi="ml-IN"/>
               </w:rPr>
-              <w:lastRenderedPageBreak/>
               <w:t xml:space="preserve">¥p¤¤bõ— </w:t>
             </w:r>
             <w:r>
@@ -6541,7 +7967,6 @@
                 <w:highlight w:val="green"/>
                 <w:lang w:val="en-IN" w:eastAsia="en-IN" w:bidi="ml-IN"/>
               </w:rPr>
-              <w:lastRenderedPageBreak/>
               <w:t>¥p</w:t>
             </w:r>
             <w:r>
@@ -6640,7 +8065,6 @@
                 <w:sz w:val="28"/>
                 <w:szCs w:val="32"/>
               </w:rPr>
-              <w:lastRenderedPageBreak/>
               <w:t>T.S.6.2.4.5 – Kramam</w:t>
             </w:r>
           </w:p>
@@ -7229,6 +8653,7 @@
                 <w:sz w:val="28"/>
                 <w:szCs w:val="32"/>
               </w:rPr>
+              <w:lastRenderedPageBreak/>
               <w:t>T.S.6.2.5.5 – Kramam</w:t>
             </w:r>
           </w:p>
@@ -8437,7 +9862,6 @@
                 <w:sz w:val="28"/>
                 <w:szCs w:val="32"/>
               </w:rPr>
-              <w:lastRenderedPageBreak/>
               <w:t>T.S.6.2.7.5 – Kramam</w:t>
             </w:r>
           </w:p>
@@ -9314,6 +10738,7 @@
                 <w:sz w:val="28"/>
                 <w:szCs w:val="32"/>
               </w:rPr>
+              <w:lastRenderedPageBreak/>
               <w:t>T.S.6.2.8.5 – Kramam</w:t>
             </w:r>
           </w:p>
@@ -10134,7 +11559,16 @@
           <w:bCs/>
           <w:sz w:val="32"/>
         </w:rPr>
-        <w:t>replaced with</w:t>
+        <w:t xml:space="preserve">replaced </w:t>
+      </w:r>
+      <w:proofErr w:type="gramStart"/>
+      <w:r>
+        <w:rPr>
+          <w:b/>
+          <w:bCs/>
+          <w:sz w:val="32"/>
+        </w:rPr>
+        <w:t>with</w:t>
       </w:r>
       <w:r>
         <w:rPr>
@@ -10156,6 +11590,7 @@
         </w:rPr>
         <w:t>"</w:t>
       </w:r>
+      <w:proofErr w:type="gramEnd"/>
       <w:r>
         <w:rPr>
           <w:rFonts w:ascii="BRH Malayalam" w:hAnsi="BRH Malayalam" w:cs="BRH Malayalam"/>
@@ -10167,6 +11602,7 @@
         </w:rPr>
         <w:t>q§T</w:t>
       </w:r>
+      <w:proofErr w:type="gramStart"/>
       <w:r>
         <w:rPr>
           <w:rFonts w:ascii="BRH Malayalam" w:hAnsi="BRH Malayalam" w:cs="BRH Malayalam"/>
@@ -10183,7 +11619,16 @@
           <w:bCs/>
           <w:sz w:val="32"/>
         </w:rPr>
-        <w:t>wherever applicable</w:t>
+        <w:t>wherever</w:t>
+      </w:r>
+      <w:proofErr w:type="gramEnd"/>
+      <w:r>
+        <w:rPr>
+          <w:b/>
+          <w:bCs/>
+          <w:sz w:val="32"/>
+        </w:rPr>
+        <w:t xml:space="preserve"> applicable</w:t>
       </w:r>
     </w:p>
     <w:p>
@@ -10424,7 +11869,6 @@
                 <w:sz w:val="32"/>
                 <w:szCs w:val="32"/>
               </w:rPr>
-              <w:lastRenderedPageBreak/>
               <w:t>Reference</w:t>
             </w:r>
           </w:p>
@@ -10447,7 +11891,6 @@
                 <w:sz w:val="32"/>
                 <w:szCs w:val="32"/>
               </w:rPr>
-              <w:lastRenderedPageBreak/>
               <w:t>As Printed</w:t>
             </w:r>
           </w:p>
@@ -10603,7 +12046,7 @@
 </file>
 
 <file path=word/endnotes.xml><?xml version="1.0" encoding="utf-8"?>
-<w:endnotes xmlns:wpc="http://schemas.microsoft.com/office/word/2010/wordprocessingCanvas" xmlns:cx="http://schemas.microsoft.com/office/drawing/2014/chartex" xmlns:cx1="http://schemas.microsoft.com/office/drawing/2015/9/8/chartex" xmlns:cx2="http://schemas.microsoft.com/office/drawing/2015/10/21/chartex" xmlns:cx3="http://schemas.microsoft.com/office/drawing/2016/5/9/chartex" xmlns:cx4="http://schemas.microsoft.com/office/drawing/2016/5/10/chartex" xmlns:cx5="http://schemas.microsoft.com/office/drawing/2016/5/11/chartex" xmlns:cx6="http://schemas.microsoft.com/office/drawing/2016/5/12/chartex" xmlns:cx7="http://schemas.microsoft.com/office/drawing/2016/5/13/chartex" xmlns:cx8="http://schemas.microsoft.com/office/drawing/2016/5/14/chartex" xmlns:mc="http://schemas.openxmlformats.org/markup-compatibility/2006" xmlns:aink="http://schemas.microsoft.com/office/drawing/2016/ink" xmlns:am3d="http://schemas.microsoft.com/office/drawing/2017/model3d" xmlns:o="urn:schemas-microsoft-com:office:office" xmlns:oel="http://schemas.microsoft.com/office/2019/extlst" xmlns:r="http://schemas.openxmlformats.org/officeDocument/2006/relationships" xmlns:m="http://schemas.openxmlformats.org/officeDocument/2006/math" xmlns:v="urn:schemas-microsoft-com:vml" xmlns:wp14="http://schemas.microsoft.com/office/word/2010/wordprocessingDrawing" xmlns:wp="http://schemas.openxmlformats.org/drawingml/2006/wordprocessingDrawing" xmlns:w10="urn:schemas-microsoft-com:office:word" xmlns:w="http://schemas.openxmlformats.org/wordprocessingml/2006/main" xmlns:w14="http://schemas.microsoft.com/office/word/2010/wordml" xmlns:w15="http://schemas.microsoft.com/office/word/2012/wordml" xmlns:w16cei="http://schemas.microsoft.com/office/word/2026/wordml/cei" xmlns:w16cex="http://schemas.microsoft.com/office/word/2018/wordml/cex" xmlns:w16cid="http://schemas.microsoft.com/office/word/2016/wordml/cid" xmlns:w16="http://schemas.microsoft.com/office/word/2018/wordml" xmlns:w16du="http://schemas.microsoft.com/office/word/2023/wordml/word16du" xmlns:w16sdtdh="http://schemas.microsoft.com/office/word/2020/wordml/sdtdatahash" xmlns:w16sdtfl="http://schemas.microsoft.com/office/word/2024/wordml/sdtformatlock" xmlns:w16se="http://schemas.microsoft.com/office/word/2015/wordml/symex" xmlns:wpg="http://schemas.microsoft.com/office/word/2010/wordprocessingGroup" xmlns:wpi="http://schemas.microsoft.com/office/word/2010/wordprocessingInk" xmlns:wne="http://schemas.microsoft.com/office/word/2006/wordml" xmlns:wps="http://schemas.microsoft.com/office/word/2010/wordprocessingShape" mc:Ignorable="w14 w15 w16se w16cid w16 w16cex w16sdtdh w16sdtfl w16du wp14">
+<w:endnotes xmlns:wpc="http://schemas.microsoft.com/office/word/2010/wordprocessingCanvas" xmlns:cx="http://schemas.microsoft.com/office/drawing/2014/chartex" xmlns:cx1="http://schemas.microsoft.com/office/drawing/2015/9/8/chartex" xmlns:cx2="http://schemas.microsoft.com/office/drawing/2015/10/21/chartex" xmlns:cx3="http://schemas.microsoft.com/office/drawing/2016/5/9/chartex" xmlns:cx4="http://schemas.microsoft.com/office/drawing/2016/5/10/chartex" xmlns:cx5="http://schemas.microsoft.com/office/drawing/2016/5/11/chartex" xmlns:cx6="http://schemas.microsoft.com/office/drawing/2016/5/12/chartex" xmlns:cx7="http://schemas.microsoft.com/office/drawing/2016/5/13/chartex" xmlns:cx8="http://schemas.microsoft.com/office/drawing/2016/5/14/chartex" xmlns:mc="http://schemas.openxmlformats.org/markup-compatibility/2006" xmlns:aink="http://schemas.microsoft.com/office/drawing/2016/ink" xmlns:am3d="http://schemas.microsoft.com/office/drawing/2017/model3d" xmlns:o="urn:schemas-microsoft-com:office:office" xmlns:oel="http://schemas.microsoft.com/office/2019/extlst" xmlns:r="http://schemas.openxmlformats.org/officeDocument/2006/relationships" xmlns:m="http://schemas.openxmlformats.org/officeDocument/2006/math" xmlns:v="urn:schemas-microsoft-com:vml" xmlns:wp14="http://schemas.microsoft.com/office/word/2010/wordprocessingDrawing" xmlns:wp="http://schemas.openxmlformats.org/drawingml/2006/wordprocessingDrawing" xmlns:w10="urn:schemas-microsoft-com:office:word" xmlns:w="http://schemas.openxmlformats.org/wordprocessingml/2006/main" xmlns:w14="http://schemas.microsoft.com/office/word/2010/wordml" xmlns:w15="http://schemas.microsoft.com/office/word/2012/wordml" xmlns:w16cex="http://schemas.microsoft.com/office/word/2018/wordml/cex" xmlns:w16cid="http://schemas.microsoft.com/office/word/2016/wordml/cid" xmlns:w16="http://schemas.microsoft.com/office/word/2018/wordml" xmlns:w16du="http://schemas.microsoft.com/office/word/2023/wordml/word16du" xmlns:w16sdtdh="http://schemas.microsoft.com/office/word/2020/wordml/sdtdatahash" xmlns:w16sdtfl="http://schemas.microsoft.com/office/word/2024/wordml/sdtformatlock" xmlns:w16se="http://schemas.microsoft.com/office/word/2015/wordml/symex" xmlns:wpg="http://schemas.microsoft.com/office/word/2010/wordprocessingGroup" xmlns:wpi="http://schemas.microsoft.com/office/word/2010/wordprocessingInk" xmlns:wne="http://schemas.microsoft.com/office/word/2006/wordml" xmlns:wps="http://schemas.microsoft.com/office/word/2010/wordprocessingShape" mc:Ignorable="w14 w15 w16se w16cid w16 w16cex w16sdtdh w16sdtfl w16du wp14">
   <w:endnote w:type="separator" w:id="-1">
     <w:p>
       <w:pPr>
@@ -10628,7 +12071,7 @@
 </file>
 
 <file path=word/footer1.xml><?xml version="1.0" encoding="utf-8"?>
-<w:ftr xmlns:wpc="http://schemas.microsoft.com/office/word/2010/wordprocessingCanvas" xmlns:cx="http://schemas.microsoft.com/office/drawing/2014/chartex" xmlns:cx1="http://schemas.microsoft.com/office/drawing/2015/9/8/chartex" xmlns:cx2="http://schemas.microsoft.com/office/drawing/2015/10/21/chartex" xmlns:cx3="http://schemas.microsoft.com/office/drawing/2016/5/9/chartex" xmlns:cx4="http://schemas.microsoft.com/office/drawing/2016/5/10/chartex" xmlns:cx5="http://schemas.microsoft.com/office/drawing/2016/5/11/chartex" xmlns:cx6="http://schemas.microsoft.com/office/drawing/2016/5/12/chartex" xmlns:cx7="http://schemas.microsoft.com/office/drawing/2016/5/13/chartex" xmlns:cx8="http://schemas.microsoft.com/office/drawing/2016/5/14/chartex" xmlns:mc="http://schemas.openxmlformats.org/markup-compatibility/2006" xmlns:aink="http://schemas.microsoft.com/office/drawing/2016/ink" xmlns:am3d="http://schemas.microsoft.com/office/drawing/2017/model3d" xmlns:o="urn:schemas-microsoft-com:office:office" xmlns:oel="http://schemas.microsoft.com/office/2019/extlst" xmlns:r="http://schemas.openxmlformats.org/officeDocument/2006/relationships" xmlns:m="http://schemas.openxmlformats.org/officeDocument/2006/math" xmlns:v="urn:schemas-microsoft-com:vml" xmlns:wp14="http://schemas.microsoft.com/office/word/2010/wordprocessingDrawing" xmlns:wp="http://schemas.openxmlformats.org/drawingml/2006/wordprocessingDrawing" xmlns:w10="urn:schemas-microsoft-com:office:word" xmlns:w="http://schemas.openxmlformats.org/wordprocessingml/2006/main" xmlns:w14="http://schemas.microsoft.com/office/word/2010/wordml" xmlns:w15="http://schemas.microsoft.com/office/word/2012/wordml" xmlns:w16cei="http://schemas.microsoft.com/office/word/2026/wordml/cei" xmlns:w16cex="http://schemas.microsoft.com/office/word/2018/wordml/cex" xmlns:w16cid="http://schemas.microsoft.com/office/word/2016/wordml/cid" xmlns:w16="http://schemas.microsoft.com/office/word/2018/wordml" xmlns:w16du="http://schemas.microsoft.com/office/word/2023/wordml/word16du" xmlns:w16sdtdh="http://schemas.microsoft.com/office/word/2020/wordml/sdtdatahash" xmlns:w16sdtfl="http://schemas.microsoft.com/office/word/2024/wordml/sdtformatlock" xmlns:w16se="http://schemas.microsoft.com/office/word/2015/wordml/symex" xmlns:wpg="http://schemas.microsoft.com/office/word/2010/wordprocessingGroup" xmlns:wpi="http://schemas.microsoft.com/office/word/2010/wordprocessingInk" xmlns:wne="http://schemas.microsoft.com/office/word/2006/wordml" xmlns:wps="http://schemas.microsoft.com/office/word/2010/wordprocessingShape" mc:Ignorable="w14 w15 w16se w16cid w16 w16cex w16sdtdh w16sdtfl w16du wp14">
+<w:ftr xmlns:wpc="http://schemas.microsoft.com/office/word/2010/wordprocessingCanvas" xmlns:cx="http://schemas.microsoft.com/office/drawing/2014/chartex" xmlns:cx1="http://schemas.microsoft.com/office/drawing/2015/9/8/chartex" xmlns:cx2="http://schemas.microsoft.com/office/drawing/2015/10/21/chartex" xmlns:cx3="http://schemas.microsoft.com/office/drawing/2016/5/9/chartex" xmlns:cx4="http://schemas.microsoft.com/office/drawing/2016/5/10/chartex" xmlns:cx5="http://schemas.microsoft.com/office/drawing/2016/5/11/chartex" xmlns:cx6="http://schemas.microsoft.com/office/drawing/2016/5/12/chartex" xmlns:cx7="http://schemas.microsoft.com/office/drawing/2016/5/13/chartex" xmlns:cx8="http://schemas.microsoft.com/office/drawing/2016/5/14/chartex" xmlns:mc="http://schemas.openxmlformats.org/markup-compatibility/2006" xmlns:aink="http://schemas.microsoft.com/office/drawing/2016/ink" xmlns:am3d="http://schemas.microsoft.com/office/drawing/2017/model3d" xmlns:o="urn:schemas-microsoft-com:office:office" xmlns:oel="http://schemas.microsoft.com/office/2019/extlst" xmlns:r="http://schemas.openxmlformats.org/officeDocument/2006/relationships" xmlns:m="http://schemas.openxmlformats.org/officeDocument/2006/math" xmlns:v="urn:schemas-microsoft-com:vml" xmlns:wp14="http://schemas.microsoft.com/office/word/2010/wordprocessingDrawing" xmlns:wp="http://schemas.openxmlformats.org/drawingml/2006/wordprocessingDrawing" xmlns:w10="urn:schemas-microsoft-com:office:word" xmlns:w="http://schemas.openxmlformats.org/wordprocessingml/2006/main" xmlns:w14="http://schemas.microsoft.com/office/word/2010/wordml" xmlns:w15="http://schemas.microsoft.com/office/word/2012/wordml" xmlns:w16cex="http://schemas.microsoft.com/office/word/2018/wordml/cex" xmlns:w16cid="http://schemas.microsoft.com/office/word/2016/wordml/cid" xmlns:w16="http://schemas.microsoft.com/office/word/2018/wordml" xmlns:w16du="http://schemas.microsoft.com/office/word/2023/wordml/word16du" xmlns:w16sdtdh="http://schemas.microsoft.com/office/word/2020/wordml/sdtdatahash" xmlns:w16sdtfl="http://schemas.microsoft.com/office/word/2024/wordml/sdtformatlock" xmlns:w16se="http://schemas.microsoft.com/office/word/2015/wordml/symex" xmlns:wpg="http://schemas.microsoft.com/office/word/2010/wordprocessingGroup" xmlns:wpi="http://schemas.microsoft.com/office/word/2010/wordprocessingInk" xmlns:wne="http://schemas.microsoft.com/office/word/2006/wordml" xmlns:wps="http://schemas.microsoft.com/office/word/2010/wordprocessingShape" mc:Ignorable="w14 w15 w16se w16cid w16 w16cex w16sdtdh w16sdtfl w16du wp14">
   <w:p>
     <w:pPr>
       <w:pBdr>
@@ -10809,7 +12252,7 @@
 </file>
 
 <file path=word/footer2.xml><?xml version="1.0" encoding="utf-8"?>
-<w:ftr xmlns:wpc="http://schemas.microsoft.com/office/word/2010/wordprocessingCanvas" xmlns:cx="http://schemas.microsoft.com/office/drawing/2014/chartex" xmlns:cx1="http://schemas.microsoft.com/office/drawing/2015/9/8/chartex" xmlns:cx2="http://schemas.microsoft.com/office/drawing/2015/10/21/chartex" xmlns:cx3="http://schemas.microsoft.com/office/drawing/2016/5/9/chartex" xmlns:cx4="http://schemas.microsoft.com/office/drawing/2016/5/10/chartex" xmlns:cx5="http://schemas.microsoft.com/office/drawing/2016/5/11/chartex" xmlns:cx6="http://schemas.microsoft.com/office/drawing/2016/5/12/chartex" xmlns:cx7="http://schemas.microsoft.com/office/drawing/2016/5/13/chartex" xmlns:cx8="http://schemas.microsoft.com/office/drawing/2016/5/14/chartex" xmlns:mc="http://schemas.openxmlformats.org/markup-compatibility/2006" xmlns:aink="http://schemas.microsoft.com/office/drawing/2016/ink" xmlns:am3d="http://schemas.microsoft.com/office/drawing/2017/model3d" xmlns:o="urn:schemas-microsoft-com:office:office" xmlns:oel="http://schemas.microsoft.com/office/2019/extlst" xmlns:r="http://schemas.openxmlformats.org/officeDocument/2006/relationships" xmlns:m="http://schemas.openxmlformats.org/officeDocument/2006/math" xmlns:v="urn:schemas-microsoft-com:vml" xmlns:wp14="http://schemas.microsoft.com/office/word/2010/wordprocessingDrawing" xmlns:wp="http://schemas.openxmlformats.org/drawingml/2006/wordprocessingDrawing" xmlns:w10="urn:schemas-microsoft-com:office:word" xmlns:w="http://schemas.openxmlformats.org/wordprocessingml/2006/main" xmlns:w14="http://schemas.microsoft.com/office/word/2010/wordml" xmlns:w15="http://schemas.microsoft.com/office/word/2012/wordml" xmlns:w16cei="http://schemas.microsoft.com/office/word/2026/wordml/cei" xmlns:w16cex="http://schemas.microsoft.com/office/word/2018/wordml/cex" xmlns:w16cid="http://schemas.microsoft.com/office/word/2016/wordml/cid" xmlns:w16="http://schemas.microsoft.com/office/word/2018/wordml" xmlns:w16du="http://schemas.microsoft.com/office/word/2023/wordml/word16du" xmlns:w16sdtdh="http://schemas.microsoft.com/office/word/2020/wordml/sdtdatahash" xmlns:w16sdtfl="http://schemas.microsoft.com/office/word/2024/wordml/sdtformatlock" xmlns:w16se="http://schemas.microsoft.com/office/word/2015/wordml/symex" xmlns:wpg="http://schemas.microsoft.com/office/word/2010/wordprocessingGroup" xmlns:wpi="http://schemas.microsoft.com/office/word/2010/wordprocessingInk" xmlns:wne="http://schemas.microsoft.com/office/word/2006/wordml" xmlns:wps="http://schemas.microsoft.com/office/word/2010/wordprocessingShape" mc:Ignorable="w14 w15 w16se w16cid w16 w16cex w16sdtdh w16sdtfl w16du wp14">
+<w:ftr xmlns:wpc="http://schemas.microsoft.com/office/word/2010/wordprocessingCanvas" xmlns:cx="http://schemas.microsoft.com/office/drawing/2014/chartex" xmlns:cx1="http://schemas.microsoft.com/office/drawing/2015/9/8/chartex" xmlns:cx2="http://schemas.microsoft.com/office/drawing/2015/10/21/chartex" xmlns:cx3="http://schemas.microsoft.com/office/drawing/2016/5/9/chartex" xmlns:cx4="http://schemas.microsoft.com/office/drawing/2016/5/10/chartex" xmlns:cx5="http://schemas.microsoft.com/office/drawing/2016/5/11/chartex" xmlns:cx6="http://schemas.microsoft.com/office/drawing/2016/5/12/chartex" xmlns:cx7="http://schemas.microsoft.com/office/drawing/2016/5/13/chartex" xmlns:cx8="http://schemas.microsoft.com/office/drawing/2016/5/14/chartex" xmlns:mc="http://schemas.openxmlformats.org/markup-compatibility/2006" xmlns:aink="http://schemas.microsoft.com/office/drawing/2016/ink" xmlns:am3d="http://schemas.microsoft.com/office/drawing/2017/model3d" xmlns:o="urn:schemas-microsoft-com:office:office" xmlns:oel="http://schemas.microsoft.com/office/2019/extlst" xmlns:r="http://schemas.openxmlformats.org/officeDocument/2006/relationships" xmlns:m="http://schemas.openxmlformats.org/officeDocument/2006/math" xmlns:v="urn:schemas-microsoft-com:vml" xmlns:wp14="http://schemas.microsoft.com/office/word/2010/wordprocessingDrawing" xmlns:wp="http://schemas.openxmlformats.org/drawingml/2006/wordprocessingDrawing" xmlns:w10="urn:schemas-microsoft-com:office:word" xmlns:w="http://schemas.openxmlformats.org/wordprocessingml/2006/main" xmlns:w14="http://schemas.microsoft.com/office/word/2010/wordml" xmlns:w15="http://schemas.microsoft.com/office/word/2012/wordml" xmlns:w16cex="http://schemas.microsoft.com/office/word/2018/wordml/cex" xmlns:w16cid="http://schemas.microsoft.com/office/word/2016/wordml/cid" xmlns:w16="http://schemas.microsoft.com/office/word/2018/wordml" xmlns:w16du="http://schemas.microsoft.com/office/word/2023/wordml/word16du" xmlns:w16sdtdh="http://schemas.microsoft.com/office/word/2020/wordml/sdtdatahash" xmlns:w16sdtfl="http://schemas.microsoft.com/office/word/2024/wordml/sdtformatlock" xmlns:w16se="http://schemas.microsoft.com/office/word/2015/wordml/symex" xmlns:wpg="http://schemas.microsoft.com/office/word/2010/wordprocessingGroup" xmlns:wpi="http://schemas.microsoft.com/office/word/2010/wordprocessingInk" xmlns:wne="http://schemas.microsoft.com/office/word/2006/wordml" xmlns:wps="http://schemas.microsoft.com/office/word/2010/wordprocessingShape" mc:Ignorable="w14 w15 w16se w16cid w16 w16cex w16sdtdh w16sdtfl w16du wp14">
   <w:p>
     <w:pPr>
       <w:pBdr>
@@ -11012,7 +12455,7 @@
 </file>
 
 <file path=word/footnotes.xml><?xml version="1.0" encoding="utf-8"?>
-<w:footnotes xmlns:wpc="http://schemas.microsoft.com/office/word/2010/wordprocessingCanvas" xmlns:cx="http://schemas.microsoft.com/office/drawing/2014/chartex" xmlns:cx1="http://schemas.microsoft.com/office/drawing/2015/9/8/chartex" xmlns:cx2="http://schemas.microsoft.com/office/drawing/2015/10/21/chartex" xmlns:cx3="http://schemas.microsoft.com/office/drawing/2016/5/9/chartex" xmlns:cx4="http://schemas.microsoft.com/office/drawing/2016/5/10/chartex" xmlns:cx5="http://schemas.microsoft.com/office/drawing/2016/5/11/chartex" xmlns:cx6="http://schemas.microsoft.com/office/drawing/2016/5/12/chartex" xmlns:cx7="http://schemas.microsoft.com/office/drawing/2016/5/13/chartex" xmlns:cx8="http://schemas.microsoft.com/office/drawing/2016/5/14/chartex" xmlns:mc="http://schemas.openxmlformats.org/markup-compatibility/2006" xmlns:aink="http://schemas.microsoft.com/office/drawing/2016/ink" xmlns:am3d="http://schemas.microsoft.com/office/drawing/2017/model3d" xmlns:o="urn:schemas-microsoft-com:office:office" xmlns:oel="http://schemas.microsoft.com/office/2019/extlst" xmlns:r="http://schemas.openxmlformats.org/officeDocument/2006/relationships" xmlns:m="http://schemas.openxmlformats.org/officeDocument/2006/math" xmlns:v="urn:schemas-microsoft-com:vml" xmlns:wp14="http://schemas.microsoft.com/office/word/2010/wordprocessingDrawing" xmlns:wp="http://schemas.openxmlformats.org/drawingml/2006/wordprocessingDrawing" xmlns:w10="urn:schemas-microsoft-com:office:word" xmlns:w="http://schemas.openxmlformats.org/wordprocessingml/2006/main" xmlns:w14="http://schemas.microsoft.com/office/word/2010/wordml" xmlns:w15="http://schemas.microsoft.com/office/word/2012/wordml" xmlns:w16cei="http://schemas.microsoft.com/office/word/2026/wordml/cei" xmlns:w16cex="http://schemas.microsoft.com/office/word/2018/wordml/cex" xmlns:w16cid="http://schemas.microsoft.com/office/word/2016/wordml/cid" xmlns:w16="http://schemas.microsoft.com/office/word/2018/wordml" xmlns:w16du="http://schemas.microsoft.com/office/word/2023/wordml/word16du" xmlns:w16sdtdh="http://schemas.microsoft.com/office/word/2020/wordml/sdtdatahash" xmlns:w16sdtfl="http://schemas.microsoft.com/office/word/2024/wordml/sdtformatlock" xmlns:w16se="http://schemas.microsoft.com/office/word/2015/wordml/symex" xmlns:wpg="http://schemas.microsoft.com/office/word/2010/wordprocessingGroup" xmlns:wpi="http://schemas.microsoft.com/office/word/2010/wordprocessingInk" xmlns:wne="http://schemas.microsoft.com/office/word/2006/wordml" xmlns:wps="http://schemas.microsoft.com/office/word/2010/wordprocessingShape" mc:Ignorable="w14 w15 w16se w16cid w16 w16cex w16sdtdh w16sdtfl w16du wp14">
+<w:footnotes xmlns:wpc="http://schemas.microsoft.com/office/word/2010/wordprocessingCanvas" xmlns:cx="http://schemas.microsoft.com/office/drawing/2014/chartex" xmlns:cx1="http://schemas.microsoft.com/office/drawing/2015/9/8/chartex" xmlns:cx2="http://schemas.microsoft.com/office/drawing/2015/10/21/chartex" xmlns:cx3="http://schemas.microsoft.com/office/drawing/2016/5/9/chartex" xmlns:cx4="http://schemas.microsoft.com/office/drawing/2016/5/10/chartex" xmlns:cx5="http://schemas.microsoft.com/office/drawing/2016/5/11/chartex" xmlns:cx6="http://schemas.microsoft.com/office/drawing/2016/5/12/chartex" xmlns:cx7="http://schemas.microsoft.com/office/drawing/2016/5/13/chartex" xmlns:cx8="http://schemas.microsoft.com/office/drawing/2016/5/14/chartex" xmlns:mc="http://schemas.openxmlformats.org/markup-compatibility/2006" xmlns:aink="http://schemas.microsoft.com/office/drawing/2016/ink" xmlns:am3d="http://schemas.microsoft.com/office/drawing/2017/model3d" xmlns:o="urn:schemas-microsoft-com:office:office" xmlns:oel="http://schemas.microsoft.com/office/2019/extlst" xmlns:r="http://schemas.openxmlformats.org/officeDocument/2006/relationships" xmlns:m="http://schemas.openxmlformats.org/officeDocument/2006/math" xmlns:v="urn:schemas-microsoft-com:vml" xmlns:wp14="http://schemas.microsoft.com/office/word/2010/wordprocessingDrawing" xmlns:wp="http://schemas.openxmlformats.org/drawingml/2006/wordprocessingDrawing" xmlns:w10="urn:schemas-microsoft-com:office:word" xmlns:w="http://schemas.openxmlformats.org/wordprocessingml/2006/main" xmlns:w14="http://schemas.microsoft.com/office/word/2010/wordml" xmlns:w15="http://schemas.microsoft.com/office/word/2012/wordml" xmlns:w16cex="http://schemas.microsoft.com/office/word/2018/wordml/cex" xmlns:w16cid="http://schemas.microsoft.com/office/word/2016/wordml/cid" xmlns:w16="http://schemas.microsoft.com/office/word/2018/wordml" xmlns:w16du="http://schemas.microsoft.com/office/word/2023/wordml/word16du" xmlns:w16sdtdh="http://schemas.microsoft.com/office/word/2020/wordml/sdtdatahash" xmlns:w16sdtfl="http://schemas.microsoft.com/office/word/2024/wordml/sdtformatlock" xmlns:w16se="http://schemas.microsoft.com/office/word/2015/wordml/symex" xmlns:wpg="http://schemas.microsoft.com/office/word/2010/wordprocessingGroup" xmlns:wpi="http://schemas.microsoft.com/office/word/2010/wordprocessingInk" xmlns:wne="http://schemas.microsoft.com/office/word/2006/wordml" xmlns:wps="http://schemas.microsoft.com/office/word/2010/wordprocessingShape" mc:Ignorable="w14 w15 w16se w16cid w16 w16cex w16sdtdh w16sdtfl w16du wp14">
   <w:footnote w:type="separator" w:id="-1">
     <w:p>
       <w:pPr>
@@ -11037,7 +12480,7 @@
 </file>
 
 <file path=word/header1.xml><?xml version="1.0" encoding="utf-8"?>
-<w:hdr xmlns:wpc="http://schemas.microsoft.com/office/word/2010/wordprocessingCanvas" xmlns:cx="http://schemas.microsoft.com/office/drawing/2014/chartex" xmlns:cx1="http://schemas.microsoft.com/office/drawing/2015/9/8/chartex" xmlns:cx2="http://schemas.microsoft.com/office/drawing/2015/10/21/chartex" xmlns:cx3="http://schemas.microsoft.com/office/drawing/2016/5/9/chartex" xmlns:cx4="http://schemas.microsoft.com/office/drawing/2016/5/10/chartex" xmlns:cx5="http://schemas.microsoft.com/office/drawing/2016/5/11/chartex" xmlns:cx6="http://schemas.microsoft.com/office/drawing/2016/5/12/chartex" xmlns:cx7="http://schemas.microsoft.com/office/drawing/2016/5/13/chartex" xmlns:cx8="http://schemas.microsoft.com/office/drawing/2016/5/14/chartex" xmlns:mc="http://schemas.openxmlformats.org/markup-compatibility/2006" xmlns:aink="http://schemas.microsoft.com/office/drawing/2016/ink" xmlns:am3d="http://schemas.microsoft.com/office/drawing/2017/model3d" xmlns:o="urn:schemas-microsoft-com:office:office" xmlns:oel="http://schemas.microsoft.com/office/2019/extlst" xmlns:r="http://schemas.openxmlformats.org/officeDocument/2006/relationships" xmlns:m="http://schemas.openxmlformats.org/officeDocument/2006/math" xmlns:v="urn:schemas-microsoft-com:vml" xmlns:wp14="http://schemas.microsoft.com/office/word/2010/wordprocessingDrawing" xmlns:wp="http://schemas.openxmlformats.org/drawingml/2006/wordprocessingDrawing" xmlns:w10="urn:schemas-microsoft-com:office:word" xmlns:w="http://schemas.openxmlformats.org/wordprocessingml/2006/main" xmlns:w14="http://schemas.microsoft.com/office/word/2010/wordml" xmlns:w15="http://schemas.microsoft.com/office/word/2012/wordml" xmlns:w16cei="http://schemas.microsoft.com/office/word/2026/wordml/cei" xmlns:w16cex="http://schemas.microsoft.com/office/word/2018/wordml/cex" xmlns:w16cid="http://schemas.microsoft.com/office/word/2016/wordml/cid" xmlns:w16="http://schemas.microsoft.com/office/word/2018/wordml" xmlns:w16du="http://schemas.microsoft.com/office/word/2023/wordml/word16du" xmlns:w16sdtdh="http://schemas.microsoft.com/office/word/2020/wordml/sdtdatahash" xmlns:w16sdtfl="http://schemas.microsoft.com/office/word/2024/wordml/sdtformatlock" xmlns:w16se="http://schemas.microsoft.com/office/word/2015/wordml/symex" xmlns:wpg="http://schemas.microsoft.com/office/word/2010/wordprocessingGroup" xmlns:wpi="http://schemas.microsoft.com/office/word/2010/wordprocessingInk" xmlns:wne="http://schemas.microsoft.com/office/word/2006/wordml" xmlns:wps="http://schemas.microsoft.com/office/word/2010/wordprocessingShape" mc:Ignorable="w14 w15 w16se w16cid w16 w16cex w16sdtdh w16sdtfl w16du wp14">
+<w:hdr xmlns:wpc="http://schemas.microsoft.com/office/word/2010/wordprocessingCanvas" xmlns:cx="http://schemas.microsoft.com/office/drawing/2014/chartex" xmlns:cx1="http://schemas.microsoft.com/office/drawing/2015/9/8/chartex" xmlns:cx2="http://schemas.microsoft.com/office/drawing/2015/10/21/chartex" xmlns:cx3="http://schemas.microsoft.com/office/drawing/2016/5/9/chartex" xmlns:cx4="http://schemas.microsoft.com/office/drawing/2016/5/10/chartex" xmlns:cx5="http://schemas.microsoft.com/office/drawing/2016/5/11/chartex" xmlns:cx6="http://schemas.microsoft.com/office/drawing/2016/5/12/chartex" xmlns:cx7="http://schemas.microsoft.com/office/drawing/2016/5/13/chartex" xmlns:cx8="http://schemas.microsoft.com/office/drawing/2016/5/14/chartex" xmlns:mc="http://schemas.openxmlformats.org/markup-compatibility/2006" xmlns:aink="http://schemas.microsoft.com/office/drawing/2016/ink" xmlns:am3d="http://schemas.microsoft.com/office/drawing/2017/model3d" xmlns:o="urn:schemas-microsoft-com:office:office" xmlns:oel="http://schemas.microsoft.com/office/2019/extlst" xmlns:r="http://schemas.openxmlformats.org/officeDocument/2006/relationships" xmlns:m="http://schemas.openxmlformats.org/officeDocument/2006/math" xmlns:v="urn:schemas-microsoft-com:vml" xmlns:wp14="http://schemas.microsoft.com/office/word/2010/wordprocessingDrawing" xmlns:wp="http://schemas.openxmlformats.org/drawingml/2006/wordprocessingDrawing" xmlns:w10="urn:schemas-microsoft-com:office:word" xmlns:w="http://schemas.openxmlformats.org/wordprocessingml/2006/main" xmlns:w14="http://schemas.microsoft.com/office/word/2010/wordml" xmlns:w15="http://schemas.microsoft.com/office/word/2012/wordml" xmlns:w16cex="http://schemas.microsoft.com/office/word/2018/wordml/cex" xmlns:w16cid="http://schemas.microsoft.com/office/word/2016/wordml/cid" xmlns:w16="http://schemas.microsoft.com/office/word/2018/wordml" xmlns:w16du="http://schemas.microsoft.com/office/word/2023/wordml/word16du" xmlns:w16sdtdh="http://schemas.microsoft.com/office/word/2020/wordml/sdtdatahash" xmlns:w16sdtfl="http://schemas.microsoft.com/office/word/2024/wordml/sdtformatlock" xmlns:w16se="http://schemas.microsoft.com/office/word/2015/wordml/symex" xmlns:wpg="http://schemas.microsoft.com/office/word/2010/wordprocessingGroup" xmlns:wpi="http://schemas.microsoft.com/office/word/2010/wordprocessingInk" xmlns:wne="http://schemas.microsoft.com/office/word/2006/wordml" xmlns:wps="http://schemas.microsoft.com/office/word/2010/wordprocessingShape" mc:Ignorable="w14 w15 w16se w16cid w16 w16cex w16sdtdh w16sdtfl w16du wp14">
   <w:p>
     <w:pPr>
       <w:pStyle w:val="Header"/>
@@ -11050,7 +12493,7 @@
 </file>
 
 <file path=word/header2.xml><?xml version="1.0" encoding="utf-8"?>
-<w:hdr xmlns:wpc="http://schemas.microsoft.com/office/word/2010/wordprocessingCanvas" xmlns:cx="http://schemas.microsoft.com/office/drawing/2014/chartex" xmlns:cx1="http://schemas.microsoft.com/office/drawing/2015/9/8/chartex" xmlns:cx2="http://schemas.microsoft.com/office/drawing/2015/10/21/chartex" xmlns:cx3="http://schemas.microsoft.com/office/drawing/2016/5/9/chartex" xmlns:cx4="http://schemas.microsoft.com/office/drawing/2016/5/10/chartex" xmlns:cx5="http://schemas.microsoft.com/office/drawing/2016/5/11/chartex" xmlns:cx6="http://schemas.microsoft.com/office/drawing/2016/5/12/chartex" xmlns:cx7="http://schemas.microsoft.com/office/drawing/2016/5/13/chartex" xmlns:cx8="http://schemas.microsoft.com/office/drawing/2016/5/14/chartex" xmlns:mc="http://schemas.openxmlformats.org/markup-compatibility/2006" xmlns:aink="http://schemas.microsoft.com/office/drawing/2016/ink" xmlns:am3d="http://schemas.microsoft.com/office/drawing/2017/model3d" xmlns:o="urn:schemas-microsoft-com:office:office" xmlns:oel="http://schemas.microsoft.com/office/2019/extlst" xmlns:r="http://schemas.openxmlformats.org/officeDocument/2006/relationships" xmlns:m="http://schemas.openxmlformats.org/officeDocument/2006/math" xmlns:v="urn:schemas-microsoft-com:vml" xmlns:wp14="http://schemas.microsoft.com/office/word/2010/wordprocessingDrawing" xmlns:wp="http://schemas.openxmlformats.org/drawingml/2006/wordprocessingDrawing" xmlns:w10="urn:schemas-microsoft-com:office:word" xmlns:w="http://schemas.openxmlformats.org/wordprocessingml/2006/main" xmlns:w14="http://schemas.microsoft.com/office/word/2010/wordml" xmlns:w15="http://schemas.microsoft.com/office/word/2012/wordml" xmlns:w16cei="http://schemas.microsoft.com/office/word/2026/wordml/cei" xmlns:w16cex="http://schemas.microsoft.com/office/word/2018/wordml/cex" xmlns:w16cid="http://schemas.microsoft.com/office/word/2016/wordml/cid" xmlns:w16="http://schemas.microsoft.com/office/word/2018/wordml" xmlns:w16du="http://schemas.microsoft.com/office/word/2023/wordml/word16du" xmlns:w16sdtdh="http://schemas.microsoft.com/office/word/2020/wordml/sdtdatahash" xmlns:w16sdtfl="http://schemas.microsoft.com/office/word/2024/wordml/sdtformatlock" xmlns:w16se="http://schemas.microsoft.com/office/word/2015/wordml/symex" xmlns:wpg="http://schemas.microsoft.com/office/word/2010/wordprocessingGroup" xmlns:wpi="http://schemas.microsoft.com/office/word/2010/wordprocessingInk" xmlns:wne="http://schemas.microsoft.com/office/word/2006/wordml" xmlns:wps="http://schemas.microsoft.com/office/word/2010/wordprocessingShape" mc:Ignorable="w14 w15 w16se w16cid w16 w16cex w16sdtdh w16sdtfl w16du wp14">
+<w:hdr xmlns:wpc="http://schemas.microsoft.com/office/word/2010/wordprocessingCanvas" xmlns:cx="http://schemas.microsoft.com/office/drawing/2014/chartex" xmlns:cx1="http://schemas.microsoft.com/office/drawing/2015/9/8/chartex" xmlns:cx2="http://schemas.microsoft.com/office/drawing/2015/10/21/chartex" xmlns:cx3="http://schemas.microsoft.com/office/drawing/2016/5/9/chartex" xmlns:cx4="http://schemas.microsoft.com/office/drawing/2016/5/10/chartex" xmlns:cx5="http://schemas.microsoft.com/office/drawing/2016/5/11/chartex" xmlns:cx6="http://schemas.microsoft.com/office/drawing/2016/5/12/chartex" xmlns:cx7="http://schemas.microsoft.com/office/drawing/2016/5/13/chartex" xmlns:cx8="http://schemas.microsoft.com/office/drawing/2016/5/14/chartex" xmlns:mc="http://schemas.openxmlformats.org/markup-compatibility/2006" xmlns:aink="http://schemas.microsoft.com/office/drawing/2016/ink" xmlns:am3d="http://schemas.microsoft.com/office/drawing/2017/model3d" xmlns:o="urn:schemas-microsoft-com:office:office" xmlns:oel="http://schemas.microsoft.com/office/2019/extlst" xmlns:r="http://schemas.openxmlformats.org/officeDocument/2006/relationships" xmlns:m="http://schemas.openxmlformats.org/officeDocument/2006/math" xmlns:v="urn:schemas-microsoft-com:vml" xmlns:wp14="http://schemas.microsoft.com/office/word/2010/wordprocessingDrawing" xmlns:wp="http://schemas.openxmlformats.org/drawingml/2006/wordprocessingDrawing" xmlns:w10="urn:schemas-microsoft-com:office:word" xmlns:w="http://schemas.openxmlformats.org/wordprocessingml/2006/main" xmlns:w14="http://schemas.microsoft.com/office/word/2010/wordml" xmlns:w15="http://schemas.microsoft.com/office/word/2012/wordml" xmlns:w16cex="http://schemas.microsoft.com/office/word/2018/wordml/cex" xmlns:w16cid="http://schemas.microsoft.com/office/word/2016/wordml/cid" xmlns:w16="http://schemas.microsoft.com/office/word/2018/wordml" xmlns:w16du="http://schemas.microsoft.com/office/word/2023/wordml/word16du" xmlns:w16sdtdh="http://schemas.microsoft.com/office/word/2020/wordml/sdtdatahash" xmlns:w16sdtfl="http://schemas.microsoft.com/office/word/2024/wordml/sdtformatlock" xmlns:w16se="http://schemas.microsoft.com/office/word/2015/wordml/symex" xmlns:wpg="http://schemas.microsoft.com/office/word/2010/wordprocessingGroup" xmlns:wpi="http://schemas.microsoft.com/office/word/2010/wordprocessingInk" xmlns:wne="http://schemas.microsoft.com/office/word/2006/wordml" xmlns:wps="http://schemas.microsoft.com/office/word/2010/wordprocessingShape" mc:Ignorable="w14 w15 w16se w16cid w16 w16cex w16sdtdh w16sdtfl w16du wp14">
   <w:p>
     <w:pPr>
       <w:pStyle w:val="Header"/>
